--- a/storage/template/hpq_template_rapor_tahfidz.docx
+++ b/storage/template/hpq_template_rapor_tahfidz.docx
@@ -1,6 +1,6 @@
 
 <file path=word/document.xml><?xml version="1.0" encoding="utf-8"?>
-<w:document xmlns:wpc="http://schemas.microsoft.com/office/word/2010/wordprocessingCanvas" xmlns:cx="http://schemas.microsoft.com/office/drawing/2014/chartex" xmlns:cx1="http://schemas.microsoft.com/office/drawing/2015/9/8/chartex" xmlns:cx2="http://schemas.microsoft.com/office/drawing/2015/10/21/chartex" xmlns:cx3="http://schemas.microsoft.com/office/drawing/2016/5/9/chartex" xmlns:cx4="http://schemas.microsoft.com/office/drawing/2016/5/10/chartex" xmlns:cx5="http://schemas.microsoft.com/office/drawing/2016/5/11/chartex" xmlns:cx6="http://schemas.microsoft.com/office/drawing/2016/5/12/chartex" xmlns:cx7="http://schemas.microsoft.com/office/drawing/2016/5/13/chartex" xmlns:cx8="http://schemas.microsoft.com/office/drawing/2016/5/14/chartex" xmlns:mc="http://schemas.openxmlformats.org/markup-compatibility/2006" xmlns:aink="http://schemas.microsoft.com/office/drawing/2016/ink" xmlns:am3d="http://schemas.microsoft.com/office/drawing/2017/model3d" xmlns:o="urn:schemas-microsoft-com:office:office" xmlns:oel="http://schemas.microsoft.com/office/2019/extlst" xmlns:r="http://schemas.openxmlformats.org/officeDocument/2006/relationships" xmlns:m="http://schemas.openxmlformats.org/officeDocument/2006/math" xmlns:v="urn:schemas-microsoft-com:vml" xmlns:wp14="http://schemas.microsoft.com/office/word/2010/wordprocessingDrawing" xmlns:wp="http://schemas.openxmlformats.org/drawingml/2006/wordprocessingDrawing" xmlns:w10="urn:schemas-microsoft-com:office:word" xmlns:w="http://schemas.openxmlformats.org/wordprocessingml/2006/main" xmlns:w14="http://schemas.microsoft.com/office/word/2010/wordml" xmlns:w15="http://schemas.microsoft.com/office/word/2012/wordml" xmlns:w16cex="http://schemas.microsoft.com/office/word/2018/wordml/cex" xmlns:w16cid="http://schemas.microsoft.com/office/word/2016/wordml/cid" xmlns:w16="http://schemas.microsoft.com/office/word/2018/wordml" xmlns:w16sdtdh="http://schemas.microsoft.com/office/word/2020/wordml/sdtdatahash" xmlns:w16se="http://schemas.microsoft.com/office/word/2015/wordml/symex" xmlns:wpg="http://schemas.microsoft.com/office/word/2010/wordprocessingGroup" xmlns:wpi="http://schemas.microsoft.com/office/word/2010/wordprocessingInk" xmlns:wne="http://schemas.microsoft.com/office/word/2006/wordml" xmlns:wps="http://schemas.microsoft.com/office/word/2010/wordprocessingShape" mc:Ignorable="w14 w15 w16se w16cid w16 w16cex w16sdtdh wp14">
+<w:document xmlns:wpc="http://schemas.microsoft.com/office/word/2010/wordprocessingCanvas" xmlns:mc="http://schemas.openxmlformats.org/markup-compatibility/2006" xmlns:o="urn:schemas-microsoft-com:office:office" xmlns:r="http://schemas.openxmlformats.org/officeDocument/2006/relationships" xmlns:m="http://schemas.openxmlformats.org/officeDocument/2006/math" xmlns:v="urn:schemas-microsoft-com:vml" xmlns:wp14="http://schemas.microsoft.com/office/word/2010/wordprocessingDrawing" xmlns:wp="http://schemas.openxmlformats.org/drawingml/2006/wordprocessingDrawing" xmlns:w="http://schemas.openxmlformats.org/wordprocessingml/2006/main" xmlns:w14="http://schemas.microsoft.com/office/word/2010/wordml" xmlns:w10="urn:schemas-microsoft-com:office:word" xmlns:w15="http://schemas.microsoft.com/office/word/2012/wordml" xmlns:wpg="http://schemas.microsoft.com/office/word/2010/wordprocessingGroup" xmlns:wpi="http://schemas.microsoft.com/office/word/2010/wordprocessingInk" xmlns:wne="http://schemas.microsoft.com/office/word/2006/wordml" xmlns:wps="http://schemas.microsoft.com/office/word/2010/wordprocessingShape" xmlns:wpsCustomData="http://www.wps.cn/officeDocument/2013/wpsCustomData" mc:Ignorable="w14 w15 wp14">
   <w:body>
     <w:p>
       <w:pPr>
@@ -11,90 +11,18 @@
           <w:b/>
           <w:sz w:val="24"/>
           <w:szCs w:val="24"/>
-          <w:lang w:val="en-ID"/>
+          <w:lang w:val="zh-CN"/>
         </w:rPr>
       </w:pPr>
-      <w:r>
-        <w:rPr>
-          <w:rFonts w:ascii="Arial" w:hAnsi="Arial" w:cs="Arial"/>
-          <w:noProof/>
-          <w:lang w:val="en-ID"/>
-        </w:rPr>
-        <w:drawing>
-          <wp:anchor distT="0" distB="0" distL="114300" distR="114300" simplePos="0" relativeHeight="251662848" behindDoc="1" locked="0" layoutInCell="1" allowOverlap="1" wp14:anchorId="0F68C05E" wp14:editId="319FFA5C">
-            <wp:simplePos x="0" y="0"/>
-            <wp:positionH relativeFrom="column">
-              <wp:posOffset>84454</wp:posOffset>
-            </wp:positionH>
-            <wp:positionV relativeFrom="paragraph">
-              <wp:posOffset>136525</wp:posOffset>
-            </wp:positionV>
-            <wp:extent cx="1976911" cy="1501140"/>
-            <wp:effectExtent l="0" t="0" r="0" b="0"/>
-            <wp:wrapNone/>
-            <wp:docPr id="3" name="Picture 3" descr="Logo&#10;&#10;Description automatically generated"/>
-            <wp:cNvGraphicFramePr>
-              <a:graphicFrameLocks xmlns:a="http://schemas.openxmlformats.org/drawingml/2006/main" noChangeAspect="1"/>
-            </wp:cNvGraphicFramePr>
-            <a:graphic xmlns:a="http://schemas.openxmlformats.org/drawingml/2006/main">
-              <a:graphicData uri="http://schemas.openxmlformats.org/drawingml/2006/picture">
-                <pic:pic xmlns:pic="http://schemas.openxmlformats.org/drawingml/2006/picture">
-                  <pic:nvPicPr>
-                    <pic:cNvPr id="3" name="Picture 3" descr="Logo&#10;&#10;Description automatically generated"/>
-                    <pic:cNvPicPr/>
-                  </pic:nvPicPr>
-                  <pic:blipFill>
-                    <a:blip r:embed="rId8" cstate="print">
-                      <a:extLst>
-                        <a:ext uri="{28A0092B-C50C-407E-A947-70E740481C1C}">
-                          <a14:useLocalDpi xmlns:a14="http://schemas.microsoft.com/office/drawing/2010/main" val="0"/>
-                        </a:ext>
-                      </a:extLst>
-                    </a:blip>
-                    <a:stretch>
-                      <a:fillRect/>
-                    </a:stretch>
-                  </pic:blipFill>
-                  <pic:spPr>
-                    <a:xfrm>
-                      <a:off x="0" y="0"/>
-                      <a:ext cx="1997936" cy="1517105"/>
-                    </a:xfrm>
-                    <a:prstGeom prst="rect">
-                      <a:avLst/>
-                    </a:prstGeom>
-                  </pic:spPr>
-                </pic:pic>
-              </a:graphicData>
-            </a:graphic>
-            <wp14:sizeRelH relativeFrom="margin">
-              <wp14:pctWidth>0</wp14:pctWidth>
-            </wp14:sizeRelH>
-            <wp14:sizeRelV relativeFrom="margin">
-              <wp14:pctHeight>0</wp14:pctHeight>
-            </wp14:sizeRelV>
-          </wp:anchor>
-        </w:drawing>
-      </w:r>
       <w:r>
         <w:rPr>
           <w:rFonts w:ascii="Arial" w:hAnsi="Arial" w:cs="Arial"/>
           <w:b/>
           <w:sz w:val="24"/>
           <w:szCs w:val="24"/>
-          <w:lang w:val="en-ID"/>
-        </w:rPr>
-        <w:t>LAPORAN PERKEMBANGAN</w:t>
-      </w:r>
-      <w:r>
-        <w:rPr>
-          <w:rFonts w:ascii="Arial" w:hAnsi="Arial" w:cs="Arial"/>
-          <w:b/>
-          <w:sz w:val="24"/>
-          <w:szCs w:val="24"/>
-          <w:lang w:val="en-ID"/>
-        </w:rPr>
-        <w:t xml:space="preserve"> BELAJAR</w:t>
+          <w:lang w:val="zh-CN"/>
+        </w:rPr>
+        <w:t>LAPORAN PERKEMBANGAN BELAJAR</w:t>
       </w:r>
     </w:p>
     <w:p>
@@ -106,7 +34,7 @@
           <w:b/>
           <w:sz w:val="24"/>
           <w:szCs w:val="24"/>
-          <w:lang w:val="en-ID"/>
+          <w:lang w:val="zh-CN"/>
         </w:rPr>
       </w:pPr>
       <w:r>
@@ -115,7 +43,7 @@
           <w:b/>
           <w:sz w:val="24"/>
           <w:szCs w:val="24"/>
-          <w:lang w:val="en-ID"/>
+          <w:lang w:val="zh-CN"/>
         </w:rPr>
         <w:t>PROGRAM TAHFIZH</w:t>
       </w:r>
@@ -129,7 +57,7 @@
           <w:b/>
           <w:sz w:val="24"/>
           <w:szCs w:val="24"/>
-          <w:lang w:val="en-ID"/>
+          <w:lang w:val="zh-CN"/>
         </w:rPr>
       </w:pPr>
     </w:p>
@@ -147,44 +75,107 @@
         <w:ind w:firstLine="3544"/>
         <w:rPr>
           <w:rFonts w:ascii="Arial" w:hAnsi="Arial" w:cs="Arial"/>
-          <w:lang w:val="en-ID"/>
+          <w:lang w:val="zh-CN"/>
         </w:rPr>
       </w:pPr>
       <w:r>
+        <w:drawing>
+          <wp:anchor distT="0" distB="0" distL="114300" distR="114300" simplePos="0" relativeHeight="251661312" behindDoc="1" locked="0" layoutInCell="1" allowOverlap="1">
+            <wp:simplePos x="0" y="0"/>
+            <wp:positionH relativeFrom="column">
+              <wp:posOffset>184150</wp:posOffset>
+            </wp:positionH>
+            <wp:positionV relativeFrom="paragraph">
+              <wp:posOffset>-34925</wp:posOffset>
+            </wp:positionV>
+            <wp:extent cx="1613535" cy="1022350"/>
+            <wp:effectExtent l="0" t="0" r="12065" b="19050"/>
+            <wp:wrapNone/>
+            <wp:docPr id="2" name="Picture 1"/>
+            <wp:cNvGraphicFramePr>
+              <a:graphicFrameLocks xmlns:a="http://schemas.openxmlformats.org/drawingml/2006/main" noChangeAspect="1"/>
+            </wp:cNvGraphicFramePr>
+            <a:graphic xmlns:a="http://schemas.openxmlformats.org/drawingml/2006/main">
+              <a:graphicData uri="http://schemas.openxmlformats.org/drawingml/2006/picture">
+                <pic:pic xmlns:pic="http://schemas.openxmlformats.org/drawingml/2006/picture">
+                  <pic:nvPicPr>
+                    <pic:cNvPr id="2" name="Picture 1"/>
+                    <pic:cNvPicPr>
+                      <a:picLocks noChangeAspect="1"/>
+                    </pic:cNvPicPr>
+                  </pic:nvPicPr>
+                  <pic:blipFill>
+                    <a:blip r:embed="rId6"/>
+                    <a:stretch>
+                      <a:fillRect/>
+                    </a:stretch>
+                  </pic:blipFill>
+                  <pic:spPr>
+                    <a:xfrm>
+                      <a:off x="0" y="0"/>
+                      <a:ext cx="1613535" cy="1022350"/>
+                    </a:xfrm>
+                    <a:prstGeom prst="rect">
+                      <a:avLst/>
+                    </a:prstGeom>
+                    <a:noFill/>
+                    <a:ln>
+                      <a:noFill/>
+                    </a:ln>
+                  </pic:spPr>
+                </pic:pic>
+              </a:graphicData>
+            </a:graphic>
+          </wp:anchor>
+        </w:drawing>
+      </w:r>
+      <w:r>
         <w:rPr>
           <w:rFonts w:ascii="Arial" w:hAnsi="Arial" w:cs="Arial"/>
-          <w:lang w:val="en-ID"/>
+          <w:lang w:val="zh-CN"/>
         </w:rPr>
         <w:t>Nama Santri</w:t>
       </w:r>
       <w:r>
         <w:rPr>
           <w:rFonts w:ascii="Arial" w:hAnsi="Arial" w:cs="Arial"/>
-          <w:lang w:val="en-ID"/>
+          <w:lang w:val="zh-CN"/>
         </w:rPr>
         <w:tab/>
       </w:r>
       <w:r>
         <w:rPr>
           <w:rFonts w:ascii="Arial" w:hAnsi="Arial" w:cs="Arial"/>
-          <w:lang w:val="en-ID"/>
+          <w:lang w:val="zh-CN"/>
         </w:rPr>
         <w:tab/>
       </w:r>
       <w:r>
         <w:rPr>
           <w:rFonts w:ascii="Arial" w:hAnsi="Arial" w:cs="Arial"/>
-          <w:lang w:val="en-ID"/>
+          <w:lang w:val="zh-CN"/>
         </w:rPr>
         <w:tab/>
+      </w:r>
+      <w:r>
+        <w:rPr>
+          <w:rFonts w:ascii="Arial" w:hAnsi="Arial" w:cs="Arial"/>
+          <w:lang w:val="zh-CN"/>
+        </w:rPr>
         <w:t>:</w:t>
       </w:r>
       <w:r>
         <w:rPr>
           <w:rFonts w:ascii="Arial" w:hAnsi="Arial" w:cs="Arial"/>
-          <w:lang w:val="en-ID"/>
+          <w:lang w:val="zh-CN"/>
         </w:rPr>
         <w:tab/>
+      </w:r>
+      <w:r>
+        <w:rPr>
+          <w:rFonts w:ascii="Arial" w:hAnsi="Arial" w:cs="Arial"/>
+          <w:lang w:val="zh-CN"/>
+        </w:rPr>
         <w:t>${santri_name}</w:t>
       </w:r>
     </w:p>
@@ -202,30 +193,42 @@
         <w:ind w:firstLine="3544"/>
         <w:rPr>
           <w:rFonts w:ascii="Arial" w:hAnsi="Arial" w:cs="Arial"/>
-          <w:lang w:val="en-ID"/>
+          <w:lang w:val="zh-CN"/>
         </w:rPr>
       </w:pPr>
       <w:r>
         <w:rPr>
           <w:rFonts w:ascii="Arial" w:hAnsi="Arial" w:cs="Arial"/>
-          <w:lang w:val="en-ID"/>
+          <w:lang w:val="zh-CN"/>
         </w:rPr>
         <w:t xml:space="preserve">Nomor Induk Santri </w:t>
       </w:r>
       <w:r>
         <w:rPr>
           <w:rFonts w:ascii="Arial" w:hAnsi="Arial" w:cs="Arial"/>
-          <w:lang w:val="en-ID"/>
+          <w:lang w:val="zh-CN"/>
         </w:rPr>
         <w:tab/>
+      </w:r>
+      <w:r>
+        <w:rPr>
+          <w:rFonts w:ascii="Arial" w:hAnsi="Arial" w:cs="Arial"/>
+          <w:lang w:val="zh-CN"/>
+        </w:rPr>
         <w:t>:</w:t>
       </w:r>
       <w:r>
         <w:rPr>
           <w:rFonts w:ascii="Arial" w:hAnsi="Arial" w:cs="Arial"/>
-          <w:lang w:val="en-ID"/>
+          <w:lang w:val="zh-CN"/>
         </w:rPr>
         <w:tab/>
+      </w:r>
+      <w:r>
+        <w:rPr>
+          <w:rFonts w:ascii="Arial" w:hAnsi="Arial" w:cs="Arial"/>
+          <w:lang w:val="zh-CN"/>
+        </w:rPr>
         <w:t>${nis}</w:t>
       </w:r>
     </w:p>
@@ -243,30 +246,42 @@
         <w:ind w:firstLine="3544"/>
         <w:rPr>
           <w:rFonts w:ascii="Arial" w:hAnsi="Arial" w:cs="Arial"/>
-          <w:lang w:val="en-ID"/>
+          <w:lang w:val="zh-CN"/>
         </w:rPr>
       </w:pPr>
       <w:r>
         <w:rPr>
           <w:rFonts w:ascii="Arial" w:hAnsi="Arial" w:cs="Arial"/>
-          <w:lang w:val="en-ID"/>
+          <w:lang w:val="zh-CN"/>
         </w:rPr>
         <w:t>Semester /Periode</w:t>
       </w:r>
       <w:r>
         <w:rPr>
           <w:rFonts w:ascii="Arial" w:hAnsi="Arial" w:cs="Arial"/>
-          <w:lang w:val="en-ID"/>
+          <w:lang w:val="zh-CN"/>
         </w:rPr>
         <w:tab/>
+      </w:r>
+      <w:r>
+        <w:rPr>
+          <w:rFonts w:ascii="Arial" w:hAnsi="Arial" w:cs="Arial"/>
+          <w:lang w:val="zh-CN"/>
+        </w:rPr>
         <w:t xml:space="preserve">: </w:t>
       </w:r>
       <w:r>
         <w:rPr>
           <w:rFonts w:ascii="Arial" w:hAnsi="Arial" w:cs="Arial"/>
-          <w:lang w:val="en-ID"/>
+          <w:lang w:val="zh-CN"/>
         </w:rPr>
         <w:tab/>
+      </w:r>
+      <w:r>
+        <w:rPr>
+          <w:rFonts w:ascii="Arial" w:hAnsi="Arial" w:cs="Arial"/>
+          <w:lang w:val="zh-CN"/>
+        </w:rPr>
         <w:t>${semester_name}</w:t>
       </w:r>
     </w:p>
@@ -284,28 +299,34 @@
         <w:ind w:firstLine="3544"/>
         <w:rPr>
           <w:rFonts w:ascii="Arial" w:hAnsi="Arial" w:cs="Arial"/>
-          <w:lang w:val="en-ID"/>
+          <w:lang w:val="zh-CN"/>
         </w:rPr>
       </w:pPr>
       <w:r>
         <w:rPr>
           <w:rFonts w:ascii="Arial" w:hAnsi="Arial" w:cs="Arial"/>
-          <w:lang w:val="en-ID"/>
+          <w:lang w:val="zh-CN"/>
         </w:rPr>
         <w:t>Juz yang Diujikan</w:t>
       </w:r>
       <w:r>
         <w:rPr>
           <w:rFonts w:ascii="Arial" w:hAnsi="Arial" w:cs="Arial"/>
-          <w:lang w:val="en-ID"/>
+          <w:lang w:val="zh-CN"/>
         </w:rPr>
         <w:tab/>
+      </w:r>
+      <w:r>
+        <w:rPr>
+          <w:rFonts w:ascii="Arial" w:hAnsi="Arial" w:cs="Arial"/>
+          <w:lang w:val="zh-CN"/>
+        </w:rPr>
         <w:t>:</w:t>
       </w:r>
       <w:r>
         <w:rPr>
           <w:rFonts w:ascii="Arial" w:hAnsi="Arial" w:cs="Arial"/>
-          <w:lang w:val="en-ID"/>
+          <w:lang w:val="zh-CN"/>
         </w:rPr>
         <w:tab/>
       </w:r>
@@ -324,69 +345,82 @@
         <w:ind w:firstLine="3544"/>
         <w:rPr>
           <w:rFonts w:ascii="Arial" w:hAnsi="Arial" w:cs="Arial"/>
-          <w:lang w:val="en-ID"/>
+          <w:lang w:val="zh-CN"/>
         </w:rPr>
       </w:pPr>
       <w:r>
         <w:rPr>
           <w:rFonts w:ascii="Arial" w:hAnsi="Arial" w:cs="Arial"/>
-          <w:lang w:val="en-ID"/>
+          <w:lang w:val="zh-CN"/>
         </w:rPr>
         <w:t xml:space="preserve">Jumlah Hafalan </w:t>
       </w:r>
       <w:r>
         <w:rPr>
           <w:rFonts w:ascii="Arial" w:hAnsi="Arial" w:cs="Arial"/>
-          <w:lang w:val="en-ID"/>
+          <w:lang w:val="zh-CN"/>
         </w:rPr>
         <w:tab/>
       </w:r>
       <w:r>
         <w:rPr>
           <w:rFonts w:ascii="Arial" w:hAnsi="Arial" w:cs="Arial"/>
-          <w:lang w:val="en-ID"/>
+          <w:lang w:val="zh-CN"/>
         </w:rPr>
         <w:tab/>
+      </w:r>
+      <w:r>
+        <w:rPr>
+          <w:rFonts w:ascii="Arial" w:hAnsi="Arial" w:cs="Arial"/>
+          <w:lang w:val="zh-CN"/>
+        </w:rPr>
         <w:t>:</w:t>
       </w:r>
       <w:r>
         <w:rPr>
           <w:rFonts w:ascii="Arial" w:hAnsi="Arial" w:cs="Arial"/>
-          <w:lang w:val="en-ID"/>
+          <w:lang w:val="zh-CN"/>
         </w:rPr>
         <w:tab/>
       </w:r>
     </w:p>
     <w:p>
       <w:pPr>
-        <w:pStyle w:val="ListParagraph"/>
+        <w:pStyle w:val="9"/>
         <w:numPr>
           <w:ilvl w:val="0"/>
-          <w:numId w:val="3"/>
+          <w:numId w:val="1"/>
         </w:numPr>
         <w:suppressAutoHyphens/>
+        <w:spacing w:line="240" w:lineRule="auto"/>
         <w:ind w:left="567" w:hanging="567"/>
         <w:rPr>
           <w:rFonts w:ascii="Arial" w:hAnsi="Arial" w:cs="Arial"/>
           <w:b/>
-          <w:lang w:val="en-ID"/>
+          <w:lang w:val="zh-CN"/>
         </w:rPr>
       </w:pPr>
       <w:r>
         <w:rPr>
           <w:rFonts w:ascii="Arial" w:hAnsi="Arial" w:cs="Arial"/>
           <w:b/>
-          <w:lang w:val="en-ID"/>
+          <w:lang w:val="zh-CN"/>
         </w:rPr>
         <w:t>EVALUASI KUALITAS HAFALAN</w:t>
       </w:r>
     </w:p>
     <w:tbl>
       <w:tblPr>
+        <w:tblStyle w:val="3"/>
         <w:tblW w:w="10215" w:type="dxa"/>
         <w:tblInd w:w="93" w:type="dxa"/>
         <w:tblLayout w:type="fixed"/>
-        <w:tblLook w:val="04A0" w:firstRow="1" w:lastRow="0" w:firstColumn="1" w:lastColumn="0" w:noHBand="0" w:noVBand="1"/>
+        <w:tblCellMar>
+          <w:top w:w="0" w:type="dxa"/>
+          <w:left w:w="108" w:type="dxa"/>
+          <w:bottom w:w="0" w:type="dxa"/>
+          <w:right w:w="108" w:type="dxa"/>
+        </w:tblCellMar>
       </w:tblPr>
       <w:tblGrid>
         <w:gridCol w:w="579"/>
@@ -397,20 +431,19 @@
       </w:tblGrid>
       <w:tr>
         <w:trPr>
-          <w:trHeight w:val="360"/>
+          <w:trHeight w:val="360" w:hRule="atLeast"/>
         </w:trPr>
         <w:tc>
           <w:tcPr>
             <w:tcW w:w="578" w:type="dxa"/>
             <w:vMerge w:val="restart"/>
             <w:tcBorders>
-              <w:top w:val="single" w:sz="4" w:space="0" w:color="000000"/>
-              <w:left w:val="single" w:sz="4" w:space="0" w:color="000000"/>
-              <w:bottom w:val="single" w:sz="4" w:space="0" w:color="000000"/>
-              <w:right w:val="single" w:sz="4" w:space="0" w:color="000000"/>
-            </w:tcBorders>
-            <w:vAlign w:val="center"/>
-            <w:hideMark/>
+              <w:top w:val="single" w:color="000000" w:sz="4" w:space="0"/>
+              <w:left w:val="single" w:color="000000" w:sz="4" w:space="0"/>
+              <w:bottom w:val="single" w:color="000000" w:sz="4" w:space="0"/>
+              <w:right w:val="single" w:color="000000" w:sz="4" w:space="0"/>
+            </w:tcBorders>
+            <w:vAlign w:val="center"/>
           </w:tcPr>
           <w:p>
             <w:pPr>
@@ -418,7 +451,7 @@
               <w:spacing w:after="0" w:line="240" w:lineRule="auto"/>
               <w:jc w:val="center"/>
               <w:rPr>
-                <w:rFonts w:ascii="Arial" w:eastAsia="Times New Roman" w:hAnsi="Arial" w:cs="Arial"/>
+                <w:rFonts w:ascii="Arial" w:hAnsi="Arial" w:eastAsia="Times New Roman" w:cs="Arial"/>
                 <w:b/>
                 <w:bCs/>
                 <w:color w:val="000000"/>
@@ -426,7 +459,7 @@
             </w:pPr>
             <w:r>
               <w:rPr>
-                <w:rFonts w:ascii="Arial" w:eastAsia="Times New Roman" w:hAnsi="Arial" w:cs="Arial"/>
+                <w:rFonts w:ascii="Arial" w:hAnsi="Arial" w:eastAsia="Times New Roman" w:cs="Arial"/>
                 <w:b/>
                 <w:bCs/>
                 <w:color w:val="000000"/>
@@ -441,13 +474,12 @@
             <w:gridSpan w:val="2"/>
             <w:vMerge w:val="restart"/>
             <w:tcBorders>
-              <w:top w:val="single" w:sz="4" w:space="0" w:color="000000"/>
-              <w:left w:val="single" w:sz="4" w:space="0" w:color="000000"/>
-              <w:bottom w:val="single" w:sz="4" w:space="0" w:color="000000"/>
-              <w:right w:val="single" w:sz="4" w:space="0" w:color="000000"/>
-            </w:tcBorders>
-            <w:vAlign w:val="center"/>
-            <w:hideMark/>
+              <w:top w:val="single" w:color="000000" w:sz="4" w:space="0"/>
+              <w:left w:val="single" w:color="000000" w:sz="4" w:space="0"/>
+              <w:bottom w:val="single" w:color="000000" w:sz="4" w:space="0"/>
+              <w:right w:val="single" w:color="000000" w:sz="4" w:space="0"/>
+            </w:tcBorders>
+            <w:vAlign w:val="center"/>
           </w:tcPr>
           <w:p>
             <w:pPr>
@@ -455,7 +487,7 @@
               <w:spacing w:after="0" w:line="240" w:lineRule="auto"/>
               <w:jc w:val="center"/>
               <w:rPr>
-                <w:rFonts w:ascii="Arial" w:eastAsia="Times New Roman" w:hAnsi="Arial" w:cs="Arial"/>
+                <w:rFonts w:ascii="Arial" w:hAnsi="Arial" w:eastAsia="Times New Roman" w:cs="Arial"/>
                 <w:b/>
                 <w:bCs/>
                 <w:color w:val="000000"/>
@@ -463,7 +495,7 @@
             </w:pPr>
             <w:r>
               <w:rPr>
-                <w:rFonts w:ascii="Arial" w:eastAsia="Times New Roman" w:hAnsi="Arial" w:cs="Arial"/>
+                <w:rFonts w:ascii="Arial" w:hAnsi="Arial" w:eastAsia="Times New Roman" w:cs="Arial"/>
                 <w:b/>
                 <w:bCs/>
                 <w:color w:val="000000"/>
@@ -477,13 +509,12 @@
             <w:tcW w:w="6659" w:type="dxa"/>
             <w:gridSpan w:val="2"/>
             <w:tcBorders>
-              <w:top w:val="single" w:sz="4" w:space="0" w:color="000000"/>
+              <w:top w:val="single" w:color="000000" w:sz="4" w:space="0"/>
               <w:left w:val="nil"/>
-              <w:bottom w:val="single" w:sz="4" w:space="0" w:color="000000"/>
-              <w:right w:val="single" w:sz="4" w:space="0" w:color="000000"/>
-            </w:tcBorders>
-            <w:vAlign w:val="center"/>
-            <w:hideMark/>
+              <w:bottom w:val="single" w:color="000000" w:sz="4" w:space="0"/>
+              <w:right w:val="single" w:color="000000" w:sz="4" w:space="0"/>
+            </w:tcBorders>
+            <w:vAlign w:val="center"/>
           </w:tcPr>
           <w:p>
             <w:pPr>
@@ -491,7 +522,7 @@
               <w:spacing w:after="0" w:line="240" w:lineRule="auto"/>
               <w:jc w:val="center"/>
               <w:rPr>
-                <w:rFonts w:ascii="Arial" w:eastAsia="Times New Roman" w:hAnsi="Arial" w:cs="Arial"/>
+                <w:rFonts w:ascii="Arial" w:hAnsi="Arial" w:eastAsia="Times New Roman" w:cs="Arial"/>
                 <w:b/>
                 <w:bCs/>
                 <w:color w:val="000000"/>
@@ -499,7 +530,7 @@
             </w:pPr>
             <w:r>
               <w:rPr>
-                <w:rFonts w:ascii="Arial" w:eastAsia="Times New Roman" w:hAnsi="Arial" w:cs="Arial"/>
+                <w:rFonts w:ascii="Arial" w:hAnsi="Arial" w:eastAsia="Times New Roman" w:cs="Arial"/>
                 <w:b/>
                 <w:bCs/>
                 <w:color w:val="000000"/>
@@ -511,26 +542,25 @@
       </w:tr>
       <w:tr>
         <w:trPr>
-          <w:trHeight w:val="360"/>
+          <w:trHeight w:val="360" w:hRule="atLeast"/>
         </w:trPr>
         <w:tc>
           <w:tcPr>
             <w:tcW w:w="578" w:type="dxa"/>
-            <w:vMerge/>
-            <w:tcBorders>
-              <w:top w:val="single" w:sz="4" w:space="0" w:color="000000"/>
-              <w:left w:val="single" w:sz="4" w:space="0" w:color="000000"/>
-              <w:bottom w:val="single" w:sz="4" w:space="0" w:color="000000"/>
-              <w:right w:val="single" w:sz="4" w:space="0" w:color="000000"/>
-            </w:tcBorders>
-            <w:vAlign w:val="center"/>
-            <w:hideMark/>
-          </w:tcPr>
-          <w:p>
-            <w:pPr>
-              <w:spacing w:after="0" w:line="240" w:lineRule="auto"/>
-              <w:rPr>
-                <w:rFonts w:ascii="Arial" w:eastAsia="Times New Roman" w:hAnsi="Arial" w:cs="Arial"/>
+            <w:vMerge w:val="continue"/>
+            <w:tcBorders>
+              <w:top w:val="single" w:color="000000" w:sz="4" w:space="0"/>
+              <w:left w:val="single" w:color="000000" w:sz="4" w:space="0"/>
+              <w:bottom w:val="single" w:color="000000" w:sz="4" w:space="0"/>
+              <w:right w:val="single" w:color="000000" w:sz="4" w:space="0"/>
+            </w:tcBorders>
+            <w:vAlign w:val="center"/>
+          </w:tcPr>
+          <w:p>
+            <w:pPr>
+              <w:spacing w:after="0" w:line="240" w:lineRule="auto"/>
+              <w:rPr>
+                <w:rFonts w:ascii="Arial" w:hAnsi="Arial" w:eastAsia="Times New Roman" w:cs="Arial"/>
                 <w:b/>
                 <w:bCs/>
                 <w:color w:val="000000"/>
@@ -542,21 +572,20 @@
           <w:tcPr>
             <w:tcW w:w="5561" w:type="dxa"/>
             <w:gridSpan w:val="2"/>
-            <w:vMerge/>
-            <w:tcBorders>
-              <w:top w:val="single" w:sz="4" w:space="0" w:color="000000"/>
-              <w:left w:val="single" w:sz="4" w:space="0" w:color="000000"/>
-              <w:bottom w:val="single" w:sz="4" w:space="0" w:color="000000"/>
-              <w:right w:val="single" w:sz="4" w:space="0" w:color="000000"/>
-            </w:tcBorders>
-            <w:vAlign w:val="center"/>
-            <w:hideMark/>
-          </w:tcPr>
-          <w:p>
-            <w:pPr>
-              <w:spacing w:after="0" w:line="240" w:lineRule="auto"/>
-              <w:rPr>
-                <w:rFonts w:ascii="Arial" w:eastAsia="Times New Roman" w:hAnsi="Arial" w:cs="Arial"/>
+            <w:vMerge w:val="continue"/>
+            <w:tcBorders>
+              <w:top w:val="single" w:color="000000" w:sz="4" w:space="0"/>
+              <w:left w:val="single" w:color="000000" w:sz="4" w:space="0"/>
+              <w:bottom w:val="single" w:color="000000" w:sz="4" w:space="0"/>
+              <w:right w:val="single" w:color="000000" w:sz="4" w:space="0"/>
+            </w:tcBorders>
+            <w:vAlign w:val="center"/>
+          </w:tcPr>
+          <w:p>
+            <w:pPr>
+              <w:spacing w:after="0" w:line="240" w:lineRule="auto"/>
+              <w:rPr>
+                <w:rFonts w:ascii="Arial" w:hAnsi="Arial" w:eastAsia="Times New Roman" w:cs="Arial"/>
                 <w:b/>
                 <w:bCs/>
                 <w:color w:val="000000"/>
@@ -568,13 +597,12 @@
           <w:tcPr>
             <w:tcW w:w="2623" w:type="dxa"/>
             <w:tcBorders>
-              <w:top w:val="single" w:sz="4" w:space="0" w:color="000000"/>
+              <w:top w:val="single" w:color="000000" w:sz="4" w:space="0"/>
               <w:left w:val="nil"/>
-              <w:bottom w:val="single" w:sz="4" w:space="0" w:color="000000"/>
+              <w:bottom w:val="single" w:color="000000" w:sz="4" w:space="0"/>
               <w:right w:val="nil"/>
             </w:tcBorders>
             <w:vAlign w:val="center"/>
-            <w:hideMark/>
           </w:tcPr>
           <w:p>
             <w:pPr>
@@ -582,7 +610,7 @@
               <w:spacing w:after="0" w:line="240" w:lineRule="auto"/>
               <w:jc w:val="center"/>
               <w:rPr>
-                <w:rFonts w:ascii="Arial" w:eastAsia="Times New Roman" w:hAnsi="Arial" w:cs="Arial"/>
+                <w:rFonts w:ascii="Arial" w:hAnsi="Arial" w:eastAsia="Times New Roman" w:cs="Arial"/>
                 <w:b/>
                 <w:bCs/>
                 <w:color w:val="000000"/>
@@ -590,7 +618,7 @@
             </w:pPr>
             <w:r>
               <w:rPr>
-                <w:rFonts w:ascii="Arial" w:eastAsia="Times New Roman" w:hAnsi="Arial" w:cs="Arial"/>
+                <w:rFonts w:ascii="Arial" w:hAnsi="Arial" w:eastAsia="Times New Roman" w:cs="Arial"/>
                 <w:b/>
                 <w:bCs/>
                 <w:color w:val="000000"/>
@@ -603,13 +631,12 @@
           <w:tcPr>
             <w:tcW w:w="4036" w:type="dxa"/>
             <w:tcBorders>
-              <w:top w:val="single" w:sz="4" w:space="0" w:color="000000"/>
-              <w:left w:val="single" w:sz="4" w:space="0" w:color="000000"/>
-              <w:bottom w:val="single" w:sz="4" w:space="0" w:color="000000"/>
-              <w:right w:val="single" w:sz="4" w:space="0" w:color="000000"/>
-            </w:tcBorders>
-            <w:vAlign w:val="center"/>
-            <w:hideMark/>
+              <w:top w:val="single" w:color="000000" w:sz="4" w:space="0"/>
+              <w:left w:val="single" w:color="000000" w:sz="4" w:space="0"/>
+              <w:bottom w:val="single" w:color="000000" w:sz="4" w:space="0"/>
+              <w:right w:val="single" w:color="000000" w:sz="4" w:space="0"/>
+            </w:tcBorders>
+            <w:vAlign w:val="center"/>
           </w:tcPr>
           <w:p>
             <w:pPr>
@@ -617,7 +644,7 @@
               <w:spacing w:after="0" w:line="240" w:lineRule="auto"/>
               <w:jc w:val="center"/>
               <w:rPr>
-                <w:rFonts w:ascii="Arial" w:eastAsia="Times New Roman" w:hAnsi="Arial" w:cs="Arial"/>
+                <w:rFonts w:ascii="Arial" w:hAnsi="Arial" w:eastAsia="Times New Roman" w:cs="Arial"/>
                 <w:b/>
                 <w:bCs/>
                 <w:color w:val="000000"/>
@@ -625,7 +652,7 @@
             </w:pPr>
             <w:r>
               <w:rPr>
-                <w:rFonts w:ascii="Arial" w:eastAsia="Times New Roman" w:hAnsi="Arial" w:cs="Arial"/>
+                <w:rFonts w:ascii="Arial" w:hAnsi="Arial" w:eastAsia="Times New Roman" w:cs="Arial"/>
                 <w:b/>
                 <w:bCs/>
                 <w:color w:val="000000"/>
@@ -637,19 +664,18 @@
       </w:tr>
       <w:tr>
         <w:trPr>
-          <w:trHeight w:val="454"/>
+          <w:trHeight w:val="454" w:hRule="atLeast"/>
         </w:trPr>
         <w:tc>
           <w:tcPr>
             <w:tcW w:w="578" w:type="dxa"/>
             <w:tcBorders>
               <w:top w:val="nil"/>
-              <w:left w:val="single" w:sz="4" w:space="0" w:color="000000"/>
-              <w:bottom w:val="single" w:sz="4" w:space="0" w:color="000000"/>
-              <w:right w:val="single" w:sz="4" w:space="0" w:color="000000"/>
-            </w:tcBorders>
-            <w:vAlign w:val="center"/>
-            <w:hideMark/>
+              <w:left w:val="single" w:color="000000" w:sz="4" w:space="0"/>
+              <w:bottom w:val="single" w:color="000000" w:sz="4" w:space="0"/>
+              <w:right w:val="single" w:color="000000" w:sz="4" w:space="0"/>
+            </w:tcBorders>
+            <w:vAlign w:val="center"/>
           </w:tcPr>
           <w:p>
             <w:pPr>
@@ -657,13 +683,13 @@
               <w:spacing w:after="0" w:line="240" w:lineRule="auto"/>
               <w:jc w:val="center"/>
               <w:rPr>
-                <w:rFonts w:ascii="Arial" w:eastAsia="Times New Roman" w:hAnsi="Arial" w:cs="Arial"/>
+                <w:rFonts w:ascii="Arial" w:hAnsi="Arial" w:eastAsia="Times New Roman" w:cs="Arial"/>
                 <w:color w:val="000000"/>
               </w:rPr>
             </w:pPr>
             <w:r>
               <w:rPr>
-                <w:rFonts w:ascii="Arial" w:eastAsia="Times New Roman" w:hAnsi="Arial" w:cs="Arial"/>
+                <w:rFonts w:ascii="Arial" w:hAnsi="Arial" w:eastAsia="Times New Roman" w:cs="Arial"/>
                 <w:color w:val="000000"/>
               </w:rPr>
               <w:t>1.</w:t>
@@ -675,26 +701,25 @@
             <w:tcW w:w="2984" w:type="dxa"/>
             <w:gridSpan w:val="2"/>
             <w:tcBorders>
-              <w:top w:val="single" w:sz="4" w:space="0" w:color="000000"/>
+              <w:top w:val="single" w:color="000000" w:sz="4" w:space="0"/>
               <w:left w:val="nil"/>
-              <w:bottom w:val="single" w:sz="4" w:space="0" w:color="000000"/>
-              <w:right w:val="single" w:sz="4" w:space="0" w:color="000000"/>
-            </w:tcBorders>
-            <w:vAlign w:val="center"/>
-            <w:hideMark/>
-          </w:tcPr>
-          <w:p>
-            <w:pPr>
-              <w:widowControl w:val="0"/>
-              <w:spacing w:after="0" w:line="240" w:lineRule="auto"/>
-              <w:rPr>
-                <w:rFonts w:ascii="Arial" w:eastAsia="Times New Roman" w:hAnsi="Arial" w:cs="Arial"/>
+              <w:bottom w:val="single" w:color="000000" w:sz="4" w:space="0"/>
+              <w:right w:val="single" w:color="000000" w:sz="4" w:space="0"/>
+            </w:tcBorders>
+            <w:vAlign w:val="center"/>
+          </w:tcPr>
+          <w:p>
+            <w:pPr>
+              <w:widowControl w:val="0"/>
+              <w:spacing w:after="0" w:line="240" w:lineRule="auto"/>
+              <w:rPr>
+                <w:rFonts w:ascii="Arial" w:hAnsi="Arial" w:eastAsia="Times New Roman" w:cs="Arial"/>
                 <w:color w:val="000000"/>
               </w:rPr>
             </w:pPr>
             <w:r>
               <w:rPr>
-                <w:rFonts w:ascii="Arial" w:eastAsia="Times New Roman" w:hAnsi="Arial" w:cs="Arial"/>
+                <w:rFonts w:ascii="Arial" w:hAnsi="Arial" w:eastAsia="Times New Roman" w:cs="Arial"/>
                 <w:color w:val="000000"/>
               </w:rPr>
               <w:t>Ujian Tengah Semester</w:t>
@@ -705,10 +730,10 @@
           <w:tcPr>
             <w:tcW w:w="2623" w:type="dxa"/>
             <w:tcBorders>
-              <w:top w:val="single" w:sz="4" w:space="0" w:color="000000"/>
+              <w:top w:val="single" w:color="000000" w:sz="4" w:space="0"/>
               <w:left w:val="nil"/>
-              <w:bottom w:val="single" w:sz="4" w:space="0" w:color="000000"/>
-              <w:right w:val="single" w:sz="4" w:space="0" w:color="000000"/>
+              <w:bottom w:val="single" w:color="000000" w:sz="4" w:space="0"/>
+              <w:right w:val="single" w:color="000000" w:sz="4" w:space="0"/>
             </w:tcBorders>
             <w:vAlign w:val="center"/>
           </w:tcPr>
@@ -718,7 +743,7 @@
               <w:spacing w:after="0" w:line="240" w:lineRule="auto"/>
               <w:jc w:val="center"/>
               <w:rPr>
-                <w:rFonts w:ascii="Arial" w:eastAsia="Times New Roman" w:hAnsi="Arial" w:cs="Arial"/>
+                <w:rFonts w:ascii="Arial" w:hAnsi="Arial" w:eastAsia="Times New Roman" w:cs="Arial"/>
                 <w:color w:val="000000"/>
               </w:rPr>
             </w:pPr>
@@ -728,10 +753,10 @@
           <w:tcPr>
             <w:tcW w:w="4036" w:type="dxa"/>
             <w:tcBorders>
-              <w:top w:val="single" w:sz="4" w:space="0" w:color="000000"/>
+              <w:top w:val="single" w:color="000000" w:sz="4" w:space="0"/>
               <w:left w:val="nil"/>
-              <w:bottom w:val="single" w:sz="4" w:space="0" w:color="000000"/>
-              <w:right w:val="single" w:sz="4" w:space="0" w:color="000000"/>
+              <w:bottom w:val="single" w:color="000000" w:sz="4" w:space="0"/>
+              <w:right w:val="single" w:color="000000" w:sz="4" w:space="0"/>
             </w:tcBorders>
             <w:vAlign w:val="center"/>
           </w:tcPr>
@@ -741,7 +766,7 @@
               <w:spacing w:after="0" w:line="240" w:lineRule="auto"/>
               <w:jc w:val="center"/>
               <w:rPr>
-                <w:rFonts w:ascii="Arial" w:eastAsia="Times New Roman" w:hAnsi="Arial" w:cs="Arial"/>
+                <w:rFonts w:ascii="Arial" w:hAnsi="Arial" w:eastAsia="Times New Roman" w:cs="Arial"/>
                 <w:color w:val="000000"/>
               </w:rPr>
             </w:pPr>
@@ -750,16 +775,16 @@
       </w:tr>
       <w:tr>
         <w:trPr>
-          <w:trHeight w:val="454"/>
+          <w:trHeight w:val="454" w:hRule="atLeast"/>
         </w:trPr>
         <w:tc>
           <w:tcPr>
             <w:tcW w:w="578" w:type="dxa"/>
             <w:tcBorders>
               <w:top w:val="nil"/>
-              <w:left w:val="single" w:sz="4" w:space="0" w:color="000000"/>
-              <w:bottom w:val="single" w:sz="4" w:space="0" w:color="000000"/>
-              <w:right w:val="single" w:sz="4" w:space="0" w:color="000000"/>
+              <w:left w:val="single" w:color="000000" w:sz="4" w:space="0"/>
+              <w:bottom w:val="single" w:color="000000" w:sz="4" w:space="0"/>
+              <w:right w:val="single" w:color="000000" w:sz="4" w:space="0"/>
             </w:tcBorders>
             <w:vAlign w:val="center"/>
           </w:tcPr>
@@ -769,7 +794,7 @@
               <w:spacing w:after="0" w:line="240" w:lineRule="auto"/>
               <w:jc w:val="center"/>
               <w:rPr>
-                <w:rFonts w:ascii="Arial" w:eastAsia="Times New Roman" w:hAnsi="Arial" w:cs="Arial"/>
+                <w:rFonts w:ascii="Arial" w:hAnsi="Arial" w:eastAsia="Times New Roman" w:cs="Arial"/>
                 <w:color w:val="000000"/>
               </w:rPr>
             </w:pPr>
@@ -781,24 +806,23 @@
             <w:tcBorders>
               <w:top w:val="nil"/>
               <w:left w:val="nil"/>
-              <w:bottom w:val="single" w:sz="4" w:space="0" w:color="000000"/>
+              <w:bottom w:val="single" w:color="000000" w:sz="4" w:space="0"/>
               <w:right w:val="nil"/>
             </w:tcBorders>
             <w:vAlign w:val="center"/>
-            <w:hideMark/>
-          </w:tcPr>
-          <w:p>
-            <w:pPr>
-              <w:widowControl w:val="0"/>
-              <w:spacing w:after="0" w:line="240" w:lineRule="auto"/>
-              <w:rPr>
-                <w:rFonts w:ascii="Arial" w:eastAsia="Times New Roman" w:hAnsi="Arial" w:cs="Arial"/>
+          </w:tcPr>
+          <w:p>
+            <w:pPr>
+              <w:widowControl w:val="0"/>
+              <w:spacing w:after="0" w:line="240" w:lineRule="auto"/>
+              <w:rPr>
+                <w:rFonts w:ascii="Arial" w:hAnsi="Arial" w:eastAsia="Times New Roman" w:cs="Arial"/>
                 <w:color w:val="000000"/>
               </w:rPr>
             </w:pPr>
             <w:r>
               <w:rPr>
-                <w:rFonts w:ascii="Arial" w:eastAsia="Times New Roman" w:hAnsi="Arial" w:cs="Arial"/>
+                <w:rFonts w:ascii="Arial" w:hAnsi="Arial" w:eastAsia="Times New Roman" w:cs="Arial"/>
                 <w:color w:val="000000"/>
               </w:rPr>
               <w:t>a.</w:t>
@@ -809,26 +833,25 @@
           <w:tcPr>
             <w:tcW w:w="2577" w:type="dxa"/>
             <w:tcBorders>
-              <w:top w:val="single" w:sz="4" w:space="0" w:color="000000"/>
+              <w:top w:val="single" w:color="000000" w:sz="4" w:space="0"/>
               <w:left w:val="nil"/>
-              <w:bottom w:val="single" w:sz="4" w:space="0" w:color="000000"/>
-              <w:right w:val="single" w:sz="4" w:space="0" w:color="000000"/>
-            </w:tcBorders>
-            <w:vAlign w:val="center"/>
-            <w:hideMark/>
-          </w:tcPr>
-          <w:p>
-            <w:pPr>
-              <w:widowControl w:val="0"/>
-              <w:spacing w:after="0" w:line="240" w:lineRule="auto"/>
-              <w:rPr>
-                <w:rFonts w:ascii="Arial" w:eastAsia="Times New Roman" w:hAnsi="Arial" w:cs="Arial"/>
+              <w:bottom w:val="single" w:color="000000" w:sz="4" w:space="0"/>
+              <w:right w:val="single" w:color="000000" w:sz="4" w:space="0"/>
+            </w:tcBorders>
+            <w:vAlign w:val="center"/>
+          </w:tcPr>
+          <w:p>
+            <w:pPr>
+              <w:widowControl w:val="0"/>
+              <w:spacing w:after="0" w:line="240" w:lineRule="auto"/>
+              <w:rPr>
+                <w:rFonts w:ascii="Arial" w:hAnsi="Arial" w:eastAsia="Times New Roman" w:cs="Arial"/>
                 <w:color w:val="000000"/>
               </w:rPr>
             </w:pPr>
             <w:r>
               <w:rPr>
-                <w:rFonts w:ascii="Arial" w:eastAsia="Times New Roman" w:hAnsi="Arial" w:cs="Arial"/>
+                <w:rFonts w:ascii="Arial" w:hAnsi="Arial" w:eastAsia="Times New Roman" w:cs="Arial"/>
                 <w:color w:val="000000"/>
               </w:rPr>
               <w:t>Kelancaran</w:t>
@@ -839,13 +862,12 @@
           <w:tcPr>
             <w:tcW w:w="2623" w:type="dxa"/>
             <w:tcBorders>
-              <w:top w:val="single" w:sz="4" w:space="0" w:color="000000"/>
+              <w:top w:val="single" w:color="000000" w:sz="4" w:space="0"/>
               <w:left w:val="nil"/>
-              <w:bottom w:val="single" w:sz="4" w:space="0" w:color="000000"/>
-              <w:right w:val="single" w:sz="4" w:space="0" w:color="000000"/>
-            </w:tcBorders>
-            <w:vAlign w:val="center"/>
-            <w:hideMark/>
+              <w:bottom w:val="single" w:color="000000" w:sz="4" w:space="0"/>
+              <w:right w:val="single" w:color="000000" w:sz="4" w:space="0"/>
+            </w:tcBorders>
+            <w:vAlign w:val="center"/>
           </w:tcPr>
           <w:p>
             <w:pPr>
@@ -853,13 +875,13 @@
               <w:spacing w:after="0" w:line="240" w:lineRule="auto"/>
               <w:jc w:val="center"/>
               <w:rPr>
-                <w:rFonts w:ascii="Arial" w:eastAsia="Times New Roman" w:hAnsi="Arial" w:cs="Arial"/>
+                <w:rFonts w:ascii="Arial" w:hAnsi="Arial" w:eastAsia="Times New Roman" w:cs="Arial"/>
                 <w:color w:val="000000"/>
               </w:rPr>
             </w:pPr>
             <w:r>
               <w:rPr>
-                <w:rFonts w:ascii="Arial" w:eastAsia="Times New Roman" w:hAnsi="Arial" w:cs="Arial"/>
+                <w:rFonts w:ascii="Arial" w:hAnsi="Arial" w:eastAsia="Times New Roman" w:cs="Arial"/>
                 <w:color w:val="000000"/>
               </w:rPr>
               <w:t>${nilai_uts_praktek}</w:t>
@@ -870,13 +892,12 @@
           <w:tcPr>
             <w:tcW w:w="4036" w:type="dxa"/>
             <w:tcBorders>
-              <w:top w:val="single" w:sz="4" w:space="0" w:color="000000"/>
+              <w:top w:val="single" w:color="000000" w:sz="4" w:space="0"/>
               <w:left w:val="nil"/>
-              <w:bottom w:val="single" w:sz="4" w:space="0" w:color="000000"/>
-              <w:right w:val="single" w:sz="4" w:space="0" w:color="000000"/>
-            </w:tcBorders>
-            <w:vAlign w:val="center"/>
-            <w:hideMark/>
+              <w:bottom w:val="single" w:color="000000" w:sz="4" w:space="0"/>
+              <w:right w:val="single" w:color="000000" w:sz="4" w:space="0"/>
+            </w:tcBorders>
+            <w:vAlign w:val="center"/>
           </w:tcPr>
           <w:p>
             <w:pPr>
@@ -884,13 +905,13 @@
               <w:spacing w:after="0" w:line="240" w:lineRule="auto"/>
               <w:jc w:val="center"/>
               <w:rPr>
-                <w:rFonts w:ascii="Arial" w:eastAsia="Times New Roman" w:hAnsi="Arial" w:cs="Arial"/>
+                <w:rFonts w:ascii="Arial" w:hAnsi="Arial" w:eastAsia="Times New Roman" w:cs="Arial"/>
                 <w:color w:val="000000"/>
               </w:rPr>
             </w:pPr>
             <w:r>
               <w:rPr>
-                <w:rFonts w:ascii="Arial" w:eastAsia="Times New Roman" w:hAnsi="Arial" w:cs="Arial"/>
+                <w:rFonts w:ascii="Arial" w:hAnsi="Arial" w:eastAsia="Times New Roman" w:cs="Arial"/>
                 <w:color w:val="000000"/>
               </w:rPr>
               <w:t>${nilai_uts_praktek_text}</w:t>
@@ -900,16 +921,16 @@
       </w:tr>
       <w:tr>
         <w:trPr>
-          <w:trHeight w:val="454"/>
+          <w:trHeight w:val="454" w:hRule="atLeast"/>
         </w:trPr>
         <w:tc>
           <w:tcPr>
             <w:tcW w:w="578" w:type="dxa"/>
             <w:tcBorders>
               <w:top w:val="nil"/>
-              <w:left w:val="single" w:sz="4" w:space="0" w:color="000000"/>
-              <w:bottom w:val="single" w:sz="4" w:space="0" w:color="000000"/>
-              <w:right w:val="single" w:sz="4" w:space="0" w:color="000000"/>
+              <w:left w:val="single" w:color="000000" w:sz="4" w:space="0"/>
+              <w:bottom w:val="single" w:color="000000" w:sz="4" w:space="0"/>
+              <w:right w:val="single" w:color="000000" w:sz="4" w:space="0"/>
             </w:tcBorders>
             <w:vAlign w:val="center"/>
           </w:tcPr>
@@ -919,7 +940,7 @@
               <w:spacing w:after="0" w:line="240" w:lineRule="auto"/>
               <w:jc w:val="center"/>
               <w:rPr>
-                <w:rFonts w:ascii="Arial" w:eastAsia="Times New Roman" w:hAnsi="Arial" w:cs="Arial"/>
+                <w:rFonts w:ascii="Arial" w:hAnsi="Arial" w:eastAsia="Times New Roman" w:cs="Arial"/>
                 <w:color w:val="000000"/>
               </w:rPr>
             </w:pPr>
@@ -931,24 +952,23 @@
             <w:tcBorders>
               <w:top w:val="nil"/>
               <w:left w:val="nil"/>
-              <w:bottom w:val="single" w:sz="4" w:space="0" w:color="000000"/>
+              <w:bottom w:val="single" w:color="000000" w:sz="4" w:space="0"/>
               <w:right w:val="nil"/>
             </w:tcBorders>
             <w:vAlign w:val="center"/>
-            <w:hideMark/>
-          </w:tcPr>
-          <w:p>
-            <w:pPr>
-              <w:widowControl w:val="0"/>
-              <w:spacing w:after="0" w:line="240" w:lineRule="auto"/>
-              <w:rPr>
-                <w:rFonts w:ascii="Arial" w:eastAsia="Times New Roman" w:hAnsi="Arial" w:cs="Arial"/>
+          </w:tcPr>
+          <w:p>
+            <w:pPr>
+              <w:widowControl w:val="0"/>
+              <w:spacing w:after="0" w:line="240" w:lineRule="auto"/>
+              <w:rPr>
+                <w:rFonts w:ascii="Arial" w:hAnsi="Arial" w:eastAsia="Times New Roman" w:cs="Arial"/>
                 <w:color w:val="000000"/>
               </w:rPr>
             </w:pPr>
             <w:r>
               <w:rPr>
-                <w:rFonts w:ascii="Arial" w:eastAsia="Times New Roman" w:hAnsi="Arial" w:cs="Arial"/>
+                <w:rFonts w:ascii="Arial" w:hAnsi="Arial" w:eastAsia="Times New Roman" w:cs="Arial"/>
                 <w:color w:val="000000"/>
               </w:rPr>
               <w:t>b.</w:t>
@@ -959,26 +979,25 @@
           <w:tcPr>
             <w:tcW w:w="2577" w:type="dxa"/>
             <w:tcBorders>
-              <w:top w:val="single" w:sz="4" w:space="0" w:color="000000"/>
+              <w:top w:val="single" w:color="000000" w:sz="4" w:space="0"/>
               <w:left w:val="nil"/>
-              <w:bottom w:val="single" w:sz="4" w:space="0" w:color="000000"/>
-              <w:right w:val="single" w:sz="4" w:space="0" w:color="000000"/>
-            </w:tcBorders>
-            <w:vAlign w:val="center"/>
-            <w:hideMark/>
-          </w:tcPr>
-          <w:p>
-            <w:pPr>
-              <w:widowControl w:val="0"/>
-              <w:spacing w:after="0" w:line="240" w:lineRule="auto"/>
-              <w:rPr>
-                <w:rFonts w:ascii="Arial" w:eastAsia="Times New Roman" w:hAnsi="Arial" w:cs="Arial"/>
+              <w:bottom w:val="single" w:color="000000" w:sz="4" w:space="0"/>
+              <w:right w:val="single" w:color="000000" w:sz="4" w:space="0"/>
+            </w:tcBorders>
+            <w:vAlign w:val="center"/>
+          </w:tcPr>
+          <w:p>
+            <w:pPr>
+              <w:widowControl w:val="0"/>
+              <w:spacing w:after="0" w:line="240" w:lineRule="auto"/>
+              <w:rPr>
+                <w:rFonts w:ascii="Arial" w:hAnsi="Arial" w:eastAsia="Times New Roman" w:cs="Arial"/>
                 <w:color w:val="000000"/>
               </w:rPr>
             </w:pPr>
             <w:r>
               <w:rPr>
-                <w:rFonts w:ascii="Arial" w:eastAsia="Times New Roman" w:hAnsi="Arial" w:cs="Arial"/>
+                <w:rFonts w:ascii="Arial" w:hAnsi="Arial" w:eastAsia="Times New Roman" w:cs="Arial"/>
                 <w:color w:val="000000"/>
               </w:rPr>
               <w:t>Tajwid</w:t>
@@ -989,13 +1008,12 @@
           <w:tcPr>
             <w:tcW w:w="2623" w:type="dxa"/>
             <w:tcBorders>
-              <w:top w:val="single" w:sz="4" w:space="0" w:color="000000"/>
+              <w:top w:val="single" w:color="000000" w:sz="4" w:space="0"/>
               <w:left w:val="nil"/>
-              <w:bottom w:val="single" w:sz="4" w:space="0" w:color="000000"/>
-              <w:right w:val="single" w:sz="4" w:space="0" w:color="000000"/>
-            </w:tcBorders>
-            <w:vAlign w:val="center"/>
-            <w:hideMark/>
+              <w:bottom w:val="single" w:color="000000" w:sz="4" w:space="0"/>
+              <w:right w:val="single" w:color="000000" w:sz="4" w:space="0"/>
+            </w:tcBorders>
+            <w:vAlign w:val="center"/>
           </w:tcPr>
           <w:p>
             <w:pPr>
@@ -1003,13 +1021,13 @@
               <w:spacing w:after="0" w:line="240" w:lineRule="auto"/>
               <w:jc w:val="center"/>
               <w:rPr>
-                <w:rFonts w:ascii="Arial" w:eastAsia="Times New Roman" w:hAnsi="Arial" w:cs="Arial"/>
+                <w:rFonts w:ascii="Arial" w:hAnsi="Arial" w:eastAsia="Times New Roman" w:cs="Arial"/>
                 <w:color w:val="000000"/>
               </w:rPr>
             </w:pPr>
             <w:r>
               <w:rPr>
-                <w:rFonts w:ascii="Arial" w:eastAsia="Times New Roman" w:hAnsi="Arial" w:cs="Arial"/>
+                <w:rFonts w:ascii="Arial" w:hAnsi="Arial" w:eastAsia="Times New Roman" w:cs="Arial"/>
                 <w:color w:val="000000"/>
               </w:rPr>
               <w:t>${nilai_uts_teori}</w:t>
@@ -1020,13 +1038,12 @@
           <w:tcPr>
             <w:tcW w:w="4036" w:type="dxa"/>
             <w:tcBorders>
-              <w:top w:val="single" w:sz="4" w:space="0" w:color="000000"/>
+              <w:top w:val="single" w:color="000000" w:sz="4" w:space="0"/>
               <w:left w:val="nil"/>
-              <w:bottom w:val="single" w:sz="4" w:space="0" w:color="000000"/>
-              <w:right w:val="single" w:sz="4" w:space="0" w:color="000000"/>
-            </w:tcBorders>
-            <w:vAlign w:val="center"/>
-            <w:hideMark/>
+              <w:bottom w:val="single" w:color="000000" w:sz="4" w:space="0"/>
+              <w:right w:val="single" w:color="000000" w:sz="4" w:space="0"/>
+            </w:tcBorders>
+            <w:vAlign w:val="center"/>
           </w:tcPr>
           <w:p>
             <w:pPr>
@@ -1034,13 +1051,13 @@
               <w:spacing w:after="0" w:line="240" w:lineRule="auto"/>
               <w:jc w:val="center"/>
               <w:rPr>
-                <w:rFonts w:ascii="Arial" w:eastAsia="Times New Roman" w:hAnsi="Arial" w:cs="Arial"/>
+                <w:rFonts w:ascii="Arial" w:hAnsi="Arial" w:eastAsia="Times New Roman" w:cs="Arial"/>
                 <w:color w:val="000000"/>
               </w:rPr>
             </w:pPr>
             <w:r>
               <w:rPr>
-                <w:rFonts w:ascii="Arial" w:eastAsia="Times New Roman" w:hAnsi="Arial" w:cs="Arial"/>
+                <w:rFonts w:ascii="Arial" w:hAnsi="Arial" w:eastAsia="Times New Roman" w:cs="Arial"/>
                 <w:color w:val="000000"/>
               </w:rPr>
               <w:t>${nilai_uts_teori_text}</w:t>
@@ -1050,15 +1067,15 @@
       </w:tr>
       <w:tr>
         <w:trPr>
-          <w:trHeight w:val="478"/>
+          <w:trHeight w:val="325" w:hRule="atLeast"/>
         </w:trPr>
         <w:tc>
           <w:tcPr>
             <w:tcW w:w="578" w:type="dxa"/>
             <w:tcBorders>
-              <w:top w:val="single" w:sz="4" w:space="0" w:color="000000"/>
-              <w:left w:val="single" w:sz="4" w:space="0" w:color="000000"/>
-              <w:bottom w:val="single" w:sz="4" w:space="0" w:color="000000"/>
+              <w:top w:val="single" w:color="000000" w:sz="4" w:space="0"/>
+              <w:left w:val="single" w:color="000000" w:sz="4" w:space="0"/>
+              <w:bottom w:val="single" w:color="000000" w:sz="4" w:space="0"/>
               <w:right w:val="nil"/>
             </w:tcBorders>
             <w:vAlign w:val="center"/>
@@ -1069,7 +1086,7 @@
               <w:spacing w:after="0" w:line="240" w:lineRule="auto"/>
               <w:jc w:val="center"/>
               <w:rPr>
-                <w:rFonts w:ascii="Arial" w:eastAsia="Times New Roman" w:hAnsi="Arial" w:cs="Arial"/>
+                <w:rFonts w:ascii="Arial" w:hAnsi="Arial" w:eastAsia="Times New Roman" w:cs="Arial"/>
                 <w:color w:val="000000"/>
               </w:rPr>
             </w:pPr>
@@ -1079,9 +1096,9 @@
           <w:tcPr>
             <w:tcW w:w="407" w:type="dxa"/>
             <w:tcBorders>
-              <w:top w:val="single" w:sz="4" w:space="0" w:color="000000"/>
+              <w:top w:val="single" w:color="000000" w:sz="4" w:space="0"/>
               <w:left w:val="nil"/>
-              <w:bottom w:val="single" w:sz="4" w:space="0" w:color="000000"/>
+              <w:bottom w:val="single" w:color="000000" w:sz="4" w:space="0"/>
               <w:right w:val="nil"/>
             </w:tcBorders>
             <w:vAlign w:val="center"/>
@@ -1091,7 +1108,7 @@
               <w:widowControl w:val="0"/>
               <w:spacing w:after="0" w:line="240" w:lineRule="auto"/>
               <w:rPr>
-                <w:rFonts w:ascii="Arial" w:eastAsia="Times New Roman" w:hAnsi="Arial" w:cs="Arial"/>
+                <w:rFonts w:ascii="Arial" w:hAnsi="Arial" w:eastAsia="Times New Roman" w:cs="Arial"/>
                 <w:color w:val="000000"/>
               </w:rPr>
             </w:pPr>
@@ -1101,9 +1118,9 @@
           <w:tcPr>
             <w:tcW w:w="2577" w:type="dxa"/>
             <w:tcBorders>
-              <w:top w:val="single" w:sz="4" w:space="0" w:color="000000"/>
+              <w:top w:val="single" w:color="000000" w:sz="4" w:space="0"/>
               <w:left w:val="nil"/>
-              <w:bottom w:val="single" w:sz="4" w:space="0" w:color="000000"/>
+              <w:bottom w:val="single" w:color="000000" w:sz="4" w:space="0"/>
               <w:right w:val="nil"/>
             </w:tcBorders>
             <w:vAlign w:val="center"/>
@@ -1113,7 +1130,7 @@
               <w:widowControl w:val="0"/>
               <w:spacing w:after="0" w:line="240" w:lineRule="auto"/>
               <w:rPr>
-                <w:rFonts w:ascii="Arial" w:eastAsia="Times New Roman" w:hAnsi="Arial" w:cs="Arial"/>
+                <w:rFonts w:ascii="Arial" w:hAnsi="Arial" w:eastAsia="Times New Roman" w:cs="Arial"/>
                 <w:color w:val="000000"/>
               </w:rPr>
             </w:pPr>
@@ -1123,9 +1140,9 @@
           <w:tcPr>
             <w:tcW w:w="2623" w:type="dxa"/>
             <w:tcBorders>
-              <w:top w:val="single" w:sz="4" w:space="0" w:color="000000"/>
+              <w:top w:val="single" w:color="000000" w:sz="4" w:space="0"/>
               <w:left w:val="nil"/>
-              <w:bottom w:val="single" w:sz="4" w:space="0" w:color="000000"/>
+              <w:bottom w:val="single" w:color="000000" w:sz="4" w:space="0"/>
               <w:right w:val="nil"/>
             </w:tcBorders>
             <w:vAlign w:val="center"/>
@@ -1136,7 +1153,7 @@
               <w:spacing w:after="0" w:line="240" w:lineRule="auto"/>
               <w:jc w:val="center"/>
               <w:rPr>
-                <w:rFonts w:ascii="Arial" w:eastAsia="Times New Roman" w:hAnsi="Arial" w:cs="Arial"/>
+                <w:rFonts w:ascii="Arial" w:hAnsi="Arial" w:eastAsia="Times New Roman" w:cs="Arial"/>
                 <w:color w:val="000000"/>
               </w:rPr>
             </w:pPr>
@@ -1146,10 +1163,10 @@
           <w:tcPr>
             <w:tcW w:w="4036" w:type="dxa"/>
             <w:tcBorders>
-              <w:top w:val="single" w:sz="4" w:space="0" w:color="000000"/>
+              <w:top w:val="single" w:color="000000" w:sz="4" w:space="0"/>
               <w:left w:val="nil"/>
-              <w:bottom w:val="single" w:sz="4" w:space="0" w:color="000000"/>
-              <w:right w:val="single" w:sz="4" w:space="0" w:color="000000"/>
+              <w:bottom w:val="single" w:color="000000" w:sz="4" w:space="0"/>
+              <w:right w:val="single" w:color="000000" w:sz="4" w:space="0"/>
             </w:tcBorders>
             <w:vAlign w:val="center"/>
           </w:tcPr>
@@ -1159,7 +1176,7 @@
               <w:spacing w:after="0" w:line="240" w:lineRule="auto"/>
               <w:jc w:val="center"/>
               <w:rPr>
-                <w:rFonts w:ascii="Arial" w:eastAsia="Times New Roman" w:hAnsi="Arial" w:cs="Arial"/>
+                <w:rFonts w:ascii="Arial" w:hAnsi="Arial" w:eastAsia="Times New Roman" w:cs="Arial"/>
                 <w:color w:val="000000"/>
               </w:rPr>
             </w:pPr>
@@ -1168,19 +1185,18 @@
       </w:tr>
       <w:tr>
         <w:trPr>
-          <w:trHeight w:val="454"/>
+          <w:trHeight w:val="454" w:hRule="atLeast"/>
         </w:trPr>
         <w:tc>
           <w:tcPr>
             <w:tcW w:w="578" w:type="dxa"/>
             <w:tcBorders>
               <w:top w:val="nil"/>
-              <w:left w:val="single" w:sz="4" w:space="0" w:color="000000"/>
-              <w:bottom w:val="single" w:sz="4" w:space="0" w:color="000000"/>
-              <w:right w:val="single" w:sz="4" w:space="0" w:color="000000"/>
-            </w:tcBorders>
-            <w:vAlign w:val="center"/>
-            <w:hideMark/>
+              <w:left w:val="single" w:color="000000" w:sz="4" w:space="0"/>
+              <w:bottom w:val="single" w:color="000000" w:sz="4" w:space="0"/>
+              <w:right w:val="single" w:color="000000" w:sz="4" w:space="0"/>
+            </w:tcBorders>
+            <w:vAlign w:val="center"/>
           </w:tcPr>
           <w:p>
             <w:pPr>
@@ -1188,13 +1204,13 @@
               <w:spacing w:after="0" w:line="240" w:lineRule="auto"/>
               <w:jc w:val="center"/>
               <w:rPr>
-                <w:rFonts w:ascii="Arial" w:eastAsia="Times New Roman" w:hAnsi="Arial" w:cs="Arial"/>
+                <w:rFonts w:ascii="Arial" w:hAnsi="Arial" w:eastAsia="Times New Roman" w:cs="Arial"/>
                 <w:color w:val="000000"/>
               </w:rPr>
             </w:pPr>
             <w:r>
               <w:rPr>
-                <w:rFonts w:ascii="Arial" w:eastAsia="Times New Roman" w:hAnsi="Arial" w:cs="Arial"/>
+                <w:rFonts w:ascii="Arial" w:hAnsi="Arial" w:eastAsia="Times New Roman" w:cs="Arial"/>
                 <w:color w:val="000000"/>
               </w:rPr>
               <w:t>2.</w:t>
@@ -1206,40 +1222,41 @@
             <w:tcW w:w="2984" w:type="dxa"/>
             <w:gridSpan w:val="2"/>
             <w:tcBorders>
-              <w:top w:val="single" w:sz="4" w:space="0" w:color="000000"/>
+              <w:top w:val="single" w:color="000000" w:sz="4" w:space="0"/>
               <w:left w:val="nil"/>
-              <w:bottom w:val="single" w:sz="4" w:space="0" w:color="000000"/>
-              <w:right w:val="single" w:sz="4" w:space="0" w:color="000000"/>
-            </w:tcBorders>
-            <w:vAlign w:val="center"/>
-            <w:hideMark/>
-          </w:tcPr>
-          <w:p>
-            <w:pPr>
-              <w:widowControl w:val="0"/>
-              <w:spacing w:after="0" w:line="240" w:lineRule="auto"/>
-              <w:rPr>
-                <w:rFonts w:ascii="Arial" w:eastAsia="Times New Roman" w:hAnsi="Arial" w:cs="Arial"/>
+              <w:bottom w:val="single" w:color="000000" w:sz="4" w:space="0"/>
+              <w:right w:val="single" w:color="000000" w:sz="4" w:space="0"/>
+            </w:tcBorders>
+            <w:vAlign w:val="center"/>
+          </w:tcPr>
+          <w:p>
+            <w:pPr>
+              <w:widowControl w:val="0"/>
+              <w:spacing w:after="0" w:line="240" w:lineRule="auto"/>
+              <w:rPr>
+                <w:rFonts w:ascii="Arial" w:hAnsi="Arial" w:eastAsia="Times New Roman" w:cs="Arial"/>
                 <w:color w:val="000000"/>
               </w:rPr>
             </w:pPr>
             <w:r>
               <w:rPr>
-                <w:rFonts w:ascii="Arial" w:eastAsia="Times New Roman" w:hAnsi="Arial" w:cs="Arial"/>
+                <w:rFonts w:ascii="Arial" w:hAnsi="Arial" w:eastAsia="Times New Roman" w:cs="Arial"/>
                 <w:color w:val="000000"/>
               </w:rPr>
               <w:t>Ujian Akhir Semester</w:t>
             </w:r>
+            <w:bookmarkStart w:id="0" w:name="_GoBack"/>
+            <w:bookmarkEnd w:id="0"/>
           </w:p>
         </w:tc>
         <w:tc>
           <w:tcPr>
             <w:tcW w:w="2623" w:type="dxa"/>
             <w:tcBorders>
-              <w:top w:val="single" w:sz="4" w:space="0" w:color="000000"/>
+              <w:top w:val="single" w:color="000000" w:sz="4" w:space="0"/>
               <w:left w:val="nil"/>
-              <w:bottom w:val="single" w:sz="4" w:space="0" w:color="000000"/>
-              <w:right w:val="single" w:sz="4" w:space="0" w:color="000000"/>
+              <w:bottom w:val="single" w:color="000000" w:sz="4" w:space="0"/>
+              <w:right w:val="single" w:color="000000" w:sz="4" w:space="0"/>
             </w:tcBorders>
             <w:vAlign w:val="center"/>
           </w:tcPr>
@@ -1249,7 +1266,7 @@
               <w:spacing w:after="0" w:line="240" w:lineRule="auto"/>
               <w:jc w:val="center"/>
               <w:rPr>
-                <w:rFonts w:ascii="Arial" w:eastAsia="Times New Roman" w:hAnsi="Arial" w:cs="Arial"/>
+                <w:rFonts w:ascii="Arial" w:hAnsi="Arial" w:eastAsia="Times New Roman" w:cs="Arial"/>
                 <w:color w:val="000000"/>
               </w:rPr>
             </w:pPr>
@@ -1259,10 +1276,10 @@
           <w:tcPr>
             <w:tcW w:w="4036" w:type="dxa"/>
             <w:tcBorders>
-              <w:top w:val="single" w:sz="4" w:space="0" w:color="000000"/>
+              <w:top w:val="single" w:color="000000" w:sz="4" w:space="0"/>
               <w:left w:val="nil"/>
-              <w:bottom w:val="single" w:sz="4" w:space="0" w:color="000000"/>
-              <w:right w:val="single" w:sz="4" w:space="0" w:color="000000"/>
+              <w:bottom w:val="single" w:color="000000" w:sz="4" w:space="0"/>
+              <w:right w:val="single" w:color="000000" w:sz="4" w:space="0"/>
             </w:tcBorders>
             <w:vAlign w:val="center"/>
           </w:tcPr>
@@ -1272,7 +1289,7 @@
               <w:spacing w:after="0" w:line="240" w:lineRule="auto"/>
               <w:jc w:val="center"/>
               <w:rPr>
-                <w:rFonts w:ascii="Arial" w:eastAsia="Times New Roman" w:hAnsi="Arial" w:cs="Arial"/>
+                <w:rFonts w:ascii="Arial" w:hAnsi="Arial" w:eastAsia="Times New Roman" w:cs="Arial"/>
                 <w:color w:val="000000"/>
               </w:rPr>
             </w:pPr>
@@ -1281,16 +1298,16 @@
       </w:tr>
       <w:tr>
         <w:trPr>
-          <w:trHeight w:val="454"/>
+          <w:trHeight w:val="454" w:hRule="atLeast"/>
         </w:trPr>
         <w:tc>
           <w:tcPr>
             <w:tcW w:w="578" w:type="dxa"/>
             <w:tcBorders>
               <w:top w:val="nil"/>
-              <w:left w:val="single" w:sz="4" w:space="0" w:color="000000"/>
-              <w:bottom w:val="single" w:sz="4" w:space="0" w:color="000000"/>
-              <w:right w:val="single" w:sz="4" w:space="0" w:color="000000"/>
+              <w:left w:val="single" w:color="000000" w:sz="4" w:space="0"/>
+              <w:bottom w:val="single" w:color="000000" w:sz="4" w:space="0"/>
+              <w:right w:val="single" w:color="000000" w:sz="4" w:space="0"/>
             </w:tcBorders>
             <w:vAlign w:val="center"/>
           </w:tcPr>
@@ -1300,7 +1317,7 @@
               <w:spacing w:after="0" w:line="240" w:lineRule="auto"/>
               <w:jc w:val="center"/>
               <w:rPr>
-                <w:rFonts w:ascii="Arial" w:eastAsia="Times New Roman" w:hAnsi="Arial" w:cs="Arial"/>
+                <w:rFonts w:ascii="Arial" w:hAnsi="Arial" w:eastAsia="Times New Roman" w:cs="Arial"/>
                 <w:color w:val="000000"/>
               </w:rPr>
             </w:pPr>
@@ -1312,24 +1329,23 @@
             <w:tcBorders>
               <w:top w:val="nil"/>
               <w:left w:val="nil"/>
-              <w:bottom w:val="single" w:sz="4" w:space="0" w:color="000000"/>
+              <w:bottom w:val="single" w:color="000000" w:sz="4" w:space="0"/>
               <w:right w:val="nil"/>
             </w:tcBorders>
             <w:vAlign w:val="center"/>
-            <w:hideMark/>
-          </w:tcPr>
-          <w:p>
-            <w:pPr>
-              <w:widowControl w:val="0"/>
-              <w:spacing w:after="0" w:line="240" w:lineRule="auto"/>
-              <w:rPr>
-                <w:rFonts w:ascii="Arial" w:eastAsia="Times New Roman" w:hAnsi="Arial" w:cs="Arial"/>
+          </w:tcPr>
+          <w:p>
+            <w:pPr>
+              <w:widowControl w:val="0"/>
+              <w:spacing w:after="0" w:line="240" w:lineRule="auto"/>
+              <w:rPr>
+                <w:rFonts w:ascii="Arial" w:hAnsi="Arial" w:eastAsia="Times New Roman" w:cs="Arial"/>
                 <w:color w:val="000000"/>
               </w:rPr>
             </w:pPr>
             <w:r>
               <w:rPr>
-                <w:rFonts w:ascii="Arial" w:eastAsia="Times New Roman" w:hAnsi="Arial" w:cs="Arial"/>
+                <w:rFonts w:ascii="Arial" w:hAnsi="Arial" w:eastAsia="Times New Roman" w:cs="Arial"/>
                 <w:color w:val="000000"/>
               </w:rPr>
               <w:t>a.</w:t>
@@ -1340,26 +1356,25 @@
           <w:tcPr>
             <w:tcW w:w="2577" w:type="dxa"/>
             <w:tcBorders>
-              <w:top w:val="single" w:sz="4" w:space="0" w:color="000000"/>
+              <w:top w:val="single" w:color="000000" w:sz="4" w:space="0"/>
               <w:left w:val="nil"/>
-              <w:bottom w:val="single" w:sz="4" w:space="0" w:color="000000"/>
-              <w:right w:val="single" w:sz="4" w:space="0" w:color="000000"/>
-            </w:tcBorders>
-            <w:vAlign w:val="center"/>
-            <w:hideMark/>
-          </w:tcPr>
-          <w:p>
-            <w:pPr>
-              <w:widowControl w:val="0"/>
-              <w:spacing w:after="0" w:line="240" w:lineRule="auto"/>
-              <w:rPr>
-                <w:rFonts w:ascii="Arial" w:eastAsia="Times New Roman" w:hAnsi="Arial" w:cs="Arial"/>
+              <w:bottom w:val="single" w:color="000000" w:sz="4" w:space="0"/>
+              <w:right w:val="single" w:color="000000" w:sz="4" w:space="0"/>
+            </w:tcBorders>
+            <w:vAlign w:val="center"/>
+          </w:tcPr>
+          <w:p>
+            <w:pPr>
+              <w:widowControl w:val="0"/>
+              <w:spacing w:after="0" w:line="240" w:lineRule="auto"/>
+              <w:rPr>
+                <w:rFonts w:ascii="Arial" w:hAnsi="Arial" w:eastAsia="Times New Roman" w:cs="Arial"/>
                 <w:color w:val="000000"/>
               </w:rPr>
             </w:pPr>
             <w:r>
               <w:rPr>
-                <w:rFonts w:ascii="Arial" w:eastAsia="Times New Roman" w:hAnsi="Arial" w:cs="Arial"/>
+                <w:rFonts w:ascii="Arial" w:hAnsi="Arial" w:eastAsia="Times New Roman" w:cs="Arial"/>
                 <w:color w:val="000000"/>
               </w:rPr>
               <w:t>Kelancaran</w:t>
@@ -1370,13 +1385,12 @@
           <w:tcPr>
             <w:tcW w:w="2623" w:type="dxa"/>
             <w:tcBorders>
-              <w:top w:val="single" w:sz="4" w:space="0" w:color="000000"/>
+              <w:top w:val="single" w:color="000000" w:sz="4" w:space="0"/>
               <w:left w:val="nil"/>
-              <w:bottom w:val="single" w:sz="4" w:space="0" w:color="000000"/>
-              <w:right w:val="single" w:sz="4" w:space="0" w:color="000000"/>
-            </w:tcBorders>
-            <w:vAlign w:val="center"/>
-            <w:hideMark/>
+              <w:bottom w:val="single" w:color="000000" w:sz="4" w:space="0"/>
+              <w:right w:val="single" w:color="000000" w:sz="4" w:space="0"/>
+            </w:tcBorders>
+            <w:vAlign w:val="center"/>
           </w:tcPr>
           <w:p>
             <w:pPr>
@@ -1384,13 +1398,13 @@
               <w:spacing w:after="0" w:line="240" w:lineRule="auto"/>
               <w:jc w:val="center"/>
               <w:rPr>
-                <w:rFonts w:ascii="Arial" w:eastAsia="Times New Roman" w:hAnsi="Arial" w:cs="Arial"/>
+                <w:rFonts w:ascii="Arial" w:hAnsi="Arial" w:eastAsia="Times New Roman" w:cs="Arial"/>
                 <w:color w:val="000000"/>
               </w:rPr>
             </w:pPr>
             <w:r>
               <w:rPr>
-                <w:rFonts w:ascii="Arial" w:eastAsia="Times New Roman" w:hAnsi="Arial" w:cs="Arial"/>
+                <w:rFonts w:ascii="Arial" w:hAnsi="Arial" w:eastAsia="Times New Roman" w:cs="Arial"/>
                 <w:color w:val="000000"/>
               </w:rPr>
               <w:t>${nilai_uas_praktek}</w:t>
@@ -1401,13 +1415,12 @@
           <w:tcPr>
             <w:tcW w:w="4036" w:type="dxa"/>
             <w:tcBorders>
-              <w:top w:val="single" w:sz="4" w:space="0" w:color="000000"/>
+              <w:top w:val="single" w:color="000000" w:sz="4" w:space="0"/>
               <w:left w:val="nil"/>
-              <w:bottom w:val="single" w:sz="4" w:space="0" w:color="000000"/>
-              <w:right w:val="single" w:sz="4" w:space="0" w:color="000000"/>
-            </w:tcBorders>
-            <w:vAlign w:val="center"/>
-            <w:hideMark/>
+              <w:bottom w:val="single" w:color="000000" w:sz="4" w:space="0"/>
+              <w:right w:val="single" w:color="000000" w:sz="4" w:space="0"/>
+            </w:tcBorders>
+            <w:vAlign w:val="center"/>
           </w:tcPr>
           <w:p>
             <w:pPr>
@@ -1415,13 +1428,13 @@
               <w:spacing w:after="0" w:line="240" w:lineRule="auto"/>
               <w:jc w:val="center"/>
               <w:rPr>
-                <w:rFonts w:ascii="Arial" w:eastAsia="Times New Roman" w:hAnsi="Arial" w:cs="Arial"/>
+                <w:rFonts w:ascii="Arial" w:hAnsi="Arial" w:eastAsia="Times New Roman" w:cs="Arial"/>
                 <w:color w:val="000000"/>
               </w:rPr>
             </w:pPr>
             <w:r>
               <w:rPr>
-                <w:rFonts w:ascii="Arial" w:eastAsia="Times New Roman" w:hAnsi="Arial" w:cs="Arial"/>
+                <w:rFonts w:ascii="Arial" w:hAnsi="Arial" w:eastAsia="Times New Roman" w:cs="Arial"/>
                 <w:color w:val="000000"/>
               </w:rPr>
               <w:t>${nilai_uas_praktek_text}</w:t>
@@ -1431,16 +1444,16 @@
       </w:tr>
       <w:tr>
         <w:trPr>
-          <w:trHeight w:val="454"/>
+          <w:trHeight w:val="454" w:hRule="atLeast"/>
         </w:trPr>
         <w:tc>
           <w:tcPr>
             <w:tcW w:w="578" w:type="dxa"/>
             <w:tcBorders>
               <w:top w:val="nil"/>
-              <w:left w:val="single" w:sz="4" w:space="0" w:color="000000"/>
-              <w:bottom w:val="single" w:sz="4" w:space="0" w:color="000000"/>
-              <w:right w:val="single" w:sz="4" w:space="0" w:color="000000"/>
+              <w:left w:val="single" w:color="000000" w:sz="4" w:space="0"/>
+              <w:bottom w:val="single" w:color="000000" w:sz="4" w:space="0"/>
+              <w:right w:val="single" w:color="000000" w:sz="4" w:space="0"/>
             </w:tcBorders>
             <w:vAlign w:val="center"/>
           </w:tcPr>
@@ -1450,7 +1463,7 @@
               <w:spacing w:after="0" w:line="240" w:lineRule="auto"/>
               <w:jc w:val="center"/>
               <w:rPr>
-                <w:rFonts w:ascii="Arial" w:eastAsia="Times New Roman" w:hAnsi="Arial" w:cs="Arial"/>
+                <w:rFonts w:ascii="Arial" w:hAnsi="Arial" w:eastAsia="Times New Roman" w:cs="Arial"/>
                 <w:color w:val="000000"/>
               </w:rPr>
             </w:pPr>
@@ -1462,24 +1475,23 @@
             <w:tcBorders>
               <w:top w:val="nil"/>
               <w:left w:val="nil"/>
-              <w:bottom w:val="single" w:sz="4" w:space="0" w:color="000000"/>
+              <w:bottom w:val="single" w:color="000000" w:sz="4" w:space="0"/>
               <w:right w:val="nil"/>
             </w:tcBorders>
             <w:vAlign w:val="center"/>
-            <w:hideMark/>
-          </w:tcPr>
-          <w:p>
-            <w:pPr>
-              <w:widowControl w:val="0"/>
-              <w:spacing w:after="0" w:line="240" w:lineRule="auto"/>
-              <w:rPr>
-                <w:rFonts w:ascii="Arial" w:eastAsia="Times New Roman" w:hAnsi="Arial" w:cs="Arial"/>
+          </w:tcPr>
+          <w:p>
+            <w:pPr>
+              <w:widowControl w:val="0"/>
+              <w:spacing w:after="0" w:line="240" w:lineRule="auto"/>
+              <w:rPr>
+                <w:rFonts w:ascii="Arial" w:hAnsi="Arial" w:eastAsia="Times New Roman" w:cs="Arial"/>
                 <w:color w:val="000000"/>
               </w:rPr>
             </w:pPr>
             <w:r>
               <w:rPr>
-                <w:rFonts w:ascii="Arial" w:eastAsia="Times New Roman" w:hAnsi="Arial" w:cs="Arial"/>
+                <w:rFonts w:ascii="Arial" w:hAnsi="Arial" w:eastAsia="Times New Roman" w:cs="Arial"/>
                 <w:color w:val="000000"/>
               </w:rPr>
               <w:t>b.</w:t>
@@ -1490,26 +1502,25 @@
           <w:tcPr>
             <w:tcW w:w="2577" w:type="dxa"/>
             <w:tcBorders>
-              <w:top w:val="single" w:sz="4" w:space="0" w:color="000000"/>
+              <w:top w:val="single" w:color="000000" w:sz="4" w:space="0"/>
               <w:left w:val="nil"/>
-              <w:bottom w:val="single" w:sz="4" w:space="0" w:color="000000"/>
-              <w:right w:val="single" w:sz="4" w:space="0" w:color="000000"/>
-            </w:tcBorders>
-            <w:vAlign w:val="center"/>
-            <w:hideMark/>
-          </w:tcPr>
-          <w:p>
-            <w:pPr>
-              <w:widowControl w:val="0"/>
-              <w:spacing w:after="0" w:line="240" w:lineRule="auto"/>
-              <w:rPr>
-                <w:rFonts w:ascii="Arial" w:eastAsia="Times New Roman" w:hAnsi="Arial" w:cs="Arial"/>
+              <w:bottom w:val="single" w:color="000000" w:sz="4" w:space="0"/>
+              <w:right w:val="single" w:color="000000" w:sz="4" w:space="0"/>
+            </w:tcBorders>
+            <w:vAlign w:val="center"/>
+          </w:tcPr>
+          <w:p>
+            <w:pPr>
+              <w:widowControl w:val="0"/>
+              <w:spacing w:after="0" w:line="240" w:lineRule="auto"/>
+              <w:rPr>
+                <w:rFonts w:ascii="Arial" w:hAnsi="Arial" w:eastAsia="Times New Roman" w:cs="Arial"/>
                 <w:color w:val="000000"/>
               </w:rPr>
             </w:pPr>
             <w:r>
               <w:rPr>
-                <w:rFonts w:ascii="Arial" w:eastAsia="Times New Roman" w:hAnsi="Arial" w:cs="Arial"/>
+                <w:rFonts w:ascii="Arial" w:hAnsi="Arial" w:eastAsia="Times New Roman" w:cs="Arial"/>
                 <w:color w:val="000000"/>
               </w:rPr>
               <w:t>Tajwid</w:t>
@@ -1520,13 +1531,12 @@
           <w:tcPr>
             <w:tcW w:w="2623" w:type="dxa"/>
             <w:tcBorders>
-              <w:top w:val="single" w:sz="4" w:space="0" w:color="000000"/>
+              <w:top w:val="single" w:color="000000" w:sz="4" w:space="0"/>
               <w:left w:val="nil"/>
-              <w:bottom w:val="single" w:sz="4" w:space="0" w:color="000000"/>
-              <w:right w:val="single" w:sz="4" w:space="0" w:color="000000"/>
-            </w:tcBorders>
-            <w:vAlign w:val="center"/>
-            <w:hideMark/>
+              <w:bottom w:val="single" w:color="000000" w:sz="4" w:space="0"/>
+              <w:right w:val="single" w:color="000000" w:sz="4" w:space="0"/>
+            </w:tcBorders>
+            <w:vAlign w:val="center"/>
           </w:tcPr>
           <w:p>
             <w:pPr>
@@ -1534,13 +1544,13 @@
               <w:spacing w:after="0" w:line="240" w:lineRule="auto"/>
               <w:jc w:val="center"/>
               <w:rPr>
-                <w:rFonts w:ascii="Arial" w:eastAsia="Times New Roman" w:hAnsi="Arial" w:cs="Arial"/>
+                <w:rFonts w:ascii="Arial" w:hAnsi="Arial" w:eastAsia="Times New Roman" w:cs="Arial"/>
                 <w:color w:val="000000"/>
               </w:rPr>
             </w:pPr>
             <w:r>
               <w:rPr>
-                <w:rFonts w:ascii="Arial" w:eastAsia="Times New Roman" w:hAnsi="Arial" w:cs="Arial"/>
+                <w:rFonts w:ascii="Arial" w:hAnsi="Arial" w:eastAsia="Times New Roman" w:cs="Arial"/>
                 <w:color w:val="000000"/>
               </w:rPr>
               <w:t>${nilai_uas_teori}</w:t>
@@ -1551,13 +1561,12 @@
           <w:tcPr>
             <w:tcW w:w="4036" w:type="dxa"/>
             <w:tcBorders>
-              <w:top w:val="single" w:sz="4" w:space="0" w:color="000000"/>
+              <w:top w:val="single" w:color="000000" w:sz="4" w:space="0"/>
               <w:left w:val="nil"/>
-              <w:bottom w:val="single" w:sz="4" w:space="0" w:color="000000"/>
-              <w:right w:val="single" w:sz="4" w:space="0" w:color="000000"/>
-            </w:tcBorders>
-            <w:vAlign w:val="center"/>
-            <w:hideMark/>
+              <w:bottom w:val="single" w:color="000000" w:sz="4" w:space="0"/>
+              <w:right w:val="single" w:color="000000" w:sz="4" w:space="0"/>
+            </w:tcBorders>
+            <w:vAlign w:val="center"/>
           </w:tcPr>
           <w:p>
             <w:pPr>
@@ -1565,13 +1574,13 @@
               <w:spacing w:after="0" w:line="240" w:lineRule="auto"/>
               <w:jc w:val="center"/>
               <w:rPr>
-                <w:rFonts w:ascii="Arial" w:eastAsia="Times New Roman" w:hAnsi="Arial" w:cs="Arial"/>
+                <w:rFonts w:ascii="Arial" w:hAnsi="Arial" w:eastAsia="Times New Roman" w:cs="Arial"/>
                 <w:color w:val="000000"/>
               </w:rPr>
             </w:pPr>
             <w:r>
               <w:rPr>
-                <w:rFonts w:ascii="Arial" w:eastAsia="Times New Roman" w:hAnsi="Arial" w:cs="Arial"/>
+                <w:rFonts w:ascii="Arial" w:hAnsi="Arial" w:eastAsia="Times New Roman" w:cs="Arial"/>
                 <w:color w:val="000000"/>
               </w:rPr>
               <w:t>${nilai_uas_teori_text}</w:t>
@@ -1582,22 +1591,22 @@
     </w:tbl>
     <w:p>
       <w:pPr>
-        <w:pStyle w:val="ListParagraph"/>
-        <w:spacing w:before="120" w:after="120"/>
+        <w:pStyle w:val="9"/>
+        <w:spacing w:before="120" w:after="120" w:line="240" w:lineRule="auto"/>
         <w:ind w:left="567"/>
         <w:rPr>
           <w:rFonts w:ascii="Arial" w:hAnsi="Arial" w:cs="Arial"/>
           <w:b/>
-          <w:lang w:val="en-ID"/>
+          <w:lang w:val="zh-CN"/>
         </w:rPr>
       </w:pPr>
     </w:p>
     <w:p>
       <w:pPr>
-        <w:pStyle w:val="ListParagraph"/>
+        <w:pStyle w:val="9"/>
         <w:numPr>
           <w:ilvl w:val="0"/>
-          <w:numId w:val="3"/>
+          <w:numId w:val="1"/>
         </w:numPr>
         <w:suppressAutoHyphens/>
         <w:spacing w:before="120" w:after="120"/>
@@ -1605,24 +1614,30 @@
         <w:rPr>
           <w:rFonts w:ascii="Arial" w:hAnsi="Arial" w:cs="Arial"/>
           <w:b/>
-          <w:lang w:val="en-ID"/>
+          <w:lang w:val="zh-CN"/>
         </w:rPr>
       </w:pPr>
       <w:r>
         <w:rPr>
           <w:rFonts w:ascii="Arial" w:hAnsi="Arial" w:cs="Arial"/>
           <w:b/>
-          <w:lang w:val="en-ID"/>
+          <w:lang w:val="zh-CN"/>
         </w:rPr>
         <w:t>EVALUASI AKTIFITAS HARIAN/ MUTABAAH</w:t>
       </w:r>
     </w:p>
     <w:tbl>
       <w:tblPr>
+        <w:tblStyle w:val="3"/>
         <w:tblW w:w="10215" w:type="dxa"/>
         <w:tblInd w:w="93" w:type="dxa"/>
         <w:tblLayout w:type="fixed"/>
-        <w:tblLook w:val="04A0" w:firstRow="1" w:lastRow="0" w:firstColumn="1" w:lastColumn="0" w:noHBand="0" w:noVBand="1"/>
+        <w:tblCellMar>
+          <w:top w:w="0" w:type="dxa"/>
+          <w:left w:w="108" w:type="dxa"/>
+          <w:bottom w:w="0" w:type="dxa"/>
+          <w:right w:w="108" w:type="dxa"/>
+        </w:tblCellMar>
       </w:tblPr>
       <w:tblGrid>
         <w:gridCol w:w="668"/>
@@ -1636,20 +1651,19 @@
       </w:tblGrid>
       <w:tr>
         <w:trPr>
-          <w:trHeight w:val="420"/>
+          <w:trHeight w:val="420" w:hRule="atLeast"/>
         </w:trPr>
         <w:tc>
           <w:tcPr>
             <w:tcW w:w="669" w:type="dxa"/>
             <w:vMerge w:val="restart"/>
             <w:tcBorders>
-              <w:top w:val="single" w:sz="4" w:space="0" w:color="000000"/>
-              <w:left w:val="single" w:sz="4" w:space="0" w:color="000000"/>
-              <w:bottom w:val="single" w:sz="4" w:space="0" w:color="000000"/>
-              <w:right w:val="single" w:sz="4" w:space="0" w:color="000000"/>
-            </w:tcBorders>
-            <w:vAlign w:val="center"/>
-            <w:hideMark/>
+              <w:top w:val="single" w:color="000000" w:sz="4" w:space="0"/>
+              <w:left w:val="single" w:color="000000" w:sz="4" w:space="0"/>
+              <w:bottom w:val="single" w:color="000000" w:sz="4" w:space="0"/>
+              <w:right w:val="single" w:color="000000" w:sz="4" w:space="0"/>
+            </w:tcBorders>
+            <w:vAlign w:val="center"/>
           </w:tcPr>
           <w:p>
             <w:pPr>
@@ -1657,7 +1671,7 @@
               <w:spacing w:after="0" w:line="240" w:lineRule="auto"/>
               <w:jc w:val="center"/>
               <w:rPr>
-                <w:rFonts w:ascii="Arial" w:eastAsia="Times New Roman" w:hAnsi="Arial" w:cs="Arial"/>
+                <w:rFonts w:ascii="Arial" w:hAnsi="Arial" w:eastAsia="Times New Roman" w:cs="Arial"/>
                 <w:b/>
                 <w:bCs/>
                 <w:color w:val="000000"/>
@@ -1665,7 +1679,7 @@
             </w:pPr>
             <w:r>
               <w:rPr>
-                <w:rFonts w:ascii="Arial" w:eastAsia="Times New Roman" w:hAnsi="Arial" w:cs="Arial"/>
+                <w:rFonts w:ascii="Arial" w:hAnsi="Arial" w:eastAsia="Times New Roman" w:cs="Arial"/>
                 <w:b/>
                 <w:bCs/>
                 <w:color w:val="000000"/>
@@ -1679,13 +1693,12 @@
             <w:tcW w:w="1897" w:type="dxa"/>
             <w:vMerge w:val="restart"/>
             <w:tcBorders>
-              <w:top w:val="single" w:sz="4" w:space="0" w:color="000000"/>
-              <w:left w:val="single" w:sz="4" w:space="0" w:color="000000"/>
-              <w:bottom w:val="single" w:sz="4" w:space="0" w:color="000000"/>
-              <w:right w:val="single" w:sz="4" w:space="0" w:color="000000"/>
-            </w:tcBorders>
-            <w:vAlign w:val="center"/>
-            <w:hideMark/>
+              <w:top w:val="single" w:color="000000" w:sz="4" w:space="0"/>
+              <w:left w:val="single" w:color="000000" w:sz="4" w:space="0"/>
+              <w:bottom w:val="single" w:color="000000" w:sz="4" w:space="0"/>
+              <w:right w:val="single" w:color="000000" w:sz="4" w:space="0"/>
+            </w:tcBorders>
+            <w:vAlign w:val="center"/>
           </w:tcPr>
           <w:p>
             <w:pPr>
@@ -1693,7 +1706,7 @@
               <w:spacing w:after="0" w:line="240" w:lineRule="auto"/>
               <w:jc w:val="center"/>
               <w:rPr>
-                <w:rFonts w:ascii="Arial" w:eastAsia="Times New Roman" w:hAnsi="Arial" w:cs="Arial"/>
+                <w:rFonts w:ascii="Arial" w:hAnsi="Arial" w:eastAsia="Times New Roman" w:cs="Arial"/>
                 <w:b/>
                 <w:bCs/>
                 <w:color w:val="000000"/>
@@ -1701,7 +1714,7 @@
             </w:pPr>
             <w:r>
               <w:rPr>
-                <w:rFonts w:ascii="Arial" w:eastAsia="Times New Roman" w:hAnsi="Arial" w:cs="Arial"/>
+                <w:rFonts w:ascii="Arial" w:hAnsi="Arial" w:eastAsia="Times New Roman" w:cs="Arial"/>
                 <w:b/>
                 <w:bCs/>
                 <w:color w:val="000000"/>
@@ -1715,13 +1728,12 @@
             <w:tcW w:w="7654" w:type="dxa"/>
             <w:gridSpan w:val="6"/>
             <w:tcBorders>
-              <w:top w:val="single" w:sz="4" w:space="0" w:color="000000"/>
+              <w:top w:val="single" w:color="000000" w:sz="4" w:space="0"/>
               <w:left w:val="nil"/>
-              <w:bottom w:val="single" w:sz="4" w:space="0" w:color="000000"/>
-              <w:right w:val="single" w:sz="4" w:space="0" w:color="000000"/>
-            </w:tcBorders>
-            <w:vAlign w:val="center"/>
-            <w:hideMark/>
+              <w:bottom w:val="single" w:color="000000" w:sz="4" w:space="0"/>
+              <w:right w:val="single" w:color="000000" w:sz="4" w:space="0"/>
+            </w:tcBorders>
+            <w:vAlign w:val="center"/>
           </w:tcPr>
           <w:p>
             <w:pPr>
@@ -1729,7 +1741,7 @@
               <w:spacing w:after="0" w:line="240" w:lineRule="auto"/>
               <w:jc w:val="center"/>
               <w:rPr>
-                <w:rFonts w:ascii="Arial" w:eastAsia="Times New Roman" w:hAnsi="Arial" w:cs="Arial"/>
+                <w:rFonts w:ascii="Arial" w:hAnsi="Arial" w:eastAsia="Times New Roman" w:cs="Arial"/>
                 <w:b/>
                 <w:bCs/>
                 <w:color w:val="000000"/>
@@ -1737,7 +1749,7 @@
             </w:pPr>
             <w:r>
               <w:rPr>
-                <w:rFonts w:ascii="Arial" w:eastAsia="Times New Roman" w:hAnsi="Arial" w:cs="Arial"/>
+                <w:rFonts w:ascii="Arial" w:hAnsi="Arial" w:eastAsia="Times New Roman" w:cs="Arial"/>
                 <w:b/>
                 <w:bCs/>
                 <w:color w:val="000000"/>
@@ -1749,26 +1761,25 @@
       </w:tr>
       <w:tr>
         <w:trPr>
-          <w:trHeight w:val="420"/>
+          <w:trHeight w:val="420" w:hRule="atLeast"/>
         </w:trPr>
         <w:tc>
           <w:tcPr>
             <w:tcW w:w="669" w:type="dxa"/>
-            <w:vMerge/>
-            <w:tcBorders>
-              <w:top w:val="single" w:sz="4" w:space="0" w:color="000000"/>
-              <w:left w:val="single" w:sz="4" w:space="0" w:color="000000"/>
-              <w:bottom w:val="single" w:sz="4" w:space="0" w:color="000000"/>
-              <w:right w:val="single" w:sz="4" w:space="0" w:color="000000"/>
-            </w:tcBorders>
-            <w:vAlign w:val="center"/>
-            <w:hideMark/>
-          </w:tcPr>
-          <w:p>
-            <w:pPr>
-              <w:spacing w:after="0" w:line="240" w:lineRule="auto"/>
-              <w:rPr>
-                <w:rFonts w:ascii="Arial" w:eastAsia="Times New Roman" w:hAnsi="Arial" w:cs="Arial"/>
+            <w:vMerge w:val="continue"/>
+            <w:tcBorders>
+              <w:top w:val="single" w:color="000000" w:sz="4" w:space="0"/>
+              <w:left w:val="single" w:color="000000" w:sz="4" w:space="0"/>
+              <w:bottom w:val="single" w:color="000000" w:sz="4" w:space="0"/>
+              <w:right w:val="single" w:color="000000" w:sz="4" w:space="0"/>
+            </w:tcBorders>
+            <w:vAlign w:val="center"/>
+          </w:tcPr>
+          <w:p>
+            <w:pPr>
+              <w:spacing w:after="0" w:line="240" w:lineRule="auto"/>
+              <w:rPr>
+                <w:rFonts w:ascii="Arial" w:hAnsi="Arial" w:eastAsia="Times New Roman" w:cs="Arial"/>
                 <w:b/>
                 <w:bCs/>
                 <w:color w:val="000000"/>
@@ -1779,21 +1790,20 @@
         <w:tc>
           <w:tcPr>
             <w:tcW w:w="1897" w:type="dxa"/>
-            <w:vMerge/>
-            <w:tcBorders>
-              <w:top w:val="single" w:sz="4" w:space="0" w:color="000000"/>
-              <w:left w:val="single" w:sz="4" w:space="0" w:color="000000"/>
-              <w:bottom w:val="single" w:sz="4" w:space="0" w:color="000000"/>
-              <w:right w:val="single" w:sz="4" w:space="0" w:color="000000"/>
-            </w:tcBorders>
-            <w:vAlign w:val="center"/>
-            <w:hideMark/>
-          </w:tcPr>
-          <w:p>
-            <w:pPr>
-              <w:spacing w:after="0" w:line="240" w:lineRule="auto"/>
-              <w:rPr>
-                <w:rFonts w:ascii="Arial" w:eastAsia="Times New Roman" w:hAnsi="Arial" w:cs="Arial"/>
+            <w:vMerge w:val="continue"/>
+            <w:tcBorders>
+              <w:top w:val="single" w:color="000000" w:sz="4" w:space="0"/>
+              <w:left w:val="single" w:color="000000" w:sz="4" w:space="0"/>
+              <w:bottom w:val="single" w:color="000000" w:sz="4" w:space="0"/>
+              <w:right w:val="single" w:color="000000" w:sz="4" w:space="0"/>
+            </w:tcBorders>
+            <w:vAlign w:val="center"/>
+          </w:tcPr>
+          <w:p>
+            <w:pPr>
+              <w:spacing w:after="0" w:line="240" w:lineRule="auto"/>
+              <w:rPr>
+                <w:rFonts w:ascii="Arial" w:hAnsi="Arial" w:eastAsia="Times New Roman" w:cs="Arial"/>
                 <w:b/>
                 <w:bCs/>
                 <w:color w:val="000000"/>
@@ -1807,13 +1817,12 @@
             <w:gridSpan w:val="2"/>
             <w:vMerge w:val="restart"/>
             <w:tcBorders>
-              <w:top w:val="single" w:sz="4" w:space="0" w:color="000000"/>
-              <w:left w:val="single" w:sz="4" w:space="0" w:color="000000"/>
-              <w:bottom w:val="single" w:sz="4" w:space="0" w:color="000000"/>
-              <w:right w:val="single" w:sz="4" w:space="0" w:color="000000"/>
-            </w:tcBorders>
-            <w:vAlign w:val="center"/>
-            <w:hideMark/>
+              <w:top w:val="single" w:color="000000" w:sz="4" w:space="0"/>
+              <w:left w:val="single" w:color="000000" w:sz="4" w:space="0"/>
+              <w:bottom w:val="single" w:color="000000" w:sz="4" w:space="0"/>
+              <w:right w:val="single" w:color="000000" w:sz="4" w:space="0"/>
+            </w:tcBorders>
+            <w:vAlign w:val="center"/>
           </w:tcPr>
           <w:p>
             <w:pPr>
@@ -1821,7 +1830,7 @@
               <w:spacing w:after="0" w:line="240" w:lineRule="auto"/>
               <w:jc w:val="center"/>
               <w:rPr>
-                <w:rFonts w:ascii="Arial" w:eastAsia="Times New Roman" w:hAnsi="Arial" w:cs="Arial"/>
+                <w:rFonts w:ascii="Arial" w:hAnsi="Arial" w:eastAsia="Times New Roman" w:cs="Arial"/>
                 <w:b/>
                 <w:bCs/>
                 <w:color w:val="000000"/>
@@ -1829,7 +1838,7 @@
             </w:pPr>
             <w:r>
               <w:rPr>
-                <w:rFonts w:ascii="Arial" w:eastAsia="Times New Roman" w:hAnsi="Arial" w:cs="Arial"/>
+                <w:rFonts w:ascii="Arial" w:hAnsi="Arial" w:eastAsia="Times New Roman" w:cs="Arial"/>
                 <w:b/>
                 <w:bCs/>
                 <w:color w:val="000000"/>
@@ -1843,13 +1852,12 @@
             <w:tcW w:w="2205" w:type="dxa"/>
             <w:gridSpan w:val="3"/>
             <w:tcBorders>
-              <w:top w:val="single" w:sz="4" w:space="0" w:color="000000"/>
+              <w:top w:val="single" w:color="000000" w:sz="4" w:space="0"/>
               <w:left w:val="nil"/>
-              <w:bottom w:val="single" w:sz="4" w:space="0" w:color="000000"/>
-              <w:right w:val="single" w:sz="4" w:space="0" w:color="000000"/>
-            </w:tcBorders>
-            <w:vAlign w:val="center"/>
-            <w:hideMark/>
+              <w:bottom w:val="single" w:color="000000" w:sz="4" w:space="0"/>
+              <w:right w:val="single" w:color="000000" w:sz="4" w:space="0"/>
+            </w:tcBorders>
+            <w:vAlign w:val="center"/>
           </w:tcPr>
           <w:p>
             <w:pPr>
@@ -1857,7 +1865,7 @@
               <w:spacing w:after="0" w:line="240" w:lineRule="auto"/>
               <w:jc w:val="center"/>
               <w:rPr>
-                <w:rFonts w:ascii="Arial" w:eastAsia="Times New Roman" w:hAnsi="Arial" w:cs="Arial"/>
+                <w:rFonts w:ascii="Arial" w:hAnsi="Arial" w:eastAsia="Times New Roman" w:cs="Arial"/>
                 <w:b/>
                 <w:bCs/>
                 <w:color w:val="000000"/>
@@ -1865,7 +1873,7 @@
             </w:pPr>
             <w:r>
               <w:rPr>
-                <w:rFonts w:ascii="Arial" w:eastAsia="Times New Roman" w:hAnsi="Arial" w:cs="Arial"/>
+                <w:rFonts w:ascii="Arial" w:hAnsi="Arial" w:eastAsia="Times New Roman" w:cs="Arial"/>
                 <w:b/>
                 <w:bCs/>
                 <w:color w:val="000000"/>
@@ -1879,13 +1887,12 @@
             <w:tcW w:w="3739" w:type="dxa"/>
             <w:vMerge w:val="restart"/>
             <w:tcBorders>
-              <w:top w:val="single" w:sz="4" w:space="0" w:color="000000"/>
-              <w:left w:val="single" w:sz="4" w:space="0" w:color="000000"/>
-              <w:bottom w:val="single" w:sz="4" w:space="0" w:color="000000"/>
-              <w:right w:val="single" w:sz="4" w:space="0" w:color="000000"/>
-            </w:tcBorders>
-            <w:vAlign w:val="center"/>
-            <w:hideMark/>
+              <w:top w:val="single" w:color="000000" w:sz="4" w:space="0"/>
+              <w:left w:val="single" w:color="000000" w:sz="4" w:space="0"/>
+              <w:bottom w:val="single" w:color="000000" w:sz="4" w:space="0"/>
+              <w:right w:val="single" w:color="000000" w:sz="4" w:space="0"/>
+            </w:tcBorders>
+            <w:vAlign w:val="center"/>
           </w:tcPr>
           <w:p>
             <w:pPr>
@@ -1893,7 +1900,7 @@
               <w:spacing w:after="0" w:line="240" w:lineRule="auto"/>
               <w:jc w:val="center"/>
               <w:rPr>
-                <w:rFonts w:ascii="Arial" w:eastAsia="Times New Roman" w:hAnsi="Arial" w:cs="Arial"/>
+                <w:rFonts w:ascii="Arial" w:hAnsi="Arial" w:eastAsia="Times New Roman" w:cs="Arial"/>
                 <w:b/>
                 <w:bCs/>
                 <w:color w:val="000000"/>
@@ -1901,7 +1908,7 @@
             </w:pPr>
             <w:r>
               <w:rPr>
-                <w:rFonts w:ascii="Arial" w:eastAsia="Times New Roman" w:hAnsi="Arial" w:cs="Arial"/>
+                <w:rFonts w:ascii="Arial" w:hAnsi="Arial" w:eastAsia="Times New Roman" w:cs="Arial"/>
                 <w:b/>
                 <w:bCs/>
                 <w:color w:val="000000"/>
@@ -1913,26 +1920,25 @@
       </w:tr>
       <w:tr>
         <w:trPr>
-          <w:trHeight w:val="420"/>
+          <w:trHeight w:val="420" w:hRule="atLeast"/>
         </w:trPr>
         <w:tc>
           <w:tcPr>
             <w:tcW w:w="669" w:type="dxa"/>
-            <w:vMerge/>
-            <w:tcBorders>
-              <w:top w:val="single" w:sz="4" w:space="0" w:color="000000"/>
-              <w:left w:val="single" w:sz="4" w:space="0" w:color="000000"/>
-              <w:bottom w:val="single" w:sz="4" w:space="0" w:color="000000"/>
-              <w:right w:val="single" w:sz="4" w:space="0" w:color="000000"/>
-            </w:tcBorders>
-            <w:vAlign w:val="center"/>
-            <w:hideMark/>
-          </w:tcPr>
-          <w:p>
-            <w:pPr>
-              <w:spacing w:after="0" w:line="240" w:lineRule="auto"/>
-              <w:rPr>
-                <w:rFonts w:ascii="Arial" w:eastAsia="Times New Roman" w:hAnsi="Arial" w:cs="Arial"/>
+            <w:vMerge w:val="continue"/>
+            <w:tcBorders>
+              <w:top w:val="single" w:color="000000" w:sz="4" w:space="0"/>
+              <w:left w:val="single" w:color="000000" w:sz="4" w:space="0"/>
+              <w:bottom w:val="single" w:color="000000" w:sz="4" w:space="0"/>
+              <w:right w:val="single" w:color="000000" w:sz="4" w:space="0"/>
+            </w:tcBorders>
+            <w:vAlign w:val="center"/>
+          </w:tcPr>
+          <w:p>
+            <w:pPr>
+              <w:spacing w:after="0" w:line="240" w:lineRule="auto"/>
+              <w:rPr>
+                <w:rFonts w:ascii="Arial" w:hAnsi="Arial" w:eastAsia="Times New Roman" w:cs="Arial"/>
                 <w:b/>
                 <w:bCs/>
                 <w:color w:val="000000"/>
@@ -1943,21 +1949,20 @@
         <w:tc>
           <w:tcPr>
             <w:tcW w:w="1897" w:type="dxa"/>
-            <w:vMerge/>
-            <w:tcBorders>
-              <w:top w:val="single" w:sz="4" w:space="0" w:color="000000"/>
-              <w:left w:val="single" w:sz="4" w:space="0" w:color="000000"/>
-              <w:bottom w:val="single" w:sz="4" w:space="0" w:color="000000"/>
-              <w:right w:val="single" w:sz="4" w:space="0" w:color="000000"/>
-            </w:tcBorders>
-            <w:vAlign w:val="center"/>
-            <w:hideMark/>
-          </w:tcPr>
-          <w:p>
-            <w:pPr>
-              <w:spacing w:after="0" w:line="240" w:lineRule="auto"/>
-              <w:rPr>
-                <w:rFonts w:ascii="Arial" w:eastAsia="Times New Roman" w:hAnsi="Arial" w:cs="Arial"/>
+            <w:vMerge w:val="continue"/>
+            <w:tcBorders>
+              <w:top w:val="single" w:color="000000" w:sz="4" w:space="0"/>
+              <w:left w:val="single" w:color="000000" w:sz="4" w:space="0"/>
+              <w:bottom w:val="single" w:color="000000" w:sz="4" w:space="0"/>
+              <w:right w:val="single" w:color="000000" w:sz="4" w:space="0"/>
+            </w:tcBorders>
+            <w:vAlign w:val="center"/>
+          </w:tcPr>
+          <w:p>
+            <w:pPr>
+              <w:spacing w:after="0" w:line="240" w:lineRule="auto"/>
+              <w:rPr>
+                <w:rFonts w:ascii="Arial" w:hAnsi="Arial" w:eastAsia="Times New Roman" w:cs="Arial"/>
                 <w:b/>
                 <w:bCs/>
                 <w:color w:val="000000"/>
@@ -1969,21 +1974,20 @@
           <w:tcPr>
             <w:tcW w:w="8780" w:type="dxa"/>
             <w:gridSpan w:val="2"/>
-            <w:vMerge/>
-            <w:tcBorders>
-              <w:top w:val="single" w:sz="4" w:space="0" w:color="000000"/>
-              <w:left w:val="single" w:sz="4" w:space="0" w:color="000000"/>
-              <w:bottom w:val="single" w:sz="4" w:space="0" w:color="000000"/>
-              <w:right w:val="single" w:sz="4" w:space="0" w:color="000000"/>
-            </w:tcBorders>
-            <w:vAlign w:val="center"/>
-            <w:hideMark/>
-          </w:tcPr>
-          <w:p>
-            <w:pPr>
-              <w:spacing w:after="0" w:line="240" w:lineRule="auto"/>
-              <w:rPr>
-                <w:rFonts w:ascii="Arial" w:eastAsia="Times New Roman" w:hAnsi="Arial" w:cs="Arial"/>
+            <w:vMerge w:val="continue"/>
+            <w:tcBorders>
+              <w:top w:val="single" w:color="000000" w:sz="4" w:space="0"/>
+              <w:left w:val="single" w:color="000000" w:sz="4" w:space="0"/>
+              <w:bottom w:val="single" w:color="000000" w:sz="4" w:space="0"/>
+              <w:right w:val="single" w:color="000000" w:sz="4" w:space="0"/>
+            </w:tcBorders>
+            <w:vAlign w:val="center"/>
+          </w:tcPr>
+          <w:p>
+            <w:pPr>
+              <w:spacing w:after="0" w:line="240" w:lineRule="auto"/>
+              <w:rPr>
+                <w:rFonts w:ascii="Arial" w:hAnsi="Arial" w:eastAsia="Times New Roman" w:cs="Arial"/>
                 <w:b/>
                 <w:bCs/>
                 <w:color w:val="000000"/>
@@ -1997,11 +2001,10 @@
             <w:tcBorders>
               <w:top w:val="nil"/>
               <w:left w:val="nil"/>
-              <w:bottom w:val="single" w:sz="4" w:space="0" w:color="000000"/>
-              <w:right w:val="single" w:sz="4" w:space="0" w:color="000000"/>
-            </w:tcBorders>
-            <w:vAlign w:val="center"/>
-            <w:hideMark/>
+              <w:bottom w:val="single" w:color="000000" w:sz="4" w:space="0"/>
+              <w:right w:val="single" w:color="000000" w:sz="4" w:space="0"/>
+            </w:tcBorders>
+            <w:vAlign w:val="center"/>
           </w:tcPr>
           <w:p>
             <w:pPr>
@@ -2009,7 +2012,7 @@
               <w:spacing w:after="0" w:line="240" w:lineRule="auto"/>
               <w:jc w:val="center"/>
               <w:rPr>
-                <w:rFonts w:ascii="Arial" w:eastAsia="Times New Roman" w:hAnsi="Arial" w:cs="Arial"/>
+                <w:rFonts w:ascii="Arial" w:hAnsi="Arial" w:eastAsia="Times New Roman" w:cs="Arial"/>
                 <w:b/>
                 <w:bCs/>
                 <w:color w:val="000000"/>
@@ -2017,7 +2020,7 @@
             </w:pPr>
             <w:r>
               <w:rPr>
-                <w:rFonts w:ascii="Arial" w:eastAsia="Times New Roman" w:hAnsi="Arial" w:cs="Arial"/>
+                <w:rFonts w:ascii="Arial" w:hAnsi="Arial" w:eastAsia="Times New Roman" w:cs="Arial"/>
                 <w:b/>
                 <w:bCs/>
                 <w:color w:val="000000"/>
@@ -2032,11 +2035,10 @@
             <w:tcBorders>
               <w:top w:val="nil"/>
               <w:left w:val="nil"/>
-              <w:bottom w:val="single" w:sz="4" w:space="0" w:color="000000"/>
-              <w:right w:val="single" w:sz="4" w:space="0" w:color="000000"/>
-            </w:tcBorders>
-            <w:vAlign w:val="center"/>
-            <w:hideMark/>
+              <w:bottom w:val="single" w:color="000000" w:sz="4" w:space="0"/>
+              <w:right w:val="single" w:color="000000" w:sz="4" w:space="0"/>
+            </w:tcBorders>
+            <w:vAlign w:val="center"/>
           </w:tcPr>
           <w:p>
             <w:pPr>
@@ -2044,7 +2046,7 @@
               <w:spacing w:after="0" w:line="240" w:lineRule="auto"/>
               <w:jc w:val="center"/>
               <w:rPr>
-                <w:rFonts w:ascii="Arial" w:eastAsia="Times New Roman" w:hAnsi="Arial" w:cs="Arial"/>
+                <w:rFonts w:ascii="Arial" w:hAnsi="Arial" w:eastAsia="Times New Roman" w:cs="Arial"/>
                 <w:b/>
                 <w:bCs/>
                 <w:color w:val="000000"/>
@@ -2052,7 +2054,7 @@
             </w:pPr>
             <w:r>
               <w:rPr>
-                <w:rFonts w:ascii="Arial" w:eastAsia="Times New Roman" w:hAnsi="Arial" w:cs="Arial"/>
+                <w:rFonts w:ascii="Arial" w:hAnsi="Arial" w:eastAsia="Times New Roman" w:cs="Arial"/>
                 <w:b/>
                 <w:bCs/>
                 <w:color w:val="000000"/>
@@ -2067,11 +2069,10 @@
             <w:tcBorders>
               <w:top w:val="nil"/>
               <w:left w:val="nil"/>
-              <w:bottom w:val="single" w:sz="4" w:space="0" w:color="000000"/>
-              <w:right w:val="single" w:sz="4" w:space="0" w:color="000000"/>
-            </w:tcBorders>
-            <w:vAlign w:val="center"/>
-            <w:hideMark/>
+              <w:bottom w:val="single" w:color="000000" w:sz="4" w:space="0"/>
+              <w:right w:val="single" w:color="000000" w:sz="4" w:space="0"/>
+            </w:tcBorders>
+            <w:vAlign w:val="center"/>
           </w:tcPr>
           <w:p>
             <w:pPr>
@@ -2079,7 +2080,7 @@
               <w:spacing w:after="0" w:line="240" w:lineRule="auto"/>
               <w:jc w:val="center"/>
               <w:rPr>
-                <w:rFonts w:ascii="Arial" w:eastAsia="Times New Roman" w:hAnsi="Arial" w:cs="Arial"/>
+                <w:rFonts w:ascii="Arial" w:hAnsi="Arial" w:eastAsia="Times New Roman" w:cs="Arial"/>
                 <w:b/>
                 <w:bCs/>
                 <w:color w:val="000000"/>
@@ -2087,7 +2088,7 @@
             </w:pPr>
             <w:r>
               <w:rPr>
-                <w:rFonts w:ascii="Arial" w:eastAsia="Times New Roman" w:hAnsi="Arial" w:cs="Arial"/>
+                <w:rFonts w:ascii="Arial" w:hAnsi="Arial" w:eastAsia="Times New Roman" w:cs="Arial"/>
                 <w:b/>
                 <w:bCs/>
                 <w:color w:val="000000"/>
@@ -2099,21 +2100,20 @@
         <w:tc>
           <w:tcPr>
             <w:tcW w:w="3739" w:type="dxa"/>
-            <w:vMerge/>
-            <w:tcBorders>
-              <w:top w:val="single" w:sz="4" w:space="0" w:color="000000"/>
-              <w:left w:val="single" w:sz="4" w:space="0" w:color="000000"/>
-              <w:bottom w:val="single" w:sz="4" w:space="0" w:color="000000"/>
-              <w:right w:val="single" w:sz="4" w:space="0" w:color="000000"/>
-            </w:tcBorders>
-            <w:vAlign w:val="center"/>
-            <w:hideMark/>
-          </w:tcPr>
-          <w:p>
-            <w:pPr>
-              <w:spacing w:after="0" w:line="240" w:lineRule="auto"/>
-              <w:rPr>
-                <w:rFonts w:ascii="Arial" w:eastAsia="Times New Roman" w:hAnsi="Arial" w:cs="Arial"/>
+            <w:vMerge w:val="continue"/>
+            <w:tcBorders>
+              <w:top w:val="single" w:color="000000" w:sz="4" w:space="0"/>
+              <w:left w:val="single" w:color="000000" w:sz="4" w:space="0"/>
+              <w:bottom w:val="single" w:color="000000" w:sz="4" w:space="0"/>
+              <w:right w:val="single" w:color="000000" w:sz="4" w:space="0"/>
+            </w:tcBorders>
+            <w:vAlign w:val="center"/>
+          </w:tcPr>
+          <w:p>
+            <w:pPr>
+              <w:spacing w:after="0" w:line="240" w:lineRule="auto"/>
+              <w:rPr>
+                <w:rFonts w:ascii="Arial" w:hAnsi="Arial" w:eastAsia="Times New Roman" w:cs="Arial"/>
                 <w:b/>
                 <w:bCs/>
                 <w:color w:val="000000"/>
@@ -2124,19 +2124,18 @@
       </w:tr>
       <w:tr>
         <w:trPr>
-          <w:trHeight w:val="454"/>
+          <w:trHeight w:val="454" w:hRule="atLeast"/>
         </w:trPr>
         <w:tc>
           <w:tcPr>
             <w:tcW w:w="669" w:type="dxa"/>
             <w:tcBorders>
               <w:top w:val="nil"/>
-              <w:left w:val="single" w:sz="4" w:space="0" w:color="000000"/>
-              <w:bottom w:val="single" w:sz="4" w:space="0" w:color="000000"/>
-              <w:right w:val="single" w:sz="4" w:space="0" w:color="000000"/>
-            </w:tcBorders>
-            <w:vAlign w:val="center"/>
-            <w:hideMark/>
+              <w:left w:val="single" w:color="000000" w:sz="4" w:space="0"/>
+              <w:bottom w:val="single" w:color="000000" w:sz="4" w:space="0"/>
+              <w:right w:val="single" w:color="000000" w:sz="4" w:space="0"/>
+            </w:tcBorders>
+            <w:vAlign w:val="center"/>
           </w:tcPr>
           <w:p>
             <w:pPr>
@@ -2144,13 +2143,13 @@
               <w:spacing w:after="0" w:line="240" w:lineRule="auto"/>
               <w:jc w:val="center"/>
               <w:rPr>
-                <w:rFonts w:ascii="Arial" w:eastAsia="Times New Roman" w:hAnsi="Arial" w:cs="Arial"/>
+                <w:rFonts w:ascii="Arial" w:hAnsi="Arial" w:eastAsia="Times New Roman" w:cs="Arial"/>
                 <w:color w:val="000000"/>
               </w:rPr>
             </w:pPr>
             <w:r>
               <w:rPr>
-                <w:rFonts w:ascii="Arial" w:eastAsia="Times New Roman" w:hAnsi="Arial" w:cs="Arial"/>
+                <w:rFonts w:ascii="Arial" w:hAnsi="Arial" w:eastAsia="Times New Roman" w:cs="Arial"/>
                 <w:color w:val="000000"/>
               </w:rPr>
               <w:t>1.</w:t>
@@ -2161,26 +2160,25 @@
           <w:tcPr>
             <w:tcW w:w="1897" w:type="dxa"/>
             <w:tcBorders>
-              <w:top w:val="single" w:sz="4" w:space="0" w:color="000000"/>
+              <w:top w:val="single" w:color="000000" w:sz="4" w:space="0"/>
               <w:left w:val="nil"/>
-              <w:bottom w:val="single" w:sz="4" w:space="0" w:color="000000"/>
-              <w:right w:val="single" w:sz="4" w:space="0" w:color="000000"/>
-            </w:tcBorders>
-            <w:vAlign w:val="center"/>
-            <w:hideMark/>
-          </w:tcPr>
-          <w:p>
-            <w:pPr>
-              <w:widowControl w:val="0"/>
-              <w:spacing w:after="0" w:line="240" w:lineRule="auto"/>
-              <w:rPr>
-                <w:rFonts w:ascii="Arial" w:eastAsia="Times New Roman" w:hAnsi="Arial" w:cs="Arial"/>
+              <w:bottom w:val="single" w:color="000000" w:sz="4" w:space="0"/>
+              <w:right w:val="single" w:color="000000" w:sz="4" w:space="0"/>
+            </w:tcBorders>
+            <w:vAlign w:val="center"/>
+          </w:tcPr>
+          <w:p>
+            <w:pPr>
+              <w:widowControl w:val="0"/>
+              <w:spacing w:after="0" w:line="240" w:lineRule="auto"/>
+              <w:rPr>
+                <w:rFonts w:ascii="Arial" w:hAnsi="Arial" w:eastAsia="Times New Roman" w:cs="Arial"/>
                 <w:color w:val="000000"/>
               </w:rPr>
             </w:pPr>
             <w:r>
               <w:rPr>
-                <w:rFonts w:ascii="Arial" w:eastAsia="Times New Roman" w:hAnsi="Arial" w:cs="Arial"/>
+                <w:rFonts w:ascii="Arial" w:hAnsi="Arial" w:eastAsia="Times New Roman" w:cs="Arial"/>
                 <w:color w:val="000000"/>
               </w:rPr>
               <w:t>Kehadiran</w:t>
@@ -2193,11 +2191,10 @@
             <w:tcBorders>
               <w:top w:val="nil"/>
               <w:left w:val="nil"/>
-              <w:bottom w:val="single" w:sz="4" w:space="0" w:color="000000"/>
+              <w:bottom w:val="single" w:color="000000" w:sz="4" w:space="0"/>
               <w:right w:val="nil"/>
             </w:tcBorders>
             <w:vAlign w:val="center"/>
-            <w:hideMark/>
           </w:tcPr>
           <w:p>
             <w:pPr>
@@ -2205,13 +2202,13 @@
               <w:spacing w:after="0" w:line="240" w:lineRule="auto"/>
               <w:jc w:val="center"/>
               <w:rPr>
-                <w:rFonts w:ascii="Arial" w:eastAsia="Times New Roman" w:hAnsi="Arial" w:cs="Arial"/>
+                <w:rFonts w:ascii="Arial" w:hAnsi="Arial" w:eastAsia="Times New Roman" w:cs="Arial"/>
                 <w:color w:val="000000"/>
               </w:rPr>
             </w:pPr>
             <w:r>
               <w:rPr>
-                <w:rFonts w:ascii="Arial" w:eastAsia="Times New Roman" w:hAnsi="Arial" w:cs="Arial"/>
+                <w:rFonts w:ascii="Arial" w:hAnsi="Arial" w:eastAsia="Times New Roman" w:cs="Arial"/>
                 <w:color w:val="000000"/>
               </w:rPr>
               <w:t>${kehadiran}</w:t>
@@ -2222,13 +2219,12 @@
           <w:tcPr>
             <w:tcW w:w="1126" w:type="dxa"/>
             <w:tcBorders>
-              <w:top w:val="single" w:sz="4" w:space="0" w:color="000000"/>
+              <w:top w:val="single" w:color="000000" w:sz="4" w:space="0"/>
               <w:left w:val="nil"/>
-              <w:bottom w:val="single" w:sz="4" w:space="0" w:color="000000"/>
-              <w:right w:val="single" w:sz="4" w:space="0" w:color="000000"/>
-            </w:tcBorders>
-            <w:vAlign w:val="center"/>
-            <w:hideMark/>
+              <w:bottom w:val="single" w:color="000000" w:sz="4" w:space="0"/>
+              <w:right w:val="single" w:color="000000" w:sz="4" w:space="0"/>
+            </w:tcBorders>
+            <w:vAlign w:val="center"/>
           </w:tcPr>
           <w:p>
             <w:pPr>
@@ -2236,13 +2232,13 @@
               <w:spacing w:after="0" w:line="240" w:lineRule="auto"/>
               <w:jc w:val="center"/>
               <w:rPr>
-                <w:rFonts w:ascii="Arial" w:eastAsia="Times New Roman" w:hAnsi="Arial" w:cs="Arial"/>
+                <w:rFonts w:ascii="Arial" w:hAnsi="Arial" w:eastAsia="Times New Roman" w:cs="Arial"/>
                 <w:color w:val="000000"/>
               </w:rPr>
             </w:pPr>
             <w:r>
               <w:rPr>
-                <w:rFonts w:ascii="Arial" w:eastAsia="Times New Roman" w:hAnsi="Arial" w:cs="Arial"/>
+                <w:rFonts w:ascii="Arial" w:hAnsi="Arial" w:eastAsia="Times New Roman" w:cs="Arial"/>
                 <w:color w:val="000000"/>
               </w:rPr>
               <w:t>kali</w:t>
@@ -2256,11 +2252,10 @@
             <w:tcBorders>
               <w:top w:val="nil"/>
               <w:left w:val="nil"/>
-              <w:bottom w:val="single" w:sz="4" w:space="0" w:color="000000"/>
-              <w:right w:val="single" w:sz="4" w:space="0" w:color="000000"/>
-            </w:tcBorders>
-            <w:vAlign w:val="center"/>
-            <w:hideMark/>
+              <w:bottom w:val="single" w:color="000000" w:sz="4" w:space="0"/>
+              <w:right w:val="single" w:color="000000" w:sz="4" w:space="0"/>
+            </w:tcBorders>
+            <w:vAlign w:val="center"/>
           </w:tcPr>
           <w:p>
             <w:pPr>
@@ -2268,13 +2263,13 @@
               <w:spacing w:after="0" w:line="240" w:lineRule="auto"/>
               <w:jc w:val="center"/>
               <w:rPr>
-                <w:rFonts w:ascii="Arial" w:eastAsia="Times New Roman" w:hAnsi="Arial" w:cs="Arial"/>
+                <w:rFonts w:ascii="Arial" w:hAnsi="Arial" w:eastAsia="Times New Roman" w:cs="Arial"/>
                 <w:color w:val="000000"/>
               </w:rPr>
             </w:pPr>
             <w:r>
               <w:rPr>
-                <w:rFonts w:ascii="Arial" w:eastAsia="Times New Roman" w:hAnsi="Arial" w:cs="Arial"/>
+                <w:rFonts w:ascii="Arial" w:hAnsi="Arial" w:eastAsia="Times New Roman" w:cs="Arial"/>
                 <w:color w:val="000000"/>
               </w:rPr>
               <w:t>${kehadiran_grade}</w:t>
@@ -2285,13 +2280,12 @@
           <w:tcPr>
             <w:tcW w:w="3739" w:type="dxa"/>
             <w:tcBorders>
-              <w:top w:val="single" w:sz="4" w:space="0" w:color="000000"/>
+              <w:top w:val="single" w:color="000000" w:sz="4" w:space="0"/>
               <w:left w:val="nil"/>
-              <w:bottom w:val="single" w:sz="4" w:space="0" w:color="000000"/>
-              <w:right w:val="single" w:sz="4" w:space="0" w:color="000000"/>
-            </w:tcBorders>
-            <w:vAlign w:val="center"/>
-            <w:hideMark/>
+              <w:bottom w:val="single" w:color="000000" w:sz="4" w:space="0"/>
+              <w:right w:val="single" w:color="000000" w:sz="4" w:space="0"/>
+            </w:tcBorders>
+            <w:vAlign w:val="center"/>
           </w:tcPr>
           <w:p>
             <w:pPr>
@@ -2299,13 +2293,13 @@
               <w:spacing w:after="0" w:line="240" w:lineRule="auto"/>
               <w:jc w:val="center"/>
               <w:rPr>
-                <w:rFonts w:ascii="Arial" w:eastAsia="Times New Roman" w:hAnsi="Arial" w:cs="Arial"/>
+                <w:rFonts w:ascii="Arial" w:hAnsi="Arial" w:eastAsia="Times New Roman" w:cs="Arial"/>
                 <w:color w:val="000000"/>
               </w:rPr>
             </w:pPr>
             <w:r>
               <w:rPr>
-                <w:rFonts w:ascii="Arial" w:eastAsia="Times New Roman" w:hAnsi="Arial" w:cs="Arial"/>
+                <w:rFonts w:ascii="Arial" w:hAnsi="Arial" w:eastAsia="Times New Roman" w:cs="Arial"/>
                 <w:color w:val="000000"/>
               </w:rPr>
               <w:t>${kehadiran_text}</w:t>
@@ -2315,19 +2309,18 @@
       </w:tr>
       <w:tr>
         <w:trPr>
-          <w:trHeight w:val="454"/>
+          <w:trHeight w:val="454" w:hRule="atLeast"/>
         </w:trPr>
         <w:tc>
           <w:tcPr>
             <w:tcW w:w="669" w:type="dxa"/>
             <w:tcBorders>
               <w:top w:val="nil"/>
-              <w:left w:val="single" w:sz="4" w:space="0" w:color="000000"/>
-              <w:bottom w:val="single" w:sz="4" w:space="0" w:color="000000"/>
-              <w:right w:val="single" w:sz="4" w:space="0" w:color="000000"/>
-            </w:tcBorders>
-            <w:vAlign w:val="center"/>
-            <w:hideMark/>
+              <w:left w:val="single" w:color="000000" w:sz="4" w:space="0"/>
+              <w:bottom w:val="single" w:color="000000" w:sz="4" w:space="0"/>
+              <w:right w:val="single" w:color="000000" w:sz="4" w:space="0"/>
+            </w:tcBorders>
+            <w:vAlign w:val="center"/>
           </w:tcPr>
           <w:p>
             <w:pPr>
@@ -2335,13 +2328,13 @@
               <w:spacing w:after="0" w:line="240" w:lineRule="auto"/>
               <w:jc w:val="center"/>
               <w:rPr>
-                <w:rFonts w:ascii="Arial" w:eastAsia="Times New Roman" w:hAnsi="Arial" w:cs="Arial"/>
+                <w:rFonts w:ascii="Arial" w:hAnsi="Arial" w:eastAsia="Times New Roman" w:cs="Arial"/>
                 <w:color w:val="000000"/>
               </w:rPr>
             </w:pPr>
             <w:r>
               <w:rPr>
-                <w:rFonts w:ascii="Arial" w:eastAsia="Times New Roman" w:hAnsi="Arial" w:cs="Arial"/>
+                <w:rFonts w:ascii="Arial" w:hAnsi="Arial" w:eastAsia="Times New Roman" w:cs="Arial"/>
                 <w:color w:val="000000"/>
               </w:rPr>
               <w:t>2.</w:t>
@@ -2352,26 +2345,25 @@
           <w:tcPr>
             <w:tcW w:w="1897" w:type="dxa"/>
             <w:tcBorders>
-              <w:top w:val="single" w:sz="4" w:space="0" w:color="000000"/>
+              <w:top w:val="single" w:color="000000" w:sz="4" w:space="0"/>
               <w:left w:val="nil"/>
-              <w:bottom w:val="single" w:sz="4" w:space="0" w:color="000000"/>
-              <w:right w:val="single" w:sz="4" w:space="0" w:color="000000"/>
-            </w:tcBorders>
-            <w:vAlign w:val="center"/>
-            <w:hideMark/>
-          </w:tcPr>
-          <w:p>
-            <w:pPr>
-              <w:widowControl w:val="0"/>
-              <w:spacing w:after="0" w:line="240" w:lineRule="auto"/>
-              <w:rPr>
-                <w:rFonts w:ascii="Arial" w:eastAsia="Times New Roman" w:hAnsi="Arial" w:cs="Arial"/>
+              <w:bottom w:val="single" w:color="000000" w:sz="4" w:space="0"/>
+              <w:right w:val="single" w:color="000000" w:sz="4" w:space="0"/>
+            </w:tcBorders>
+            <w:vAlign w:val="center"/>
+          </w:tcPr>
+          <w:p>
+            <w:pPr>
+              <w:widowControl w:val="0"/>
+              <w:spacing w:after="0" w:line="240" w:lineRule="auto"/>
+              <w:rPr>
+                <w:rFonts w:ascii="Arial" w:hAnsi="Arial" w:eastAsia="Times New Roman" w:cs="Arial"/>
                 <w:color w:val="000000"/>
               </w:rPr>
             </w:pPr>
             <w:r>
               <w:rPr>
-                <w:rFonts w:ascii="Arial" w:eastAsia="Times New Roman" w:hAnsi="Arial" w:cs="Arial"/>
+                <w:rFonts w:ascii="Arial" w:hAnsi="Arial" w:eastAsia="Times New Roman" w:cs="Arial"/>
                 <w:color w:val="000000"/>
               </w:rPr>
               <w:t>Tilawah Harian</w:t>
@@ -2384,11 +2376,10 @@
             <w:tcBorders>
               <w:top w:val="nil"/>
               <w:left w:val="nil"/>
-              <w:bottom w:val="single" w:sz="4" w:space="0" w:color="000000"/>
+              <w:bottom w:val="single" w:color="000000" w:sz="4" w:space="0"/>
               <w:right w:val="nil"/>
             </w:tcBorders>
             <w:vAlign w:val="center"/>
-            <w:hideMark/>
           </w:tcPr>
           <w:p>
             <w:pPr>
@@ -2396,13 +2387,13 @@
               <w:spacing w:after="0" w:line="240" w:lineRule="auto"/>
               <w:jc w:val="center"/>
               <w:rPr>
-                <w:rFonts w:ascii="Arial" w:eastAsia="Times New Roman" w:hAnsi="Arial" w:cs="Arial"/>
+                <w:rFonts w:ascii="Arial" w:hAnsi="Arial" w:eastAsia="Times New Roman" w:cs="Arial"/>
                 <w:color w:val="000000"/>
               </w:rPr>
             </w:pPr>
             <w:r>
               <w:rPr>
-                <w:rFonts w:ascii="Arial" w:eastAsia="Times New Roman" w:hAnsi="Arial" w:cs="Arial"/>
+                <w:rFonts w:ascii="Arial" w:hAnsi="Arial" w:eastAsia="Times New Roman" w:cs="Arial"/>
                 <w:color w:val="000000"/>
               </w:rPr>
               <w:t xml:space="preserve">${khatam} </w:t>
@@ -2413,13 +2404,12 @@
           <w:tcPr>
             <w:tcW w:w="1126" w:type="dxa"/>
             <w:tcBorders>
-              <w:top w:val="single" w:sz="4" w:space="0" w:color="000000"/>
+              <w:top w:val="single" w:color="000000" w:sz="4" w:space="0"/>
               <w:left w:val="nil"/>
-              <w:bottom w:val="single" w:sz="4" w:space="0" w:color="000000"/>
-              <w:right w:val="single" w:sz="4" w:space="0" w:color="000000"/>
-            </w:tcBorders>
-            <w:vAlign w:val="center"/>
-            <w:hideMark/>
+              <w:bottom w:val="single" w:color="000000" w:sz="4" w:space="0"/>
+              <w:right w:val="single" w:color="000000" w:sz="4" w:space="0"/>
+            </w:tcBorders>
+            <w:vAlign w:val="center"/>
           </w:tcPr>
           <w:p>
             <w:pPr>
@@ -2427,13 +2417,13 @@
               <w:spacing w:after="0" w:line="240" w:lineRule="auto"/>
               <w:jc w:val="center"/>
               <w:rPr>
-                <w:rFonts w:ascii="Arial" w:eastAsia="Times New Roman" w:hAnsi="Arial" w:cs="Arial"/>
+                <w:rFonts w:ascii="Arial" w:hAnsi="Arial" w:eastAsia="Times New Roman" w:cs="Arial"/>
                 <w:color w:val="000000"/>
               </w:rPr>
             </w:pPr>
             <w:r>
               <w:rPr>
-                <w:rFonts w:ascii="Arial" w:eastAsia="Times New Roman" w:hAnsi="Arial" w:cs="Arial"/>
+                <w:rFonts w:ascii="Arial" w:hAnsi="Arial" w:eastAsia="Times New Roman" w:cs="Arial"/>
                 <w:color w:val="000000"/>
               </w:rPr>
               <w:t>x khatam</w:t>
@@ -2447,11 +2437,10 @@
             <w:tcBorders>
               <w:top w:val="nil"/>
               <w:left w:val="nil"/>
-              <w:bottom w:val="single" w:sz="4" w:space="0" w:color="000000"/>
-              <w:right w:val="single" w:sz="4" w:space="0" w:color="000000"/>
-            </w:tcBorders>
-            <w:vAlign w:val="center"/>
-            <w:hideMark/>
+              <w:bottom w:val="single" w:color="000000" w:sz="4" w:space="0"/>
+              <w:right w:val="single" w:color="000000" w:sz="4" w:space="0"/>
+            </w:tcBorders>
+            <w:vAlign w:val="center"/>
           </w:tcPr>
           <w:p>
             <w:pPr>
@@ -2459,13 +2448,13 @@
               <w:spacing w:after="0" w:line="240" w:lineRule="auto"/>
               <w:jc w:val="center"/>
               <w:rPr>
-                <w:rFonts w:ascii="Arial" w:eastAsia="Times New Roman" w:hAnsi="Arial" w:cs="Arial"/>
+                <w:rFonts w:ascii="Arial" w:hAnsi="Arial" w:eastAsia="Times New Roman" w:cs="Arial"/>
                 <w:color w:val="000000"/>
               </w:rPr>
             </w:pPr>
             <w:r>
               <w:rPr>
-                <w:rFonts w:ascii="Arial" w:eastAsia="Times New Roman" w:hAnsi="Arial" w:cs="Arial"/>
+                <w:rFonts w:ascii="Arial" w:hAnsi="Arial" w:eastAsia="Times New Roman" w:cs="Arial"/>
                 <w:color w:val="000000"/>
               </w:rPr>
               <w:t>${khatam_grade}</w:t>
@@ -2476,13 +2465,12 @@
           <w:tcPr>
             <w:tcW w:w="3739" w:type="dxa"/>
             <w:tcBorders>
-              <w:top w:val="single" w:sz="4" w:space="0" w:color="000000"/>
+              <w:top w:val="single" w:color="000000" w:sz="4" w:space="0"/>
               <w:left w:val="nil"/>
-              <w:bottom w:val="single" w:sz="4" w:space="0" w:color="000000"/>
-              <w:right w:val="single" w:sz="4" w:space="0" w:color="000000"/>
-            </w:tcBorders>
-            <w:vAlign w:val="center"/>
-            <w:hideMark/>
+              <w:bottom w:val="single" w:color="000000" w:sz="4" w:space="0"/>
+              <w:right w:val="single" w:color="000000" w:sz="4" w:space="0"/>
+            </w:tcBorders>
+            <w:vAlign w:val="center"/>
           </w:tcPr>
           <w:p>
             <w:pPr>
@@ -2490,13 +2478,13 @@
               <w:spacing w:after="0" w:line="240" w:lineRule="auto"/>
               <w:jc w:val="center"/>
               <w:rPr>
-                <w:rFonts w:ascii="Arial" w:eastAsia="Times New Roman" w:hAnsi="Arial" w:cs="Arial"/>
+                <w:rFonts w:ascii="Arial" w:hAnsi="Arial" w:eastAsia="Times New Roman" w:cs="Arial"/>
                 <w:color w:val="000000"/>
               </w:rPr>
             </w:pPr>
             <w:r>
               <w:rPr>
-                <w:rFonts w:ascii="Arial" w:eastAsia="Times New Roman" w:hAnsi="Arial" w:cs="Arial"/>
+                <w:rFonts w:ascii="Arial" w:hAnsi="Arial" w:eastAsia="Times New Roman" w:cs="Arial"/>
                 <w:color w:val="000000"/>
               </w:rPr>
               <w:t>${khatam_text}</w:t>
@@ -2508,23 +2496,20 @@
     <w:p>
       <w:pPr>
         <w:rPr>
-          <w:lang w:val="en-ID"/>
+          <w:lang w:val="zh-CN"/>
         </w:rPr>
       </w:pPr>
       <w:r>
-        <w:rPr>
-          <w:noProof/>
-        </w:rPr>
         <mc:AlternateContent>
           <mc:Choice Requires="wps">
             <w:drawing>
-              <wp:anchor distT="0" distB="0" distL="0" distR="0" simplePos="0" relativeHeight="251658752" behindDoc="0" locked="0" layoutInCell="0" allowOverlap="1" wp14:anchorId="75270831" wp14:editId="39181298">
+              <wp:anchor distT="0" distB="0" distL="0" distR="0" simplePos="0" relativeHeight="251660288" behindDoc="0" locked="0" layoutInCell="0" allowOverlap="1">
                 <wp:simplePos x="0" y="0"/>
                 <wp:positionH relativeFrom="column">
                   <wp:posOffset>2728595</wp:posOffset>
                 </wp:positionH>
                 <wp:positionV relativeFrom="paragraph">
-                  <wp:posOffset>57786</wp:posOffset>
+                  <wp:posOffset>57785</wp:posOffset>
                 </wp:positionV>
                 <wp:extent cx="3712210" cy="2095500"/>
                 <wp:effectExtent l="0" t="0" r="2540" b="0"/>
@@ -2566,10 +2551,16 @@
                         <w:txbxContent>
                           <w:tbl>
                             <w:tblPr>
+                              <w:tblStyle w:val="3"/>
                               <w:tblW w:w="5895" w:type="dxa"/>
                               <w:tblInd w:w="93" w:type="dxa"/>
                               <w:tblLayout w:type="fixed"/>
-                              <w:tblLook w:val="04A0" w:firstRow="1" w:lastRow="0" w:firstColumn="1" w:lastColumn="0" w:noHBand="0" w:noVBand="1"/>
+                              <w:tblCellMar>
+                                <w:top w:w="0" w:type="dxa"/>
+                                <w:left w:w="108" w:type="dxa"/>
+                                <w:bottom w:w="0" w:type="dxa"/>
+                                <w:right w:w="108" w:type="dxa"/>
+                              </w:tblCellMar>
                             </w:tblPr>
                             <w:tblGrid>
                               <w:gridCol w:w="5423"/>
@@ -2578,30 +2569,29 @@
                             </w:tblGrid>
                             <w:tr>
                               <w:trPr>
-                                <w:trHeight w:val="275"/>
+                                <w:trHeight w:val="275" w:hRule="atLeast"/>
                               </w:trPr>
                               <w:tc>
                                 <w:tcPr>
                                   <w:tcW w:w="5890" w:type="dxa"/>
                                   <w:gridSpan w:val="3"/>
                                   <w:vAlign w:val="bottom"/>
-                                  <w:hideMark/>
                                 </w:tcPr>
                                 <w:p>
                                   <w:pPr>
-                                    <w:pStyle w:val="FrameContents"/>
+                                    <w:pStyle w:val="11"/>
                                     <w:widowControl w:val="0"/>
                                     <w:spacing w:after="0" w:line="240" w:lineRule="auto"/>
                                     <w:ind w:right="238"/>
                                     <w:jc w:val="both"/>
                                     <w:rPr>
-                                      <w:rFonts w:ascii="Arial" w:eastAsia="Times New Roman" w:hAnsi="Arial" w:cs="Arial"/>
+                                      <w:rFonts w:ascii="Arial" w:hAnsi="Arial" w:eastAsia="Times New Roman" w:cs="Arial"/>
                                       <w:color w:val="000000"/>
                                     </w:rPr>
                                   </w:pPr>
                                   <w:r>
                                     <w:rPr>
-                                      <w:rFonts w:ascii="Arial" w:eastAsia="Times New Roman" w:hAnsi="Arial" w:cs="Arial"/>
+                                      <w:rFonts w:ascii="Arial" w:hAnsi="Arial" w:eastAsia="Times New Roman" w:cs="Arial"/>
                                       <w:color w:val="000000"/>
                                     </w:rPr>
                                     <w:t>Keputusan :</w:t>
@@ -2611,30 +2601,29 @@
                             </w:tr>
                             <w:tr>
                               <w:trPr>
-                                <w:trHeight w:val="365"/>
+                                <w:trHeight w:val="365" w:hRule="atLeast"/>
                               </w:trPr>
                               <w:tc>
                                 <w:tcPr>
                                   <w:tcW w:w="5890" w:type="dxa"/>
                                   <w:gridSpan w:val="3"/>
                                   <w:vAlign w:val="bottom"/>
-                                  <w:hideMark/>
                                 </w:tcPr>
                                 <w:p>
                                   <w:pPr>
-                                    <w:pStyle w:val="FrameContents"/>
+                                    <w:pStyle w:val="11"/>
                                     <w:widowControl w:val="0"/>
                                     <w:spacing w:after="0" w:line="240" w:lineRule="auto"/>
                                     <w:ind w:right="238"/>
                                     <w:jc w:val="both"/>
                                     <w:rPr>
-                                      <w:rFonts w:ascii="Arial" w:eastAsia="Times New Roman" w:hAnsi="Arial" w:cs="Arial"/>
+                                      <w:rFonts w:ascii="Arial" w:hAnsi="Arial" w:eastAsia="Times New Roman" w:cs="Arial"/>
                                       <w:color w:val="000000"/>
                                     </w:rPr>
                                   </w:pPr>
                                   <w:r>
                                     <w:rPr>
-                                      <w:rFonts w:ascii="Arial" w:eastAsia="Times New Roman" w:hAnsi="Arial" w:cs="Arial"/>
+                                      <w:rFonts w:ascii="Arial" w:hAnsi="Arial" w:eastAsia="Times New Roman" w:cs="Arial"/>
                                       <w:color w:val="000000"/>
                                     </w:rPr>
                                     <w:t>Dengan memperhatikan prestasi yang dicapai pada Semester ${semester_name} maka santri ditetapkan :</w:t>
@@ -2644,28 +2633,27 @@
                             </w:tr>
                             <w:tr>
                               <w:trPr>
-                                <w:trHeight w:val="360"/>
+                                <w:trHeight w:val="360" w:hRule="atLeast"/>
                               </w:trPr>
                               <w:tc>
                                 <w:tcPr>
                                   <w:tcW w:w="5437" w:type="dxa"/>
                                   <w:vAlign w:val="bottom"/>
-                                  <w:hideMark/>
                                 </w:tcPr>
                                 <w:p>
                                   <w:pPr>
-                                    <w:pStyle w:val="FrameContents"/>
+                                    <w:pStyle w:val="11"/>
                                     <w:widowControl w:val="0"/>
                                     <w:spacing w:after="0" w:line="240" w:lineRule="auto"/>
                                     <w:ind w:right="238"/>
                                     <w:rPr>
-                                      <w:rFonts w:ascii="Arial" w:eastAsia="Times New Roman" w:hAnsi="Arial" w:cs="Arial"/>
+                                      <w:rFonts w:ascii="Arial" w:hAnsi="Arial" w:eastAsia="Times New Roman" w:cs="Arial"/>
                                       <w:color w:val="000000"/>
                                     </w:rPr>
                                   </w:pPr>
                                   <w:r>
                                     <w:rPr>
-                                      <w:rFonts w:ascii="Arial" w:eastAsia="Times New Roman" w:hAnsi="Arial" w:cs="Arial"/>
+                                      <w:rFonts w:ascii="Arial" w:hAnsi="Arial" w:eastAsia="Times New Roman" w:cs="Arial"/>
                                       <w:color w:val="000000"/>
                                     </w:rPr>
                                     <w:t>Lanjut/ Tetap/ Mengulang : Juz ……..</w:t>
@@ -2680,13 +2668,13 @@
                                 </w:tcPr>
                                 <w:p>
                                   <w:pPr>
-                                    <w:pStyle w:val="FrameContents"/>
+                                    <w:pStyle w:val="11"/>
                                     <w:widowControl w:val="0"/>
                                     <w:spacing w:after="0" w:line="240" w:lineRule="auto"/>
                                     <w:ind w:right="238"/>
                                     <w:jc w:val="center"/>
                                     <w:rPr>
-                                      <w:rFonts w:ascii="Arial" w:eastAsia="Times New Roman" w:hAnsi="Arial" w:cs="Arial"/>
+                                      <w:rFonts w:ascii="Arial" w:hAnsi="Arial" w:eastAsia="Times New Roman" w:cs="Arial"/>
                                       <w:color w:val="000000"/>
                                       <w:sz w:val="28"/>
                                       <w:szCs w:val="28"/>
@@ -2697,7 +2685,7 @@
                             </w:tr>
                             <w:tr>
                               <w:trPr>
-                                <w:trHeight w:hRule="exact" w:val="184"/>
+                                <w:trHeight w:val="184" w:hRule="exact"/>
                               </w:trPr>
                               <w:tc>
                                 <w:tcPr>
@@ -2706,12 +2694,12 @@
                                 </w:tcPr>
                                 <w:p>
                                   <w:pPr>
-                                    <w:pStyle w:val="FrameContents"/>
+                                    <w:pStyle w:val="11"/>
                                     <w:widowControl w:val="0"/>
                                     <w:spacing w:after="0" w:line="240" w:lineRule="auto"/>
                                     <w:ind w:right="238"/>
                                     <w:rPr>
-                                      <w:rFonts w:ascii="Arial" w:eastAsia="Times New Roman" w:hAnsi="Arial" w:cs="Arial"/>
+                                      <w:rFonts w:ascii="Arial" w:hAnsi="Arial" w:eastAsia="Times New Roman" w:cs="Arial"/>
                                       <w:color w:val="000000"/>
                                     </w:rPr>
                                   </w:pPr>
@@ -2725,12 +2713,12 @@
                                 </w:tcPr>
                                 <w:p>
                                   <w:pPr>
-                                    <w:pStyle w:val="FrameContents"/>
+                                    <w:pStyle w:val="11"/>
                                     <w:widowControl w:val="0"/>
                                     <w:spacing w:after="0" w:line="240" w:lineRule="auto"/>
                                     <w:ind w:right="238"/>
                                     <w:rPr>
-                                      <w:rFonts w:ascii="Arial" w:eastAsia="Times New Roman" w:hAnsi="Arial" w:cs="Arial"/>
+                                      <w:rFonts w:ascii="Arial" w:hAnsi="Arial" w:eastAsia="Times New Roman" w:cs="Arial"/>
                                       <w:color w:val="000000"/>
                                       <w:sz w:val="28"/>
                                       <w:szCs w:val="28"/>
@@ -2741,81 +2729,58 @@
                             </w:tr>
                             <w:tr>
                               <w:trPr>
-                                <w:trHeight w:val="360"/>
+                                <w:trHeight w:val="360" w:hRule="atLeast"/>
                               </w:trPr>
                               <w:tc>
                                 <w:tcPr>
                                   <w:tcW w:w="5890" w:type="dxa"/>
                                   <w:gridSpan w:val="3"/>
                                   <w:vAlign w:val="bottom"/>
-                                  <w:hideMark/>
                                 </w:tcPr>
                                 <w:p>
                                   <w:pPr>
-                                    <w:pStyle w:val="FrameContents"/>
+                                    <w:pStyle w:val="11"/>
                                     <w:widowControl w:val="0"/>
                                     <w:spacing w:after="0" w:line="240" w:lineRule="auto"/>
                                     <w:ind w:right="238"/>
                                     <w:rPr>
-                                      <w:rFonts w:ascii="Arial" w:eastAsia="Times New Roman" w:hAnsi="Arial" w:cs="Arial"/>
+                                      <w:rFonts w:ascii="Arial" w:hAnsi="Arial" w:eastAsia="Times New Roman" w:cs="Arial"/>
                                       <w:color w:val="000000"/>
                                     </w:rPr>
                                   </w:pPr>
                                   <w:r>
                                     <w:rPr>
-                                      <w:rFonts w:ascii="Arial" w:eastAsia="Times New Roman" w:hAnsi="Arial" w:cs="Arial"/>
+                                      <w:rFonts w:ascii="Arial" w:hAnsi="Arial" w:eastAsia="Times New Roman" w:cs="Arial"/>
                                       <w:color w:val="000000"/>
                                     </w:rPr>
-                                    <w:t xml:space="preserve">Kota </w:t>
-                                  </w:r>
-                                  <w:r>
-                                    <w:rPr>
-                                      <w:rFonts w:ascii="Arial" w:eastAsia="Times New Roman" w:hAnsi="Arial" w:cs="Arial"/>
-                                      <w:color w:val="000000"/>
-                                    </w:rPr>
-                                    <w:t>Tangeran</w:t>
-                                  </w:r>
-                                  <w:r>
-                                    <w:rPr>
-                                      <w:rFonts w:ascii="Arial" w:eastAsia="Times New Roman" w:hAnsi="Arial" w:cs="Arial"/>
-                                      <w:color w:val="000000"/>
-                                    </w:rPr>
-                                    <w:t>g</w:t>
-                                  </w:r>
-                                  <w:r>
-                                    <w:rPr>
-                                      <w:rFonts w:ascii="Arial" w:eastAsia="Times New Roman" w:hAnsi="Arial" w:cs="Arial"/>
-                                      <w:color w:val="000000"/>
-                                    </w:rPr>
-                                    <w:t>, ${date}</w:t>
+                                    <w:t>Kota Tangerang, ${date}</w:t>
                                   </w:r>
                                 </w:p>
                               </w:tc>
                             </w:tr>
                             <w:tr>
                               <w:trPr>
-                                <w:trHeight w:val="360"/>
+                                <w:trHeight w:val="360" w:hRule="atLeast"/>
                               </w:trPr>
                               <w:tc>
                                 <w:tcPr>
                                   <w:tcW w:w="5437" w:type="dxa"/>
                                   <w:vAlign w:val="bottom"/>
-                                  <w:hideMark/>
                                 </w:tcPr>
                                 <w:p>
                                   <w:pPr>
-                                    <w:pStyle w:val="FrameContents"/>
+                                    <w:pStyle w:val="11"/>
                                     <w:widowControl w:val="0"/>
                                     <w:spacing w:after="0" w:line="240" w:lineRule="auto"/>
                                     <w:ind w:right="238"/>
                                     <w:rPr>
-                                      <w:rFonts w:ascii="Arial" w:eastAsia="Times New Roman" w:hAnsi="Arial" w:cs="Arial"/>
+                                      <w:rFonts w:ascii="Arial" w:hAnsi="Arial" w:eastAsia="Times New Roman" w:cs="Arial"/>
                                       <w:color w:val="000000"/>
                                     </w:rPr>
                                   </w:pPr>
                                   <w:r>
                                     <w:rPr>
-                                      <w:rFonts w:ascii="Arial" w:eastAsia="Times New Roman" w:hAnsi="Arial" w:cs="Arial"/>
+                                      <w:rFonts w:ascii="Arial" w:hAnsi="Arial" w:eastAsia="Times New Roman" w:cs="Arial"/>
                                       <w:color w:val="000000"/>
                                     </w:rPr>
                                     <w:t>Pengajar,</w:t>
@@ -2830,12 +2795,12 @@
                                 </w:tcPr>
                                 <w:p>
                                   <w:pPr>
-                                    <w:pStyle w:val="FrameContents"/>
+                                    <w:pStyle w:val="11"/>
                                     <w:widowControl w:val="0"/>
                                     <w:spacing w:after="0" w:line="240" w:lineRule="auto"/>
                                     <w:ind w:right="238"/>
                                     <w:rPr>
-                                      <w:rFonts w:ascii="Arial" w:eastAsia="Times New Roman" w:hAnsi="Arial" w:cs="Arial"/>
+                                      <w:rFonts w:ascii="Arial" w:hAnsi="Arial" w:eastAsia="Times New Roman" w:cs="Arial"/>
                                       <w:color w:val="000000"/>
                                       <w:sz w:val="28"/>
                                       <w:szCs w:val="28"/>
@@ -2846,7 +2811,7 @@
                             </w:tr>
                             <w:tr>
                               <w:trPr>
-                                <w:trHeight w:val="360"/>
+                                <w:trHeight w:val="360" w:hRule="atLeast"/>
                               </w:trPr>
                               <w:tc>
                                 <w:tcPr>
@@ -2855,36 +2820,36 @@
                                 </w:tcPr>
                                 <w:p>
                                   <w:pPr>
-                                    <w:pStyle w:val="FrameContents"/>
+                                    <w:pStyle w:val="11"/>
                                     <w:widowControl w:val="0"/>
                                     <w:spacing w:after="0" w:line="240" w:lineRule="auto"/>
                                     <w:ind w:right="238"/>
                                     <w:rPr>
-                                      <w:rFonts w:ascii="Arial" w:eastAsia="Times New Roman" w:hAnsi="Arial" w:cs="Arial"/>
+                                      <w:rFonts w:ascii="Arial" w:hAnsi="Arial" w:eastAsia="Times New Roman" w:cs="Arial"/>
                                       <w:color w:val="000000"/>
                                     </w:rPr>
                                   </w:pPr>
                                 </w:p>
                                 <w:p>
                                   <w:pPr>
-                                    <w:pStyle w:val="FrameContents"/>
+                                    <w:pStyle w:val="11"/>
                                     <w:widowControl w:val="0"/>
                                     <w:spacing w:after="0" w:line="240" w:lineRule="auto"/>
                                     <w:ind w:right="238"/>
                                     <w:rPr>
-                                      <w:rFonts w:ascii="Arial" w:eastAsia="Times New Roman" w:hAnsi="Arial" w:cs="Arial"/>
+                                      <w:rFonts w:ascii="Arial" w:hAnsi="Arial" w:eastAsia="Times New Roman" w:cs="Arial"/>
                                       <w:color w:val="000000"/>
                                     </w:rPr>
                                   </w:pPr>
                                 </w:p>
                                 <w:p>
                                   <w:pPr>
-                                    <w:pStyle w:val="FrameContents"/>
+                                    <w:pStyle w:val="11"/>
                                     <w:widowControl w:val="0"/>
                                     <w:spacing w:after="0" w:line="240" w:lineRule="auto"/>
                                     <w:ind w:right="238"/>
                                     <w:rPr>
-                                      <w:rFonts w:ascii="Arial" w:eastAsia="Times New Roman" w:hAnsi="Arial" w:cs="Arial"/>
+                                      <w:rFonts w:ascii="Arial" w:hAnsi="Arial" w:eastAsia="Times New Roman" w:cs="Arial"/>
                                       <w:color w:val="000000"/>
                                     </w:rPr>
                                   </w:pPr>
@@ -2897,12 +2862,12 @@
                                 </w:tcPr>
                                 <w:p>
                                   <w:pPr>
-                                    <w:pStyle w:val="FrameContents"/>
+                                    <w:pStyle w:val="11"/>
                                     <w:widowControl w:val="0"/>
                                     <w:spacing w:after="0" w:line="240" w:lineRule="auto"/>
                                     <w:ind w:right="238"/>
                                     <w:rPr>
-                                      <w:rFonts w:ascii="Arial" w:eastAsia="Times New Roman" w:hAnsi="Arial" w:cs="Arial"/>
+                                      <w:rFonts w:ascii="Arial" w:hAnsi="Arial" w:eastAsia="Times New Roman" w:cs="Arial"/>
                                       <w:color w:val="000000"/>
                                       <w:sz w:val="28"/>
                                       <w:szCs w:val="28"/>
@@ -2917,12 +2882,12 @@
                                 </w:tcPr>
                                 <w:p>
                                   <w:pPr>
-                                    <w:pStyle w:val="FrameContents"/>
+                                    <w:pStyle w:val="11"/>
                                     <w:widowControl w:val="0"/>
                                     <w:spacing w:after="0" w:line="240" w:lineRule="auto"/>
                                     <w:ind w:right="238"/>
                                     <w:rPr>
-                                      <w:rFonts w:ascii="Arial" w:eastAsia="Times New Roman" w:hAnsi="Arial" w:cs="Arial"/>
+                                      <w:rFonts w:ascii="Arial" w:hAnsi="Arial" w:eastAsia="Times New Roman" w:cs="Arial"/>
                                       <w:color w:val="000000"/>
                                       <w:sz w:val="28"/>
                                       <w:szCs w:val="28"/>
@@ -2933,29 +2898,28 @@
                             </w:tr>
                             <w:tr>
                               <w:trPr>
-                                <w:trHeight w:val="360"/>
+                                <w:trHeight w:val="360" w:hRule="atLeast"/>
                               </w:trPr>
                               <w:tc>
                                 <w:tcPr>
                                   <w:tcW w:w="5890" w:type="dxa"/>
                                   <w:gridSpan w:val="3"/>
                                   <w:vAlign w:val="bottom"/>
-                                  <w:hideMark/>
                                 </w:tcPr>
                                 <w:p>
                                   <w:pPr>
-                                    <w:pStyle w:val="FrameContents"/>
+                                    <w:pStyle w:val="11"/>
                                     <w:widowControl w:val="0"/>
                                     <w:spacing w:after="0" w:line="240" w:lineRule="auto"/>
                                     <w:ind w:right="238"/>
                                     <w:rPr>
-                                      <w:rFonts w:ascii="Arial" w:eastAsia="Times New Roman" w:hAnsi="Arial" w:cs="Arial"/>
+                                      <w:rFonts w:ascii="Arial" w:hAnsi="Arial" w:eastAsia="Times New Roman" w:cs="Arial"/>
                                       <w:color w:val="000000"/>
                                     </w:rPr>
                                   </w:pPr>
                                   <w:r>
                                     <w:rPr>
-                                      <w:rFonts w:ascii="Arial" w:eastAsia="Times New Roman" w:hAnsi="Arial" w:cs="Arial"/>
+                                      <w:rFonts w:ascii="Arial" w:hAnsi="Arial" w:eastAsia="Times New Roman" w:cs="Arial"/>
                                       <w:color w:val="000000"/>
                                     </w:rPr>
                                     <w:t>${pengajar_name}</w:t>
@@ -2965,7 +2929,7 @@
                             </w:tr>
                             <w:tr>
                               <w:trPr>
-                                <w:trHeight w:val="360"/>
+                                <w:trHeight w:val="360" w:hRule="atLeast"/>
                               </w:trPr>
                               <w:tc>
                                 <w:tcPr>
@@ -2975,12 +2939,12 @@
                                 </w:tcPr>
                                 <w:p>
                                   <w:pPr>
-                                    <w:pStyle w:val="FrameContents"/>
+                                    <w:pStyle w:val="11"/>
                                     <w:widowControl w:val="0"/>
                                     <w:spacing w:after="0" w:line="240" w:lineRule="auto"/>
                                     <w:ind w:right="238"/>
                                     <w:rPr>
-                                      <w:rFonts w:ascii="Arial" w:eastAsia="Times New Roman" w:hAnsi="Arial" w:cs="Arial"/>
+                                      <w:rFonts w:ascii="Arial" w:hAnsi="Arial" w:eastAsia="Times New Roman" w:cs="Arial"/>
                                       <w:color w:val="000000"/>
                                     </w:rPr>
                                   </w:pPr>
@@ -2989,7 +2953,7 @@
                             </w:tr>
                             <w:tr>
                               <w:trPr>
-                                <w:trHeight w:val="360"/>
+                                <w:trHeight w:val="360" w:hRule="atLeast"/>
                               </w:trPr>
                               <w:tc>
                                 <w:tcPr>
@@ -2999,13 +2963,13 @@
                                 </w:tcPr>
                                 <w:p>
                                   <w:pPr>
-                                    <w:pStyle w:val="FrameContents"/>
+                                    <w:pStyle w:val="11"/>
                                     <w:widowControl w:val="0"/>
                                     <w:spacing w:after="0" w:line="240" w:lineRule="auto"/>
                                     <w:ind w:right="238"/>
                                     <w:jc w:val="center"/>
                                     <w:rPr>
-                                      <w:rFonts w:ascii="Arial" w:eastAsia="Times New Roman" w:hAnsi="Arial" w:cs="Arial"/>
+                                      <w:rFonts w:ascii="Arial" w:hAnsi="Arial" w:eastAsia="Times New Roman" w:cs="Arial"/>
                                       <w:color w:val="000000"/>
                                       <w:sz w:val="28"/>
                                       <w:szCs w:val="28"/>
@@ -3017,7 +2981,7 @@
                           </w:tbl>
                           <w:p>
                             <w:pPr>
-                              <w:pStyle w:val="FrameContents"/>
+                              <w:pStyle w:val="11"/>
                               <w:rPr>
                                 <w:color w:val="000000"/>
                               </w:rPr>
@@ -3031,26 +2995,30 @@
                     </wps:wsp>
                   </a:graphicData>
                 </a:graphic>
-                <wp14:sizeRelH relativeFrom="page">
-                  <wp14:pctWidth>0</wp14:pctWidth>
-                </wp14:sizeRelH>
-                <wp14:sizeRelV relativeFrom="page">
-                  <wp14:pctHeight>0</wp14:pctHeight>
-                </wp14:sizeRelV>
               </wp:anchor>
             </w:drawing>
           </mc:Choice>
           <mc:Fallback>
             <w:pict>
-              <v:rect w14:anchorId="75270831" id="Rectangle 4" o:spid="_x0000_s1026" style="position:absolute;margin-left:214.85pt;margin-top:4.55pt;width:292.3pt;height:165pt;z-index:251658752;visibility:visible;mso-wrap-style:square;mso-width-percent:0;mso-height-percent:0;mso-wrap-distance-left:0;mso-wrap-distance-top:0;mso-wrap-distance-right:0;mso-wrap-distance-bottom:0;mso-position-horizontal:absolute;mso-position-horizontal-relative:text;mso-position-vertical:absolute;mso-position-vertical-relative:text;mso-width-percent:0;mso-height-percent:0;mso-width-relative:page;mso-height-relative:page;v-text-anchor:top" o:gfxdata="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" o:allowincell="f" fillcolor="white [3201]" stroked="f" strokeweight=".5pt">
+              <v:rect id="Rectangle 4" o:spid="_x0000_s1026" o:spt="1" style="position:absolute;left:0pt;margin-left:214.85pt;margin-top:4.55pt;height:165pt;width:292.3pt;z-index:251660288;mso-width-relative:page;mso-height-relative:page;" fillcolor="#FFFFFF [3201]" filled="t" stroked="f" coordsize="21600,21600" o:allowincell="f" o:gfxdata="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">
+                <v:fill on="t" focussize="0,0"/>
+                <v:stroke on="f" weight="0.5pt"/>
+                <v:imagedata o:title=""/>
+                <o:lock v:ext="edit" aspectratio="f"/>
                 <v:textbox>
                   <w:txbxContent>
                     <w:tbl>
                       <w:tblPr>
+                        <w:tblStyle w:val="3"/>
                         <w:tblW w:w="5895" w:type="dxa"/>
                         <w:tblInd w:w="93" w:type="dxa"/>
                         <w:tblLayout w:type="fixed"/>
-                        <w:tblLook w:val="04A0" w:firstRow="1" w:lastRow="0" w:firstColumn="1" w:lastColumn="0" w:noHBand="0" w:noVBand="1"/>
+                        <w:tblCellMar>
+                          <w:top w:w="0" w:type="dxa"/>
+                          <w:left w:w="108" w:type="dxa"/>
+                          <w:bottom w:w="0" w:type="dxa"/>
+                          <w:right w:w="108" w:type="dxa"/>
+                        </w:tblCellMar>
                       </w:tblPr>
                       <w:tblGrid>
                         <w:gridCol w:w="5423"/>
@@ -3059,30 +3027,29 @@
                       </w:tblGrid>
                       <w:tr>
                         <w:trPr>
-                          <w:trHeight w:val="275"/>
+                          <w:trHeight w:val="275" w:hRule="atLeast"/>
                         </w:trPr>
                         <w:tc>
                           <w:tcPr>
                             <w:tcW w:w="5890" w:type="dxa"/>
                             <w:gridSpan w:val="3"/>
                             <w:vAlign w:val="bottom"/>
-                            <w:hideMark/>
                           </w:tcPr>
                           <w:p>
                             <w:pPr>
-                              <w:pStyle w:val="FrameContents"/>
+                              <w:pStyle w:val="11"/>
                               <w:widowControl w:val="0"/>
                               <w:spacing w:after="0" w:line="240" w:lineRule="auto"/>
                               <w:ind w:right="238"/>
                               <w:jc w:val="both"/>
                               <w:rPr>
-                                <w:rFonts w:ascii="Arial" w:eastAsia="Times New Roman" w:hAnsi="Arial" w:cs="Arial"/>
+                                <w:rFonts w:ascii="Arial" w:hAnsi="Arial" w:eastAsia="Times New Roman" w:cs="Arial"/>
                                 <w:color w:val="000000"/>
                               </w:rPr>
                             </w:pPr>
                             <w:r>
                               <w:rPr>
-                                <w:rFonts w:ascii="Arial" w:eastAsia="Times New Roman" w:hAnsi="Arial" w:cs="Arial"/>
+                                <w:rFonts w:ascii="Arial" w:hAnsi="Arial" w:eastAsia="Times New Roman" w:cs="Arial"/>
                                 <w:color w:val="000000"/>
                               </w:rPr>
                               <w:t>Keputusan :</w:t>
@@ -3092,30 +3059,29 @@
                       </w:tr>
                       <w:tr>
                         <w:trPr>
-                          <w:trHeight w:val="365"/>
+                          <w:trHeight w:val="365" w:hRule="atLeast"/>
                         </w:trPr>
                         <w:tc>
                           <w:tcPr>
                             <w:tcW w:w="5890" w:type="dxa"/>
                             <w:gridSpan w:val="3"/>
                             <w:vAlign w:val="bottom"/>
-                            <w:hideMark/>
                           </w:tcPr>
                           <w:p>
                             <w:pPr>
-                              <w:pStyle w:val="FrameContents"/>
+                              <w:pStyle w:val="11"/>
                               <w:widowControl w:val="0"/>
                               <w:spacing w:after="0" w:line="240" w:lineRule="auto"/>
                               <w:ind w:right="238"/>
                               <w:jc w:val="both"/>
                               <w:rPr>
-                                <w:rFonts w:ascii="Arial" w:eastAsia="Times New Roman" w:hAnsi="Arial" w:cs="Arial"/>
+                                <w:rFonts w:ascii="Arial" w:hAnsi="Arial" w:eastAsia="Times New Roman" w:cs="Arial"/>
                                 <w:color w:val="000000"/>
                               </w:rPr>
                             </w:pPr>
                             <w:r>
                               <w:rPr>
-                                <w:rFonts w:ascii="Arial" w:eastAsia="Times New Roman" w:hAnsi="Arial" w:cs="Arial"/>
+                                <w:rFonts w:ascii="Arial" w:hAnsi="Arial" w:eastAsia="Times New Roman" w:cs="Arial"/>
                                 <w:color w:val="000000"/>
                               </w:rPr>
                               <w:t>Dengan memperhatikan prestasi yang dicapai pada Semester ${semester_name} maka santri ditetapkan :</w:t>
@@ -3125,28 +3091,27 @@
                       </w:tr>
                       <w:tr>
                         <w:trPr>
-                          <w:trHeight w:val="360"/>
+                          <w:trHeight w:val="360" w:hRule="atLeast"/>
                         </w:trPr>
                         <w:tc>
                           <w:tcPr>
                             <w:tcW w:w="5437" w:type="dxa"/>
                             <w:vAlign w:val="bottom"/>
-                            <w:hideMark/>
                           </w:tcPr>
                           <w:p>
                             <w:pPr>
-                              <w:pStyle w:val="FrameContents"/>
+                              <w:pStyle w:val="11"/>
                               <w:widowControl w:val="0"/>
                               <w:spacing w:after="0" w:line="240" w:lineRule="auto"/>
                               <w:ind w:right="238"/>
                               <w:rPr>
-                                <w:rFonts w:ascii="Arial" w:eastAsia="Times New Roman" w:hAnsi="Arial" w:cs="Arial"/>
+                                <w:rFonts w:ascii="Arial" w:hAnsi="Arial" w:eastAsia="Times New Roman" w:cs="Arial"/>
                                 <w:color w:val="000000"/>
                               </w:rPr>
                             </w:pPr>
                             <w:r>
                               <w:rPr>
-                                <w:rFonts w:ascii="Arial" w:eastAsia="Times New Roman" w:hAnsi="Arial" w:cs="Arial"/>
+                                <w:rFonts w:ascii="Arial" w:hAnsi="Arial" w:eastAsia="Times New Roman" w:cs="Arial"/>
                                 <w:color w:val="000000"/>
                               </w:rPr>
                               <w:t>Lanjut/ Tetap/ Mengulang : Juz ……..</w:t>
@@ -3161,13 +3126,13 @@
                           </w:tcPr>
                           <w:p>
                             <w:pPr>
-                              <w:pStyle w:val="FrameContents"/>
+                              <w:pStyle w:val="11"/>
                               <w:widowControl w:val="0"/>
                               <w:spacing w:after="0" w:line="240" w:lineRule="auto"/>
                               <w:ind w:right="238"/>
                               <w:jc w:val="center"/>
                               <w:rPr>
-                                <w:rFonts w:ascii="Arial" w:eastAsia="Times New Roman" w:hAnsi="Arial" w:cs="Arial"/>
+                                <w:rFonts w:ascii="Arial" w:hAnsi="Arial" w:eastAsia="Times New Roman" w:cs="Arial"/>
                                 <w:color w:val="000000"/>
                                 <w:sz w:val="28"/>
                                 <w:szCs w:val="28"/>
@@ -3178,7 +3143,7 @@
                       </w:tr>
                       <w:tr>
                         <w:trPr>
-                          <w:trHeight w:hRule="exact" w:val="184"/>
+                          <w:trHeight w:val="184" w:hRule="exact"/>
                         </w:trPr>
                         <w:tc>
                           <w:tcPr>
@@ -3187,12 +3152,12 @@
                           </w:tcPr>
                           <w:p>
                             <w:pPr>
-                              <w:pStyle w:val="FrameContents"/>
+                              <w:pStyle w:val="11"/>
                               <w:widowControl w:val="0"/>
                               <w:spacing w:after="0" w:line="240" w:lineRule="auto"/>
                               <w:ind w:right="238"/>
                               <w:rPr>
-                                <w:rFonts w:ascii="Arial" w:eastAsia="Times New Roman" w:hAnsi="Arial" w:cs="Arial"/>
+                                <w:rFonts w:ascii="Arial" w:hAnsi="Arial" w:eastAsia="Times New Roman" w:cs="Arial"/>
                                 <w:color w:val="000000"/>
                               </w:rPr>
                             </w:pPr>
@@ -3206,12 +3171,12 @@
                           </w:tcPr>
                           <w:p>
                             <w:pPr>
-                              <w:pStyle w:val="FrameContents"/>
+                              <w:pStyle w:val="11"/>
                               <w:widowControl w:val="0"/>
                               <w:spacing w:after="0" w:line="240" w:lineRule="auto"/>
                               <w:ind w:right="238"/>
                               <w:rPr>
-                                <w:rFonts w:ascii="Arial" w:eastAsia="Times New Roman" w:hAnsi="Arial" w:cs="Arial"/>
+                                <w:rFonts w:ascii="Arial" w:hAnsi="Arial" w:eastAsia="Times New Roman" w:cs="Arial"/>
                                 <w:color w:val="000000"/>
                                 <w:sz w:val="28"/>
                                 <w:szCs w:val="28"/>
@@ -3222,81 +3187,58 @@
                       </w:tr>
                       <w:tr>
                         <w:trPr>
-                          <w:trHeight w:val="360"/>
+                          <w:trHeight w:val="360" w:hRule="atLeast"/>
                         </w:trPr>
                         <w:tc>
                           <w:tcPr>
                             <w:tcW w:w="5890" w:type="dxa"/>
                             <w:gridSpan w:val="3"/>
                             <w:vAlign w:val="bottom"/>
-                            <w:hideMark/>
                           </w:tcPr>
                           <w:p>
                             <w:pPr>
-                              <w:pStyle w:val="FrameContents"/>
+                              <w:pStyle w:val="11"/>
                               <w:widowControl w:val="0"/>
                               <w:spacing w:after="0" w:line="240" w:lineRule="auto"/>
                               <w:ind w:right="238"/>
                               <w:rPr>
-                                <w:rFonts w:ascii="Arial" w:eastAsia="Times New Roman" w:hAnsi="Arial" w:cs="Arial"/>
+                                <w:rFonts w:ascii="Arial" w:hAnsi="Arial" w:eastAsia="Times New Roman" w:cs="Arial"/>
                                 <w:color w:val="000000"/>
                               </w:rPr>
                             </w:pPr>
                             <w:r>
                               <w:rPr>
-                                <w:rFonts w:ascii="Arial" w:eastAsia="Times New Roman" w:hAnsi="Arial" w:cs="Arial"/>
+                                <w:rFonts w:ascii="Arial" w:hAnsi="Arial" w:eastAsia="Times New Roman" w:cs="Arial"/>
                                 <w:color w:val="000000"/>
                               </w:rPr>
-                              <w:t xml:space="preserve">Kota </w:t>
-                            </w:r>
-                            <w:r>
-                              <w:rPr>
-                                <w:rFonts w:ascii="Arial" w:eastAsia="Times New Roman" w:hAnsi="Arial" w:cs="Arial"/>
-                                <w:color w:val="000000"/>
-                              </w:rPr>
-                              <w:t>Tangeran</w:t>
-                            </w:r>
-                            <w:r>
-                              <w:rPr>
-                                <w:rFonts w:ascii="Arial" w:eastAsia="Times New Roman" w:hAnsi="Arial" w:cs="Arial"/>
-                                <w:color w:val="000000"/>
-                              </w:rPr>
-                              <w:t>g</w:t>
-                            </w:r>
-                            <w:r>
-                              <w:rPr>
-                                <w:rFonts w:ascii="Arial" w:eastAsia="Times New Roman" w:hAnsi="Arial" w:cs="Arial"/>
-                                <w:color w:val="000000"/>
-                              </w:rPr>
-                              <w:t>, ${date}</w:t>
+                              <w:t>Kota Tangerang, ${date}</w:t>
                             </w:r>
                           </w:p>
                         </w:tc>
                       </w:tr>
                       <w:tr>
                         <w:trPr>
-                          <w:trHeight w:val="360"/>
+                          <w:trHeight w:val="360" w:hRule="atLeast"/>
                         </w:trPr>
                         <w:tc>
                           <w:tcPr>
                             <w:tcW w:w="5437" w:type="dxa"/>
                             <w:vAlign w:val="bottom"/>
-                            <w:hideMark/>
                           </w:tcPr>
                           <w:p>
                             <w:pPr>
-                              <w:pStyle w:val="FrameContents"/>
+                              <w:pStyle w:val="11"/>
                               <w:widowControl w:val="0"/>
                               <w:spacing w:after="0" w:line="240" w:lineRule="auto"/>
                               <w:ind w:right="238"/>
                               <w:rPr>
-                                <w:rFonts w:ascii="Arial" w:eastAsia="Times New Roman" w:hAnsi="Arial" w:cs="Arial"/>
+                                <w:rFonts w:ascii="Arial" w:hAnsi="Arial" w:eastAsia="Times New Roman" w:cs="Arial"/>
                                 <w:color w:val="000000"/>
                               </w:rPr>
                             </w:pPr>
                             <w:r>
                               <w:rPr>
-                                <w:rFonts w:ascii="Arial" w:eastAsia="Times New Roman" w:hAnsi="Arial" w:cs="Arial"/>
+                                <w:rFonts w:ascii="Arial" w:hAnsi="Arial" w:eastAsia="Times New Roman" w:cs="Arial"/>
                                 <w:color w:val="000000"/>
                               </w:rPr>
                               <w:t>Pengajar,</w:t>
@@ -3311,12 +3253,12 @@
                           </w:tcPr>
                           <w:p>
                             <w:pPr>
-                              <w:pStyle w:val="FrameContents"/>
+                              <w:pStyle w:val="11"/>
                               <w:widowControl w:val="0"/>
                               <w:spacing w:after="0" w:line="240" w:lineRule="auto"/>
                               <w:ind w:right="238"/>
                               <w:rPr>
-                                <w:rFonts w:ascii="Arial" w:eastAsia="Times New Roman" w:hAnsi="Arial" w:cs="Arial"/>
+                                <w:rFonts w:ascii="Arial" w:hAnsi="Arial" w:eastAsia="Times New Roman" w:cs="Arial"/>
                                 <w:color w:val="000000"/>
                                 <w:sz w:val="28"/>
                                 <w:szCs w:val="28"/>
@@ -3327,7 +3269,7 @@
                       </w:tr>
                       <w:tr>
                         <w:trPr>
-                          <w:trHeight w:val="360"/>
+                          <w:trHeight w:val="360" w:hRule="atLeast"/>
                         </w:trPr>
                         <w:tc>
                           <w:tcPr>
@@ -3336,36 +3278,36 @@
                           </w:tcPr>
                           <w:p>
                             <w:pPr>
-                              <w:pStyle w:val="FrameContents"/>
+                              <w:pStyle w:val="11"/>
                               <w:widowControl w:val="0"/>
                               <w:spacing w:after="0" w:line="240" w:lineRule="auto"/>
                               <w:ind w:right="238"/>
                               <w:rPr>
-                                <w:rFonts w:ascii="Arial" w:eastAsia="Times New Roman" w:hAnsi="Arial" w:cs="Arial"/>
+                                <w:rFonts w:ascii="Arial" w:hAnsi="Arial" w:eastAsia="Times New Roman" w:cs="Arial"/>
                                 <w:color w:val="000000"/>
                               </w:rPr>
                             </w:pPr>
                           </w:p>
                           <w:p>
                             <w:pPr>
-                              <w:pStyle w:val="FrameContents"/>
+                              <w:pStyle w:val="11"/>
                               <w:widowControl w:val="0"/>
                               <w:spacing w:after="0" w:line="240" w:lineRule="auto"/>
                               <w:ind w:right="238"/>
                               <w:rPr>
-                                <w:rFonts w:ascii="Arial" w:eastAsia="Times New Roman" w:hAnsi="Arial" w:cs="Arial"/>
+                                <w:rFonts w:ascii="Arial" w:hAnsi="Arial" w:eastAsia="Times New Roman" w:cs="Arial"/>
                                 <w:color w:val="000000"/>
                               </w:rPr>
                             </w:pPr>
                           </w:p>
                           <w:p>
                             <w:pPr>
-                              <w:pStyle w:val="FrameContents"/>
+                              <w:pStyle w:val="11"/>
                               <w:widowControl w:val="0"/>
                               <w:spacing w:after="0" w:line="240" w:lineRule="auto"/>
                               <w:ind w:right="238"/>
                               <w:rPr>
-                                <w:rFonts w:ascii="Arial" w:eastAsia="Times New Roman" w:hAnsi="Arial" w:cs="Arial"/>
+                                <w:rFonts w:ascii="Arial" w:hAnsi="Arial" w:eastAsia="Times New Roman" w:cs="Arial"/>
                                 <w:color w:val="000000"/>
                               </w:rPr>
                             </w:pPr>
@@ -3378,12 +3320,12 @@
                           </w:tcPr>
                           <w:p>
                             <w:pPr>
-                              <w:pStyle w:val="FrameContents"/>
+                              <w:pStyle w:val="11"/>
                               <w:widowControl w:val="0"/>
                               <w:spacing w:after="0" w:line="240" w:lineRule="auto"/>
                               <w:ind w:right="238"/>
                               <w:rPr>
-                                <w:rFonts w:ascii="Arial" w:eastAsia="Times New Roman" w:hAnsi="Arial" w:cs="Arial"/>
+                                <w:rFonts w:ascii="Arial" w:hAnsi="Arial" w:eastAsia="Times New Roman" w:cs="Arial"/>
                                 <w:color w:val="000000"/>
                                 <w:sz w:val="28"/>
                                 <w:szCs w:val="28"/>
@@ -3398,12 +3340,12 @@
                           </w:tcPr>
                           <w:p>
                             <w:pPr>
-                              <w:pStyle w:val="FrameContents"/>
+                              <w:pStyle w:val="11"/>
                               <w:widowControl w:val="0"/>
                               <w:spacing w:after="0" w:line="240" w:lineRule="auto"/>
                               <w:ind w:right="238"/>
                               <w:rPr>
-                                <w:rFonts w:ascii="Arial" w:eastAsia="Times New Roman" w:hAnsi="Arial" w:cs="Arial"/>
+                                <w:rFonts w:ascii="Arial" w:hAnsi="Arial" w:eastAsia="Times New Roman" w:cs="Arial"/>
                                 <w:color w:val="000000"/>
                                 <w:sz w:val="28"/>
                                 <w:szCs w:val="28"/>
@@ -3414,29 +3356,28 @@
                       </w:tr>
                       <w:tr>
                         <w:trPr>
-                          <w:trHeight w:val="360"/>
+                          <w:trHeight w:val="360" w:hRule="atLeast"/>
                         </w:trPr>
                         <w:tc>
                           <w:tcPr>
                             <w:tcW w:w="5890" w:type="dxa"/>
                             <w:gridSpan w:val="3"/>
                             <w:vAlign w:val="bottom"/>
-                            <w:hideMark/>
                           </w:tcPr>
                           <w:p>
                             <w:pPr>
-                              <w:pStyle w:val="FrameContents"/>
+                              <w:pStyle w:val="11"/>
                               <w:widowControl w:val="0"/>
                               <w:spacing w:after="0" w:line="240" w:lineRule="auto"/>
                               <w:ind w:right="238"/>
                               <w:rPr>
-                                <w:rFonts w:ascii="Arial" w:eastAsia="Times New Roman" w:hAnsi="Arial" w:cs="Arial"/>
+                                <w:rFonts w:ascii="Arial" w:hAnsi="Arial" w:eastAsia="Times New Roman" w:cs="Arial"/>
                                 <w:color w:val="000000"/>
                               </w:rPr>
                             </w:pPr>
                             <w:r>
                               <w:rPr>
-                                <w:rFonts w:ascii="Arial" w:eastAsia="Times New Roman" w:hAnsi="Arial" w:cs="Arial"/>
+                                <w:rFonts w:ascii="Arial" w:hAnsi="Arial" w:eastAsia="Times New Roman" w:cs="Arial"/>
                                 <w:color w:val="000000"/>
                               </w:rPr>
                               <w:t>${pengajar_name}</w:t>
@@ -3446,7 +3387,7 @@
                       </w:tr>
                       <w:tr>
                         <w:trPr>
-                          <w:trHeight w:val="360"/>
+                          <w:trHeight w:val="360" w:hRule="atLeast"/>
                         </w:trPr>
                         <w:tc>
                           <w:tcPr>
@@ -3456,12 +3397,12 @@
                           </w:tcPr>
                           <w:p>
                             <w:pPr>
-                              <w:pStyle w:val="FrameContents"/>
+                              <w:pStyle w:val="11"/>
                               <w:widowControl w:val="0"/>
                               <w:spacing w:after="0" w:line="240" w:lineRule="auto"/>
                               <w:ind w:right="238"/>
                               <w:rPr>
-                                <w:rFonts w:ascii="Arial" w:eastAsia="Times New Roman" w:hAnsi="Arial" w:cs="Arial"/>
+                                <w:rFonts w:ascii="Arial" w:hAnsi="Arial" w:eastAsia="Times New Roman" w:cs="Arial"/>
                                 <w:color w:val="000000"/>
                               </w:rPr>
                             </w:pPr>
@@ -3470,7 +3411,7 @@
                       </w:tr>
                       <w:tr>
                         <w:trPr>
-                          <w:trHeight w:val="360"/>
+                          <w:trHeight w:val="360" w:hRule="atLeast"/>
                         </w:trPr>
                         <w:tc>
                           <w:tcPr>
@@ -3480,13 +3421,13 @@
                           </w:tcPr>
                           <w:p>
                             <w:pPr>
-                              <w:pStyle w:val="FrameContents"/>
+                              <w:pStyle w:val="11"/>
                               <w:widowControl w:val="0"/>
                               <w:spacing w:after="0" w:line="240" w:lineRule="auto"/>
                               <w:ind w:right="238"/>
                               <w:jc w:val="center"/>
                               <w:rPr>
-                                <w:rFonts w:ascii="Arial" w:eastAsia="Times New Roman" w:hAnsi="Arial" w:cs="Arial"/>
+                                <w:rFonts w:ascii="Arial" w:hAnsi="Arial" w:eastAsia="Times New Roman" w:cs="Arial"/>
                                 <w:color w:val="000000"/>
                                 <w:sz w:val="28"/>
                                 <w:szCs w:val="28"/>
@@ -3498,7 +3439,7 @@
                     </w:tbl>
                     <w:p>
                       <w:pPr>
-                        <w:pStyle w:val="FrameContents"/>
+                        <w:pStyle w:val="11"/>
                         <w:rPr>
                           <w:color w:val="000000"/>
                         </w:rPr>
@@ -3512,13 +3453,10 @@
         </mc:AlternateContent>
       </w:r>
       <w:r>
-        <w:rPr>
-          <w:noProof/>
-        </w:rPr>
         <mc:AlternateContent>
           <mc:Choice Requires="wps">
             <w:drawing>
-              <wp:anchor distT="0" distB="0" distL="0" distR="0" simplePos="0" relativeHeight="251656704" behindDoc="0" locked="0" layoutInCell="0" allowOverlap="1" wp14:anchorId="73C8B079" wp14:editId="6E72E404">
+              <wp:anchor distT="0" distB="0" distL="0" distR="0" simplePos="0" relativeHeight="251659264" behindDoc="0" locked="0" layoutInCell="0" allowOverlap="1">
                 <wp:simplePos x="0" y="0"/>
                 <wp:positionH relativeFrom="column">
                   <wp:posOffset>-153670</wp:posOffset>
@@ -3566,7 +3504,7 @@
                         <w:txbxContent>
                           <w:p>
                             <w:pPr>
-                              <w:pStyle w:val="FrameContents"/>
+                              <w:pStyle w:val="11"/>
                               <w:rPr>
                                 <w:rFonts w:ascii="Arial" w:hAnsi="Arial" w:cs="Arial"/>
                               </w:rPr>
@@ -3581,7 +3519,7 @@
                           </w:p>
                           <w:p>
                             <w:pPr>
-                              <w:pStyle w:val="FrameContents"/>
+                              <w:pStyle w:val="11"/>
                               <w:rPr>
                                 <w:rFonts w:ascii="Arial" w:hAnsi="Arial" w:cs="Arial"/>
                               </w:rPr>
@@ -3596,7 +3534,7 @@
                           </w:p>
                           <w:p>
                             <w:pPr>
-                              <w:pStyle w:val="FrameContents"/>
+                              <w:pStyle w:val="11"/>
                               <w:rPr>
                                 <w:rFonts w:ascii="Arial" w:hAnsi="Arial" w:cs="Arial"/>
                               </w:rPr>
@@ -3604,7 +3542,7 @@
                           </w:p>
                           <w:p>
                             <w:pPr>
-                              <w:pStyle w:val="FrameContents"/>
+                              <w:pStyle w:val="11"/>
                               <w:rPr>
                                 <w:rFonts w:ascii="Arial" w:hAnsi="Arial" w:cs="Arial"/>
                               </w:rPr>
@@ -3612,7 +3550,7 @@
                           </w:p>
                           <w:p>
                             <w:pPr>
-                              <w:pStyle w:val="FrameContents"/>
+                              <w:pStyle w:val="11"/>
                               <w:rPr>
                                 <w:rFonts w:ascii="Arial" w:hAnsi="Arial" w:cs="Arial"/>
                               </w:rPr>
@@ -3620,7 +3558,7 @@
                           </w:p>
                           <w:p>
                             <w:pPr>
-                              <w:pStyle w:val="FrameContents"/>
+                              <w:pStyle w:val="11"/>
                               <w:rPr>
                                 <w:rFonts w:ascii="Arial" w:hAnsi="Arial" w:cs="Arial"/>
                               </w:rPr>
@@ -3634,23 +3572,21 @@
                     </wps:wsp>
                   </a:graphicData>
                 </a:graphic>
-                <wp14:sizeRelH relativeFrom="page">
-                  <wp14:pctWidth>0</wp14:pctWidth>
-                </wp14:sizeRelH>
-                <wp14:sizeRelV relativeFrom="page">
-                  <wp14:pctHeight>0</wp14:pctHeight>
-                </wp14:sizeRelV>
               </wp:anchor>
             </w:drawing>
           </mc:Choice>
           <mc:Fallback>
             <w:pict>
-              <v:rect w14:anchorId="73C8B079" id="Rectangle 1" o:spid="_x0000_s1027" style="position:absolute;margin-left:-12.1pt;margin-top:13.65pt;width:216.1pt;height:167.7pt;z-index:251656704;visibility:visible;mso-wrap-style:square;mso-width-percent:0;mso-height-percent:0;mso-wrap-distance-left:0;mso-wrap-distance-top:0;mso-wrap-distance-right:0;mso-wrap-distance-bottom:0;mso-position-horizontal:absolute;mso-position-horizontal-relative:text;mso-position-vertical:absolute;mso-position-vertical-relative:text;mso-width-percent:0;mso-height-percent:0;mso-width-relative:page;mso-height-relative:page;v-text-anchor:top" o:gfxdata="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" o:allowincell="f" stroked="f">
+              <v:rect id="Rectangle 1" o:spid="_x0000_s1026" o:spt="1" style="position:absolute;left:0pt;margin-left:-12.1pt;margin-top:13.65pt;height:167.7pt;width:216.1pt;z-index:251659264;mso-width-relative:page;mso-height-relative:page;" fillcolor="#FFFFFF" filled="t" stroked="f" coordsize="21600,21600" o:allowincell="f" o:gfxdata="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">
+                <v:fill on="t" focussize="0,0"/>
+                <v:stroke on="f"/>
+                <v:imagedata o:title=""/>
+                <o:lock v:ext="edit" aspectratio="f"/>
                 <v:textbox>
                   <w:txbxContent>
                     <w:p>
                       <w:pPr>
-                        <w:pStyle w:val="FrameContents"/>
+                        <w:pStyle w:val="11"/>
                         <w:rPr>
                           <w:rFonts w:ascii="Arial" w:hAnsi="Arial" w:cs="Arial"/>
                         </w:rPr>
@@ -3665,7 +3601,7 @@
                     </w:p>
                     <w:p>
                       <w:pPr>
-                        <w:pStyle w:val="FrameContents"/>
+                        <w:pStyle w:val="11"/>
                         <w:rPr>
                           <w:rFonts w:ascii="Arial" w:hAnsi="Arial" w:cs="Arial"/>
                         </w:rPr>
@@ -3680,7 +3616,7 @@
                     </w:p>
                     <w:p>
                       <w:pPr>
-                        <w:pStyle w:val="FrameContents"/>
+                        <w:pStyle w:val="11"/>
                         <w:rPr>
                           <w:rFonts w:ascii="Arial" w:hAnsi="Arial" w:cs="Arial"/>
                         </w:rPr>
@@ -3688,7 +3624,7 @@
                     </w:p>
                     <w:p>
                       <w:pPr>
-                        <w:pStyle w:val="FrameContents"/>
+                        <w:pStyle w:val="11"/>
                         <w:rPr>
                           <w:rFonts w:ascii="Arial" w:hAnsi="Arial" w:cs="Arial"/>
                         </w:rPr>
@@ -3696,7 +3632,7 @@
                     </w:p>
                     <w:p>
                       <w:pPr>
-                        <w:pStyle w:val="FrameContents"/>
+                        <w:pStyle w:val="11"/>
                         <w:rPr>
                           <w:rFonts w:ascii="Arial" w:hAnsi="Arial" w:cs="Arial"/>
                         </w:rPr>
@@ -3704,7 +3640,7 @@
                     </w:p>
                     <w:p>
                       <w:pPr>
-                        <w:pStyle w:val="FrameContents"/>
+                        <w:pStyle w:val="11"/>
                         <w:rPr>
                           <w:rFonts w:ascii="Arial" w:hAnsi="Arial" w:cs="Arial"/>
                         </w:rPr>
@@ -3721,28 +3657,28 @@
     <w:p>
       <w:pPr>
         <w:rPr>
-          <w:lang w:val="en-ID"/>
+          <w:lang w:val="zh-CN"/>
         </w:rPr>
       </w:pPr>
     </w:p>
     <w:p>
       <w:pPr>
         <w:rPr>
-          <w:lang w:val="en-ID"/>
+          <w:lang w:val="zh-CN"/>
         </w:rPr>
       </w:pPr>
     </w:p>
     <w:p>
       <w:pPr>
         <w:rPr>
-          <w:lang w:val="en-ID"/>
+          <w:lang w:val="zh-CN"/>
         </w:rPr>
       </w:pPr>
     </w:p>
     <w:p>
       <w:pPr>
         <w:rPr>
-          <w:lang w:val="en-ID"/>
+          <w:lang w:val="zh-CN"/>
         </w:rPr>
       </w:pPr>
     </w:p>
@@ -3752,7 +3688,7 @@
           <w:tab w:val="left" w:pos="2386"/>
         </w:tabs>
         <w:rPr>
-          <w:lang w:val="en-ID"/>
+          <w:lang w:val="zh-CN"/>
         </w:rPr>
       </w:pPr>
     </w:p>
@@ -3769,42 +3705,42 @@
         <w:spacing w:before="120" w:after="0" w:line="360" w:lineRule="auto"/>
         <w:ind w:firstLine="3544"/>
         <w:rPr>
-          <w:lang w:val="en-ID"/>
+          <w:lang w:val="zh-CN"/>
         </w:rPr>
       </w:pPr>
     </w:p>
     <w:sectPr>
-      <w:pgSz w:w="11907" w:h="16839" w:code="9"/>
+      <w:pgSz w:w="11907" w:h="16839"/>
       <w:pgMar w:top="709" w:right="850" w:bottom="1276" w:left="851" w:header="708" w:footer="708" w:gutter="0"/>
       <w:pgBorders>
-        <w:top w:val="twistedLines1" w:sz="18" w:space="1" w:color="008A3E"/>
-        <w:left w:val="twistedLines1" w:sz="18" w:space="4" w:color="008A3E"/>
-        <w:bottom w:val="twistedLines1" w:sz="18" w:space="1" w:color="008A3E"/>
-        <w:right w:val="twistedLines1" w:sz="18" w:space="4" w:color="008A3E"/>
+        <w:top w:val="twistedLines1" w:color="008A3E" w:sz="18" w:space="1"/>
+        <w:left w:val="twistedLines1" w:color="008A3E" w:sz="18" w:space="4"/>
+        <w:bottom w:val="twistedLines1" w:color="008A3E" w:sz="18" w:space="1"/>
+        <w:right w:val="twistedLines1" w:color="008A3E" w:sz="18" w:space="4"/>
       </w:pgBorders>
-      <w:cols w:space="708"/>
-      <w:docGrid w:linePitch="360"/>
+      <w:cols w:space="708" w:num="1"/>
+      <w:docGrid w:linePitch="360" w:charSpace="0"/>
     </w:sectPr>
   </w:body>
 </w:document>
 </file>
 
 <file path=word/endnotes.xml><?xml version="1.0" encoding="utf-8"?>
-<w:endnotes xmlns:wpc="http://schemas.microsoft.com/office/word/2010/wordprocessingCanvas" xmlns:cx="http://schemas.microsoft.com/office/drawing/2014/chartex" xmlns:cx1="http://schemas.microsoft.com/office/drawing/2015/9/8/chartex" xmlns:cx2="http://schemas.microsoft.com/office/drawing/2015/10/21/chartex" xmlns:cx3="http://schemas.microsoft.com/office/drawing/2016/5/9/chartex" xmlns:cx4="http://schemas.microsoft.com/office/drawing/2016/5/10/chartex" xmlns:cx5="http://schemas.microsoft.com/office/drawing/2016/5/11/chartex" xmlns:cx6="http://schemas.microsoft.com/office/drawing/2016/5/12/chartex" xmlns:cx7="http://schemas.microsoft.com/office/drawing/2016/5/13/chartex" xmlns:cx8="http://schemas.microsoft.com/office/drawing/2016/5/14/chartex" xmlns:mc="http://schemas.openxmlformats.org/markup-compatibility/2006" xmlns:aink="http://schemas.microsoft.com/office/drawing/2016/ink" xmlns:am3d="http://schemas.microsoft.com/office/drawing/2017/model3d" xmlns:o="urn:schemas-microsoft-com:office:office" xmlns:oel="http://schemas.microsoft.com/office/2019/extlst" xmlns:r="http://schemas.openxmlformats.org/officeDocument/2006/relationships" xmlns:m="http://schemas.openxmlformats.org/officeDocument/2006/math" xmlns:v="urn:schemas-microsoft-com:vml" xmlns:wp14="http://schemas.microsoft.com/office/word/2010/wordprocessingDrawing" xmlns:wp="http://schemas.openxmlformats.org/drawingml/2006/wordprocessingDrawing" xmlns:w10="urn:schemas-microsoft-com:office:word" xmlns:w="http://schemas.openxmlformats.org/wordprocessingml/2006/main" xmlns:w14="http://schemas.microsoft.com/office/word/2010/wordml" xmlns:w15="http://schemas.microsoft.com/office/word/2012/wordml" xmlns:w16cex="http://schemas.microsoft.com/office/word/2018/wordml/cex" xmlns:w16cid="http://schemas.microsoft.com/office/word/2016/wordml/cid" xmlns:w16="http://schemas.microsoft.com/office/word/2018/wordml" xmlns:w16sdtdh="http://schemas.microsoft.com/office/word/2020/wordml/sdtdatahash" xmlns:w16se="http://schemas.microsoft.com/office/word/2015/wordml/symex" xmlns:wpg="http://schemas.microsoft.com/office/word/2010/wordprocessingGroup" xmlns:wpi="http://schemas.microsoft.com/office/word/2010/wordprocessingInk" xmlns:wne="http://schemas.microsoft.com/office/word/2006/wordml" xmlns:wps="http://schemas.microsoft.com/office/word/2010/wordprocessingShape" mc:Ignorable="w14 w15 w16se w16cid w16 w16cex w16sdtdh wp14">
-  <w:endnote w:type="separator" w:id="-1">
+<w:endnotes xmlns:wpc="http://schemas.microsoft.com/office/word/2010/wordprocessingCanvas" xmlns:mc="http://schemas.openxmlformats.org/markup-compatibility/2006" xmlns:o="urn:schemas-microsoft-com:office:office" xmlns:r="http://schemas.openxmlformats.org/officeDocument/2006/relationships" xmlns:m="http://schemas.openxmlformats.org/officeDocument/2006/math" xmlns:v="urn:schemas-microsoft-com:vml" xmlns:wp14="http://schemas.microsoft.com/office/word/2010/wordprocessingDrawing" xmlns:wp="http://schemas.openxmlformats.org/drawingml/2006/wordprocessingDrawing" xmlns:w="http://schemas.openxmlformats.org/wordprocessingml/2006/main" xmlns:w14="http://schemas.microsoft.com/office/word/2010/wordml" xmlns:w15="http://schemas.microsoft.com/office/word/2012/wordml" xmlns:w10="urn:schemas-microsoft-com:office:word" xmlns:wpg="http://schemas.microsoft.com/office/word/2010/wordprocessingGroup" xmlns:wpi="http://schemas.microsoft.com/office/word/2010/wordprocessingInk" xmlns:wne="http://schemas.microsoft.com/office/word/2006/wordml" xmlns:wps="http://schemas.microsoft.com/office/word/2010/wordprocessingShape" xmlns:wpsCustomData="http://www.wps.cn/officeDocument/2013/wpsCustomData" mc:Ignorable="w14 w15 wp14">
+  <w:endnote w:type="separator" w:id="0">
     <w:p>
       <w:pPr>
-        <w:spacing w:after="0" w:line="240" w:lineRule="auto"/>
+        <w:spacing w:line="240" w:lineRule="auto"/>
       </w:pPr>
       <w:r>
         <w:separator/>
       </w:r>
     </w:p>
   </w:endnote>
-  <w:endnote w:type="continuationSeparator" w:id="0">
+  <w:endnote w:type="continuationSeparator" w:id="1">
     <w:p>
       <w:pPr>
-        <w:spacing w:after="0" w:line="240" w:lineRule="auto"/>
+        <w:spacing w:line="240" w:lineRule="auto"/>
       </w:pPr>
       <w:r>
         <w:continuationSeparator/>
@@ -3815,21 +3751,21 @@
 </file>
 
 <file path=word/footnotes.xml><?xml version="1.0" encoding="utf-8"?>
-<w:footnotes xmlns:wpc="http://schemas.microsoft.com/office/word/2010/wordprocessingCanvas" xmlns:cx="http://schemas.microsoft.com/office/drawing/2014/chartex" xmlns:cx1="http://schemas.microsoft.com/office/drawing/2015/9/8/chartex" xmlns:cx2="http://schemas.microsoft.com/office/drawing/2015/10/21/chartex" xmlns:cx3="http://schemas.microsoft.com/office/drawing/2016/5/9/chartex" xmlns:cx4="http://schemas.microsoft.com/office/drawing/2016/5/10/chartex" xmlns:cx5="http://schemas.microsoft.com/office/drawing/2016/5/11/chartex" xmlns:cx6="http://schemas.microsoft.com/office/drawing/2016/5/12/chartex" xmlns:cx7="http://schemas.microsoft.com/office/drawing/2016/5/13/chartex" xmlns:cx8="http://schemas.microsoft.com/office/drawing/2016/5/14/chartex" xmlns:mc="http://schemas.openxmlformats.org/markup-compatibility/2006" xmlns:aink="http://schemas.microsoft.com/office/drawing/2016/ink" xmlns:am3d="http://schemas.microsoft.com/office/drawing/2017/model3d" xmlns:o="urn:schemas-microsoft-com:office:office" xmlns:oel="http://schemas.microsoft.com/office/2019/extlst" xmlns:r="http://schemas.openxmlformats.org/officeDocument/2006/relationships" xmlns:m="http://schemas.openxmlformats.org/officeDocument/2006/math" xmlns:v="urn:schemas-microsoft-com:vml" xmlns:wp14="http://schemas.microsoft.com/office/word/2010/wordprocessingDrawing" xmlns:wp="http://schemas.openxmlformats.org/drawingml/2006/wordprocessingDrawing" xmlns:w10="urn:schemas-microsoft-com:office:word" xmlns:w="http://schemas.openxmlformats.org/wordprocessingml/2006/main" xmlns:w14="http://schemas.microsoft.com/office/word/2010/wordml" xmlns:w15="http://schemas.microsoft.com/office/word/2012/wordml" xmlns:w16cex="http://schemas.microsoft.com/office/word/2018/wordml/cex" xmlns:w16cid="http://schemas.microsoft.com/office/word/2016/wordml/cid" xmlns:w16="http://schemas.microsoft.com/office/word/2018/wordml" xmlns:w16sdtdh="http://schemas.microsoft.com/office/word/2020/wordml/sdtdatahash" xmlns:w16se="http://schemas.microsoft.com/office/word/2015/wordml/symex" xmlns:wpg="http://schemas.microsoft.com/office/word/2010/wordprocessingGroup" xmlns:wpi="http://schemas.microsoft.com/office/word/2010/wordprocessingInk" xmlns:wne="http://schemas.microsoft.com/office/word/2006/wordml" xmlns:wps="http://schemas.microsoft.com/office/word/2010/wordprocessingShape" mc:Ignorable="w14 w15 w16se w16cid w16 w16cex w16sdtdh wp14">
-  <w:footnote w:type="separator" w:id="-1">
+<w:footnotes xmlns:wpc="http://schemas.microsoft.com/office/word/2010/wordprocessingCanvas" xmlns:mc="http://schemas.openxmlformats.org/markup-compatibility/2006" xmlns:o="urn:schemas-microsoft-com:office:office" xmlns:r="http://schemas.openxmlformats.org/officeDocument/2006/relationships" xmlns:m="http://schemas.openxmlformats.org/officeDocument/2006/math" xmlns:v="urn:schemas-microsoft-com:vml" xmlns:wp14="http://schemas.microsoft.com/office/word/2010/wordprocessingDrawing" xmlns:wp="http://schemas.openxmlformats.org/drawingml/2006/wordprocessingDrawing" xmlns:w="http://schemas.openxmlformats.org/wordprocessingml/2006/main" xmlns:w14="http://schemas.microsoft.com/office/word/2010/wordml" xmlns:w15="http://schemas.microsoft.com/office/word/2012/wordml" xmlns:w10="urn:schemas-microsoft-com:office:word" xmlns:wpg="http://schemas.microsoft.com/office/word/2010/wordprocessingGroup" xmlns:wpi="http://schemas.microsoft.com/office/word/2010/wordprocessingInk" xmlns:wne="http://schemas.microsoft.com/office/word/2006/wordml" xmlns:wps="http://schemas.microsoft.com/office/word/2010/wordprocessingShape" xmlns:wpsCustomData="http://www.wps.cn/officeDocument/2013/wpsCustomData" mc:Ignorable="w14 w15 wp14">
+  <w:footnote w:type="separator" w:id="0">
     <w:p>
       <w:pPr>
-        <w:spacing w:after="0" w:line="240" w:lineRule="auto"/>
+        <w:spacing w:before="0" w:after="0" w:line="276" w:lineRule="auto"/>
       </w:pPr>
       <w:r>
         <w:separator/>
       </w:r>
     </w:p>
   </w:footnote>
-  <w:footnote w:type="continuationSeparator" w:id="0">
+  <w:footnote w:type="continuationSeparator" w:id="1">
     <w:p>
       <w:pPr>
-        <w:spacing w:after="0" w:line="240" w:lineRule="auto"/>
+        <w:spacing w:before="0" w:after="0" w:line="276" w:lineRule="auto"/>
       </w:pPr>
       <w:r>
         <w:continuationSeparator/>
@@ -3840,305 +3776,121 @@
 </file>
 
 <file path=word/numbering.xml><?xml version="1.0" encoding="utf-8"?>
-<w:numbering xmlns:wpc="http://schemas.microsoft.com/office/word/2010/wordprocessingCanvas" xmlns:cx="http://schemas.microsoft.com/office/drawing/2014/chartex" xmlns:cx1="http://schemas.microsoft.com/office/drawing/2015/9/8/chartex" xmlns:cx2="http://schemas.microsoft.com/office/drawing/2015/10/21/chartex" xmlns:cx3="http://schemas.microsoft.com/office/drawing/2016/5/9/chartex" xmlns:cx4="http://schemas.microsoft.com/office/drawing/2016/5/10/chartex" xmlns:cx5="http://schemas.microsoft.com/office/drawing/2016/5/11/chartex" xmlns:cx6="http://schemas.microsoft.com/office/drawing/2016/5/12/chartex" xmlns:cx7="http://schemas.microsoft.com/office/drawing/2016/5/13/chartex" xmlns:cx8="http://schemas.microsoft.com/office/drawing/2016/5/14/chartex" xmlns:mc="http://schemas.openxmlformats.org/markup-compatibility/2006" xmlns:aink="http://schemas.microsoft.com/office/drawing/2016/ink" xmlns:am3d="http://schemas.microsoft.com/office/drawing/2017/model3d" xmlns:o="urn:schemas-microsoft-com:office:office" xmlns:oel="http://schemas.microsoft.com/office/2019/extlst" xmlns:r="http://schemas.openxmlformats.org/officeDocument/2006/relationships" xmlns:m="http://schemas.openxmlformats.org/officeDocument/2006/math" xmlns:v="urn:schemas-microsoft-com:vml" xmlns:wp14="http://schemas.microsoft.com/office/word/2010/wordprocessingDrawing" xmlns:wp="http://schemas.openxmlformats.org/drawingml/2006/wordprocessingDrawing" xmlns:w10="urn:schemas-microsoft-com:office:word" xmlns:w="http://schemas.openxmlformats.org/wordprocessingml/2006/main" xmlns:w14="http://schemas.microsoft.com/office/word/2010/wordml" xmlns:w15="http://schemas.microsoft.com/office/word/2012/wordml" xmlns:w16cex="http://schemas.microsoft.com/office/word/2018/wordml/cex" xmlns:w16cid="http://schemas.microsoft.com/office/word/2016/wordml/cid" xmlns:w16="http://schemas.microsoft.com/office/word/2018/wordml" xmlns:w16sdtdh="http://schemas.microsoft.com/office/word/2020/wordml/sdtdatahash" xmlns:w16se="http://schemas.microsoft.com/office/word/2015/wordml/symex" xmlns:wpg="http://schemas.microsoft.com/office/word/2010/wordprocessingGroup" xmlns:wpi="http://schemas.microsoft.com/office/word/2010/wordprocessingInk" xmlns:wne="http://schemas.microsoft.com/office/word/2006/wordml" xmlns:wps="http://schemas.microsoft.com/office/word/2010/wordprocessingShape" mc:Ignorable="w14 w15 w16se w16cid w16 w16cex w16sdtdh wp14">
-  <w:abstractNum w:abstractNumId="0" w15:restartNumberingAfterBreak="0">
+<w:numbering xmlns:wpc="http://schemas.microsoft.com/office/word/2010/wordprocessingCanvas" xmlns:mc="http://schemas.openxmlformats.org/markup-compatibility/2006" xmlns:o="urn:schemas-microsoft-com:office:office" xmlns:r="http://schemas.openxmlformats.org/officeDocument/2006/relationships" xmlns:m="http://schemas.openxmlformats.org/officeDocument/2006/math" xmlns:v="urn:schemas-microsoft-com:vml" xmlns:wp14="http://schemas.microsoft.com/office/word/2010/wordprocessingDrawing" xmlns:wp="http://schemas.openxmlformats.org/drawingml/2006/wordprocessingDrawing" xmlns:w10="urn:schemas-microsoft-com:office:word" xmlns:w="http://schemas.openxmlformats.org/wordprocessingml/2006/main" xmlns:w14="http://schemas.microsoft.com/office/word/2010/wordml" xmlns:wpg="http://schemas.microsoft.com/office/word/2010/wordprocessingGroup" xmlns:wpi="http://schemas.microsoft.com/office/word/2010/wordprocessingInk" xmlns:wne="http://schemas.microsoft.com/office/word/2006/wordml" xmlns:wps="http://schemas.microsoft.com/office/word/2010/wordprocessingShape" xmlns:wpsCustomData="http://www.wps.cn/officeDocument/2013/wpsCustomData" mc:Ignorable="w14 wp14">
+  <w:abstractNum w:abstractNumId="0">
     <w:nsid w:val="28C66516"/>
     <w:multiLevelType w:val="multilevel"/>
-    <w:tmpl w:val="B6B607AE"/>
-    <w:lvl w:ilvl="0">
+    <w:tmpl w:val="28C66516"/>
+    <w:lvl w:ilvl="0" w:tentative="0">
       <w:start w:val="1"/>
       <w:numFmt w:val="upperLetter"/>
       <w:lvlText w:val="%1."/>
       <w:lvlJc w:val="left"/>
       <w:pPr>
         <w:tabs>
-          <w:tab w:val="num" w:pos="0"/>
+          <w:tab w:val="left" w:pos="0"/>
         </w:tabs>
         <w:ind w:left="1080" w:hanging="360"/>
       </w:pPr>
     </w:lvl>
-    <w:lvl w:ilvl="1">
+    <w:lvl w:ilvl="1" w:tentative="0">
       <w:start w:val="1"/>
       <w:numFmt w:val="lowerLetter"/>
       <w:lvlText w:val="%2."/>
       <w:lvlJc w:val="left"/>
       <w:pPr>
         <w:tabs>
-          <w:tab w:val="num" w:pos="0"/>
+          <w:tab w:val="left" w:pos="0"/>
         </w:tabs>
         <w:ind w:left="1800" w:hanging="360"/>
       </w:pPr>
     </w:lvl>
-    <w:lvl w:ilvl="2">
+    <w:lvl w:ilvl="2" w:tentative="0">
       <w:start w:val="1"/>
       <w:numFmt w:val="lowerRoman"/>
       <w:lvlText w:val="%3."/>
       <w:lvlJc w:val="right"/>
       <w:pPr>
         <w:tabs>
-          <w:tab w:val="num" w:pos="0"/>
+          <w:tab w:val="left" w:pos="0"/>
         </w:tabs>
         <w:ind w:left="2520" w:hanging="180"/>
       </w:pPr>
     </w:lvl>
-    <w:lvl w:ilvl="3">
+    <w:lvl w:ilvl="3" w:tentative="0">
       <w:start w:val="1"/>
       <w:numFmt w:val="decimal"/>
       <w:lvlText w:val="%4."/>
       <w:lvlJc w:val="left"/>
       <w:pPr>
         <w:tabs>
-          <w:tab w:val="num" w:pos="0"/>
+          <w:tab w:val="left" w:pos="0"/>
         </w:tabs>
         <w:ind w:left="3240" w:hanging="360"/>
       </w:pPr>
     </w:lvl>
-    <w:lvl w:ilvl="4">
+    <w:lvl w:ilvl="4" w:tentative="0">
       <w:start w:val="1"/>
       <w:numFmt w:val="lowerLetter"/>
       <w:lvlText w:val="%5."/>
       <w:lvlJc w:val="left"/>
       <w:pPr>
         <w:tabs>
-          <w:tab w:val="num" w:pos="0"/>
+          <w:tab w:val="left" w:pos="0"/>
         </w:tabs>
         <w:ind w:left="3960" w:hanging="360"/>
       </w:pPr>
     </w:lvl>
-    <w:lvl w:ilvl="5">
+    <w:lvl w:ilvl="5" w:tentative="0">
       <w:start w:val="1"/>
       <w:numFmt w:val="lowerRoman"/>
       <w:lvlText w:val="%6."/>
       <w:lvlJc w:val="right"/>
       <w:pPr>
         <w:tabs>
-          <w:tab w:val="num" w:pos="0"/>
+          <w:tab w:val="left" w:pos="0"/>
         </w:tabs>
         <w:ind w:left="4680" w:hanging="180"/>
       </w:pPr>
     </w:lvl>
-    <w:lvl w:ilvl="6">
+    <w:lvl w:ilvl="6" w:tentative="0">
       <w:start w:val="1"/>
       <w:numFmt w:val="decimal"/>
       <w:lvlText w:val="%7."/>
       <w:lvlJc w:val="left"/>
       <w:pPr>
         <w:tabs>
-          <w:tab w:val="num" w:pos="0"/>
+          <w:tab w:val="left" w:pos="0"/>
         </w:tabs>
         <w:ind w:left="5400" w:hanging="360"/>
       </w:pPr>
     </w:lvl>
-    <w:lvl w:ilvl="7">
+    <w:lvl w:ilvl="7" w:tentative="0">
       <w:start w:val="1"/>
       <w:numFmt w:val="lowerLetter"/>
       <w:lvlText w:val="%8."/>
       <w:lvlJc w:val="left"/>
       <w:pPr>
         <w:tabs>
-          <w:tab w:val="num" w:pos="0"/>
+          <w:tab w:val="left" w:pos="0"/>
         </w:tabs>
         <w:ind w:left="6120" w:hanging="360"/>
       </w:pPr>
     </w:lvl>
-    <w:lvl w:ilvl="8">
+    <w:lvl w:ilvl="8" w:tentative="0">
       <w:start w:val="1"/>
       <w:numFmt w:val="lowerRoman"/>
       <w:lvlText w:val="%9."/>
       <w:lvlJc w:val="right"/>
       <w:pPr>
         <w:tabs>
-          <w:tab w:val="num" w:pos="0"/>
+          <w:tab w:val="left" w:pos="0"/>
         </w:tabs>
         <w:ind w:left="6840" w:hanging="180"/>
       </w:pPr>
     </w:lvl>
   </w:abstractNum>
-  <w:abstractNum w:abstractNumId="1" w15:restartNumberingAfterBreak="0">
-    <w:nsid w:val="50B15512"/>
-    <w:multiLevelType w:val="hybridMultilevel"/>
-    <w:tmpl w:val="F78A29A0"/>
-    <w:lvl w:ilvl="0" w:tplc="04090015">
-      <w:start w:val="1"/>
-      <w:numFmt w:val="upperLetter"/>
-      <w:lvlText w:val="%1."/>
-      <w:lvlJc w:val="left"/>
-      <w:pPr>
-        <w:ind w:left="720" w:hanging="360"/>
-      </w:pPr>
-      <w:rPr>
-        <w:rFonts w:hint="default"/>
-      </w:rPr>
-    </w:lvl>
-    <w:lvl w:ilvl="1" w:tplc="04090019" w:tentative="1">
-      <w:start w:val="1"/>
-      <w:numFmt w:val="lowerLetter"/>
-      <w:lvlText w:val="%2."/>
-      <w:lvlJc w:val="left"/>
-      <w:pPr>
-        <w:ind w:left="1440" w:hanging="360"/>
-      </w:pPr>
-    </w:lvl>
-    <w:lvl w:ilvl="2" w:tplc="0409001B" w:tentative="1">
-      <w:start w:val="1"/>
-      <w:numFmt w:val="lowerRoman"/>
-      <w:lvlText w:val="%3."/>
-      <w:lvlJc w:val="right"/>
-      <w:pPr>
-        <w:ind w:left="2160" w:hanging="180"/>
-      </w:pPr>
-    </w:lvl>
-    <w:lvl w:ilvl="3" w:tplc="0409000F" w:tentative="1">
-      <w:start w:val="1"/>
-      <w:numFmt w:val="decimal"/>
-      <w:lvlText w:val="%4."/>
-      <w:lvlJc w:val="left"/>
-      <w:pPr>
-        <w:ind w:left="2880" w:hanging="360"/>
-      </w:pPr>
-    </w:lvl>
-    <w:lvl w:ilvl="4" w:tplc="04090019" w:tentative="1">
-      <w:start w:val="1"/>
-      <w:numFmt w:val="lowerLetter"/>
-      <w:lvlText w:val="%5."/>
-      <w:lvlJc w:val="left"/>
-      <w:pPr>
-        <w:ind w:left="3600" w:hanging="360"/>
-      </w:pPr>
-    </w:lvl>
-    <w:lvl w:ilvl="5" w:tplc="0409001B" w:tentative="1">
-      <w:start w:val="1"/>
-      <w:numFmt w:val="lowerRoman"/>
-      <w:lvlText w:val="%6."/>
-      <w:lvlJc w:val="right"/>
-      <w:pPr>
-        <w:ind w:left="4320" w:hanging="180"/>
-      </w:pPr>
-    </w:lvl>
-    <w:lvl w:ilvl="6" w:tplc="0409000F" w:tentative="1">
-      <w:start w:val="1"/>
-      <w:numFmt w:val="decimal"/>
-      <w:lvlText w:val="%7."/>
-      <w:lvlJc w:val="left"/>
-      <w:pPr>
-        <w:ind w:left="5040" w:hanging="360"/>
-      </w:pPr>
-    </w:lvl>
-    <w:lvl w:ilvl="7" w:tplc="04090019" w:tentative="1">
-      <w:start w:val="1"/>
-      <w:numFmt w:val="lowerLetter"/>
-      <w:lvlText w:val="%8."/>
-      <w:lvlJc w:val="left"/>
-      <w:pPr>
-        <w:ind w:left="5760" w:hanging="360"/>
-      </w:pPr>
-    </w:lvl>
-    <w:lvl w:ilvl="8" w:tplc="0409001B" w:tentative="1">
-      <w:start w:val="1"/>
-      <w:numFmt w:val="lowerRoman"/>
-      <w:lvlText w:val="%9."/>
-      <w:lvlJc w:val="right"/>
-      <w:pPr>
-        <w:ind w:left="6480" w:hanging="180"/>
-      </w:pPr>
-    </w:lvl>
-  </w:abstractNum>
-  <w:abstractNum w:abstractNumId="2" w15:restartNumberingAfterBreak="0">
-    <w:nsid w:val="716335F4"/>
-    <w:multiLevelType w:val="hybridMultilevel"/>
-    <w:tmpl w:val="C1EE7A54"/>
-    <w:lvl w:ilvl="0" w:tplc="0CB61602">
-      <w:start w:val="1"/>
-      <w:numFmt w:val="upperLetter"/>
-      <w:lvlText w:val="%1."/>
-      <w:lvlJc w:val="left"/>
-      <w:pPr>
-        <w:ind w:left="1080" w:hanging="360"/>
-      </w:pPr>
-      <w:rPr>
-        <w:rFonts w:hint="default"/>
-      </w:rPr>
-    </w:lvl>
-    <w:lvl w:ilvl="1" w:tplc="04090019" w:tentative="1">
-      <w:start w:val="1"/>
-      <w:numFmt w:val="lowerLetter"/>
-      <w:lvlText w:val="%2."/>
-      <w:lvlJc w:val="left"/>
-      <w:pPr>
-        <w:ind w:left="1800" w:hanging="360"/>
-      </w:pPr>
-    </w:lvl>
-    <w:lvl w:ilvl="2" w:tplc="0409001B" w:tentative="1">
-      <w:start w:val="1"/>
-      <w:numFmt w:val="lowerRoman"/>
-      <w:lvlText w:val="%3."/>
-      <w:lvlJc w:val="right"/>
-      <w:pPr>
-        <w:ind w:left="2520" w:hanging="180"/>
-      </w:pPr>
-    </w:lvl>
-    <w:lvl w:ilvl="3" w:tplc="0409000F" w:tentative="1">
-      <w:start w:val="1"/>
-      <w:numFmt w:val="decimal"/>
-      <w:lvlText w:val="%4."/>
-      <w:lvlJc w:val="left"/>
-      <w:pPr>
-        <w:ind w:left="3240" w:hanging="360"/>
-      </w:pPr>
-    </w:lvl>
-    <w:lvl w:ilvl="4" w:tplc="04090019" w:tentative="1">
-      <w:start w:val="1"/>
-      <w:numFmt w:val="lowerLetter"/>
-      <w:lvlText w:val="%5."/>
-      <w:lvlJc w:val="left"/>
-      <w:pPr>
-        <w:ind w:left="3960" w:hanging="360"/>
-      </w:pPr>
-    </w:lvl>
-    <w:lvl w:ilvl="5" w:tplc="0409001B" w:tentative="1">
-      <w:start w:val="1"/>
-      <w:numFmt w:val="lowerRoman"/>
-      <w:lvlText w:val="%6."/>
-      <w:lvlJc w:val="right"/>
-      <w:pPr>
-        <w:ind w:left="4680" w:hanging="180"/>
-      </w:pPr>
-    </w:lvl>
-    <w:lvl w:ilvl="6" w:tplc="0409000F" w:tentative="1">
-      <w:start w:val="1"/>
-      <w:numFmt w:val="decimal"/>
-      <w:lvlText w:val="%7."/>
-      <w:lvlJc w:val="left"/>
-      <w:pPr>
-        <w:ind w:left="5400" w:hanging="360"/>
-      </w:pPr>
-    </w:lvl>
-    <w:lvl w:ilvl="7" w:tplc="04090019" w:tentative="1">
-      <w:start w:val="1"/>
-      <w:numFmt w:val="lowerLetter"/>
-      <w:lvlText w:val="%8."/>
-      <w:lvlJc w:val="left"/>
-      <w:pPr>
-        <w:ind w:left="6120" w:hanging="360"/>
-      </w:pPr>
-    </w:lvl>
-    <w:lvl w:ilvl="8" w:tplc="0409001B" w:tentative="1">
-      <w:start w:val="1"/>
-      <w:numFmt w:val="lowerRoman"/>
-      <w:lvlText w:val="%9."/>
-      <w:lvlJc w:val="right"/>
-      <w:pPr>
-        <w:ind w:left="6840" w:hanging="180"/>
-      </w:pPr>
-    </w:lvl>
-  </w:abstractNum>
-  <w:num w:numId="1" w16cid:durableId="1986162036">
-    <w:abstractNumId w:val="1"/>
-  </w:num>
-  <w:num w:numId="2" w16cid:durableId="12876453">
-    <w:abstractNumId w:val="2"/>
-  </w:num>
-  <w:num w:numId="3" w16cid:durableId="811213660">
+  <w:num w:numId="1">
     <w:abstractNumId w:val="0"/>
     <w:lvlOverride w:ilvl="0">
       <w:startOverride w:val="1"/>
@@ -4172,417 +3924,292 @@
 </file>
 
 <file path=word/styles.xml><?xml version="1.0" encoding="utf-8"?>
-<w:styles xmlns:mc="http://schemas.openxmlformats.org/markup-compatibility/2006" xmlns:r="http://schemas.openxmlformats.org/officeDocument/2006/relationships" xmlns:w="http://schemas.openxmlformats.org/wordprocessingml/2006/main" xmlns:w14="http://schemas.microsoft.com/office/word/2010/wordml" xmlns:w15="http://schemas.microsoft.com/office/word/2012/wordml" xmlns:w16cex="http://schemas.microsoft.com/office/word/2018/wordml/cex" xmlns:w16cid="http://schemas.microsoft.com/office/word/2016/wordml/cid" xmlns:w16="http://schemas.microsoft.com/office/word/2018/wordml" xmlns:w16sdtdh="http://schemas.microsoft.com/office/word/2020/wordml/sdtdatahash" xmlns:w16se="http://schemas.microsoft.com/office/word/2015/wordml/symex" mc:Ignorable="w14 w15 w16se w16cid w16 w16cex w16sdtdh">
+<w:styles xmlns:mc="http://schemas.openxmlformats.org/markup-compatibility/2006" xmlns:o="urn:schemas-microsoft-com:office:office" xmlns:r="http://schemas.openxmlformats.org/officeDocument/2006/relationships" xmlns:m="http://schemas.openxmlformats.org/officeDocument/2006/math" xmlns:v="urn:schemas-microsoft-com:vml" xmlns:w="http://schemas.openxmlformats.org/wordprocessingml/2006/main" xmlns:w14="http://schemas.microsoft.com/office/word/2010/wordml" xmlns:w10="urn:schemas-microsoft-com:office:word" xmlns:sl="http://schemas.openxmlformats.org/schemaLibrary/2006/main" xmlns:wpsCustomData="http://www.wps.cn/officeDocument/2013/wpsCustomData" mc:Ignorable="w14">
   <w:docDefaults>
     <w:rPrDefault>
       <w:rPr>
-        <w:rFonts w:asciiTheme="minorHAnsi" w:eastAsiaTheme="minorHAnsi" w:hAnsiTheme="minorHAnsi" w:cstheme="minorBidi"/>
-        <w:sz w:val="22"/>
-        <w:szCs w:val="22"/>
-        <w:lang w:val="en-US" w:eastAsia="en-US" w:bidi="ar-SA"/>
+        <w:rFonts w:asciiTheme="minorHAnsi" w:hAnsiTheme="minorHAnsi" w:eastAsiaTheme="minorHAnsi" w:cstheme="minorBidi"/>
       </w:rPr>
     </w:rPrDefault>
-    <w:pPrDefault>
-      <w:pPr>
-        <w:spacing w:after="200" w:line="276" w:lineRule="auto"/>
-      </w:pPr>
-    </w:pPrDefault>
+    <w:pPrDefault/>
   </w:docDefaults>
-  <w:latentStyles w:defLockedState="0" w:defUIPriority="99" w:defSemiHidden="0" w:defUnhideWhenUsed="0" w:defQFormat="0" w:count="376">
-    <w:lsdException w:name="Normal" w:uiPriority="0" w:qFormat="1"/>
-    <w:lsdException w:name="heading 1" w:uiPriority="9" w:qFormat="1"/>
-    <w:lsdException w:name="heading 2" w:semiHidden="1" w:uiPriority="9" w:unhideWhenUsed="1" w:qFormat="1"/>
-    <w:lsdException w:name="heading 3" w:semiHidden="1" w:uiPriority="9" w:unhideWhenUsed="1" w:qFormat="1"/>
-    <w:lsdException w:name="heading 4" w:semiHidden="1" w:uiPriority="9" w:unhideWhenUsed="1" w:qFormat="1"/>
-    <w:lsdException w:name="heading 5" w:semiHidden="1" w:uiPriority="9" w:unhideWhenUsed="1" w:qFormat="1"/>
-    <w:lsdException w:name="heading 6" w:semiHidden="1" w:uiPriority="9" w:unhideWhenUsed="1" w:qFormat="1"/>
-    <w:lsdException w:name="heading 7" w:semiHidden="1" w:uiPriority="9" w:unhideWhenUsed="1" w:qFormat="1"/>
-    <w:lsdException w:name="heading 8" w:semiHidden="1" w:uiPriority="9" w:unhideWhenUsed="1" w:qFormat="1"/>
-    <w:lsdException w:name="heading 9" w:semiHidden="1" w:uiPriority="9" w:unhideWhenUsed="1" w:qFormat="1"/>
-    <w:lsdException w:name="index 1" w:semiHidden="1" w:unhideWhenUsed="1"/>
-    <w:lsdException w:name="index 2" w:semiHidden="1" w:unhideWhenUsed="1"/>
-    <w:lsdException w:name="index 3" w:semiHidden="1" w:unhideWhenUsed="1"/>
-    <w:lsdException w:name="index 4" w:semiHidden="1" w:unhideWhenUsed="1"/>
-    <w:lsdException w:name="index 5" w:semiHidden="1" w:unhideWhenUsed="1"/>
-    <w:lsdException w:name="index 6" w:semiHidden="1" w:unhideWhenUsed="1"/>
-    <w:lsdException w:name="index 7" w:semiHidden="1" w:unhideWhenUsed="1"/>
-    <w:lsdException w:name="index 8" w:semiHidden="1" w:unhideWhenUsed="1"/>
-    <w:lsdException w:name="index 9" w:semiHidden="1" w:unhideWhenUsed="1"/>
-    <w:lsdException w:name="toc 1" w:semiHidden="1" w:uiPriority="39" w:unhideWhenUsed="1"/>
-    <w:lsdException w:name="toc 2" w:semiHidden="1" w:uiPriority="39" w:unhideWhenUsed="1"/>
-    <w:lsdException w:name="toc 3" w:semiHidden="1" w:uiPriority="39" w:unhideWhenUsed="1"/>
-    <w:lsdException w:name="toc 4" w:semiHidden="1" w:uiPriority="39" w:unhideWhenUsed="1"/>
-    <w:lsdException w:name="toc 5" w:semiHidden="1" w:uiPriority="39" w:unhideWhenUsed="1"/>
-    <w:lsdException w:name="toc 6" w:semiHidden="1" w:uiPriority="39" w:unhideWhenUsed="1"/>
-    <w:lsdException w:name="toc 7" w:semiHidden="1" w:uiPriority="39" w:unhideWhenUsed="1"/>
-    <w:lsdException w:name="toc 8" w:semiHidden="1" w:uiPriority="39" w:unhideWhenUsed="1"/>
-    <w:lsdException w:name="toc 9" w:semiHidden="1" w:uiPriority="39" w:unhideWhenUsed="1"/>
-    <w:lsdException w:name="Normal Indent" w:semiHidden="1" w:unhideWhenUsed="1"/>
-    <w:lsdException w:name="footnote text" w:semiHidden="1" w:unhideWhenUsed="1"/>
-    <w:lsdException w:name="annotation text" w:semiHidden="1" w:unhideWhenUsed="1"/>
-    <w:lsdException w:name="header" w:semiHidden="1" w:unhideWhenUsed="1"/>
-    <w:lsdException w:name="footer" w:semiHidden="1" w:unhideWhenUsed="1"/>
-    <w:lsdException w:name="index heading" w:semiHidden="1" w:unhideWhenUsed="1"/>
-    <w:lsdException w:name="caption" w:semiHidden="1" w:uiPriority="35" w:unhideWhenUsed="1" w:qFormat="1"/>
-    <w:lsdException w:name="table of figures" w:semiHidden="1" w:unhideWhenUsed="1"/>
-    <w:lsdException w:name="envelope address" w:semiHidden="1" w:unhideWhenUsed="1"/>
-    <w:lsdException w:name="envelope return" w:semiHidden="1" w:unhideWhenUsed="1"/>
-    <w:lsdException w:name="footnote reference" w:semiHidden="1" w:unhideWhenUsed="1"/>
-    <w:lsdException w:name="annotation reference" w:semiHidden="1" w:unhideWhenUsed="1"/>
-    <w:lsdException w:name="line number" w:semiHidden="1" w:unhideWhenUsed="1"/>
-    <w:lsdException w:name="page number" w:semiHidden="1" w:unhideWhenUsed="1"/>
-    <w:lsdException w:name="endnote reference" w:semiHidden="1" w:unhideWhenUsed="1"/>
-    <w:lsdException w:name="endnote text" w:semiHidden="1" w:unhideWhenUsed="1"/>
-    <w:lsdException w:name="table of authorities" w:semiHidden="1" w:unhideWhenUsed="1"/>
-    <w:lsdException w:name="macro" w:semiHidden="1" w:unhideWhenUsed="1"/>
-    <w:lsdException w:name="toa heading" w:semiHidden="1" w:unhideWhenUsed="1"/>
-    <w:lsdException w:name="List" w:semiHidden="1" w:unhideWhenUsed="1"/>
-    <w:lsdException w:name="List Bullet" w:semiHidden="1" w:unhideWhenUsed="1"/>
-    <w:lsdException w:name="List Number" w:semiHidden="1" w:unhideWhenUsed="1"/>
-    <w:lsdException w:name="List 2" w:semiHidden="1" w:unhideWhenUsed="1"/>
-    <w:lsdException w:name="List 3" w:semiHidden="1" w:unhideWhenUsed="1"/>
-    <w:lsdException w:name="List 4" w:semiHidden="1" w:unhideWhenUsed="1"/>
-    <w:lsdException w:name="List 5" w:semiHidden="1" w:unhideWhenUsed="1"/>
-    <w:lsdException w:name="List Bullet 2" w:semiHidden="1" w:unhideWhenUsed="1"/>
-    <w:lsdException w:name="List Bullet 3" w:semiHidden="1" w:unhideWhenUsed="1"/>
-    <w:lsdException w:name="List Bullet 4" w:semiHidden="1" w:unhideWhenUsed="1"/>
-    <w:lsdException w:name="List Bullet 5" w:semiHidden="1" w:unhideWhenUsed="1"/>
-    <w:lsdException w:name="List Number 2" w:semiHidden="1" w:unhideWhenUsed="1"/>
-    <w:lsdException w:name="List Number 3" w:semiHidden="1" w:unhideWhenUsed="1"/>
-    <w:lsdException w:name="List Number 4" w:semiHidden="1" w:unhideWhenUsed="1"/>
-    <w:lsdException w:name="List Number 5" w:semiHidden="1" w:unhideWhenUsed="1"/>
-    <w:lsdException w:name="Title" w:uiPriority="10" w:qFormat="1"/>
-    <w:lsdException w:name="Closing" w:semiHidden="1" w:unhideWhenUsed="1"/>
-    <w:lsdException w:name="Signature" w:semiHidden="1" w:unhideWhenUsed="1"/>
-    <w:lsdException w:name="Default Paragraph Font" w:semiHidden="1" w:uiPriority="1" w:unhideWhenUsed="1"/>
-    <w:lsdException w:name="Body Text" w:semiHidden="1" w:unhideWhenUsed="1"/>
-    <w:lsdException w:name="Body Text Indent" w:semiHidden="1" w:unhideWhenUsed="1"/>
-    <w:lsdException w:name="List Continue" w:semiHidden="1" w:unhideWhenUsed="1"/>
-    <w:lsdException w:name="List Continue 2" w:semiHidden="1" w:unhideWhenUsed="1"/>
-    <w:lsdException w:name="List Continue 3" w:semiHidden="1" w:unhideWhenUsed="1"/>
-    <w:lsdException w:name="List Continue 4" w:semiHidden="1" w:unhideWhenUsed="1"/>
-    <w:lsdException w:name="List Continue 5" w:semiHidden="1" w:unhideWhenUsed="1"/>
-    <w:lsdException w:name="Message Header" w:semiHidden="1" w:unhideWhenUsed="1"/>
-    <w:lsdException w:name="Subtitle" w:uiPriority="11" w:qFormat="1"/>
-    <w:lsdException w:name="Salutation" w:semiHidden="1" w:unhideWhenUsed="1"/>
-    <w:lsdException w:name="Date" w:semiHidden="1" w:unhideWhenUsed="1"/>
-    <w:lsdException w:name="Body Text First Indent" w:semiHidden="1" w:unhideWhenUsed="1"/>
-    <w:lsdException w:name="Body Text First Indent 2" w:semiHidden="1" w:unhideWhenUsed="1"/>
-    <w:lsdException w:name="Note Heading" w:semiHidden="1" w:unhideWhenUsed="1"/>
-    <w:lsdException w:name="Body Text 2" w:semiHidden="1" w:unhideWhenUsed="1"/>
-    <w:lsdException w:name="Body Text 3" w:semiHidden="1" w:unhideWhenUsed="1"/>
-    <w:lsdException w:name="Body Text Indent 2" w:semiHidden="1" w:unhideWhenUsed="1"/>
-    <w:lsdException w:name="Body Text Indent 3" w:semiHidden="1" w:unhideWhenUsed="1"/>
-    <w:lsdException w:name="Block Text" w:semiHidden="1" w:unhideWhenUsed="1"/>
-    <w:lsdException w:name="Hyperlink" w:semiHidden="1" w:unhideWhenUsed="1"/>
-    <w:lsdException w:name="FollowedHyperlink" w:semiHidden="1" w:unhideWhenUsed="1"/>
-    <w:lsdException w:name="Strong" w:uiPriority="22" w:qFormat="1"/>
-    <w:lsdException w:name="Emphasis" w:uiPriority="20" w:qFormat="1"/>
-    <w:lsdException w:name="Document Map" w:semiHidden="1" w:unhideWhenUsed="1"/>
-    <w:lsdException w:name="Plain Text" w:semiHidden="1" w:unhideWhenUsed="1"/>
-    <w:lsdException w:name="E-mail Signature" w:semiHidden="1" w:unhideWhenUsed="1"/>
-    <w:lsdException w:name="HTML Top of Form" w:semiHidden="1" w:unhideWhenUsed="1"/>
-    <w:lsdException w:name="HTML Bottom of Form" w:semiHidden="1" w:unhideWhenUsed="1"/>
-    <w:lsdException w:name="Normal (Web)" w:semiHidden="1" w:unhideWhenUsed="1"/>
-    <w:lsdException w:name="HTML Acronym" w:semiHidden="1" w:unhideWhenUsed="1"/>
-    <w:lsdException w:name="HTML Address" w:semiHidden="1" w:unhideWhenUsed="1"/>
-    <w:lsdException w:name="HTML Cite" w:semiHidden="1" w:unhideWhenUsed="1"/>
-    <w:lsdException w:name="HTML Code" w:semiHidden="1" w:unhideWhenUsed="1"/>
-    <w:lsdException w:name="HTML Definition" w:semiHidden="1" w:unhideWhenUsed="1"/>
-    <w:lsdException w:name="HTML Keyboard" w:semiHidden="1" w:unhideWhenUsed="1"/>
-    <w:lsdException w:name="HTML Preformatted" w:semiHidden="1" w:unhideWhenUsed="1"/>
-    <w:lsdException w:name="HTML Sample" w:semiHidden="1" w:unhideWhenUsed="1"/>
-    <w:lsdException w:name="HTML Typewriter" w:semiHidden="1" w:unhideWhenUsed="1"/>
-    <w:lsdException w:name="HTML Variable" w:semiHidden="1" w:unhideWhenUsed="1"/>
-    <w:lsdException w:name="Normal Table" w:semiHidden="1" w:unhideWhenUsed="1"/>
-    <w:lsdException w:name="annotation subject" w:semiHidden="1" w:unhideWhenUsed="1"/>
-    <w:lsdException w:name="No List" w:semiHidden="1" w:unhideWhenUsed="1"/>
-    <w:lsdException w:name="Outline List 1" w:semiHidden="1" w:unhideWhenUsed="1"/>
-    <w:lsdException w:name="Outline List 2" w:semiHidden="1" w:unhideWhenUsed="1"/>
-    <w:lsdException w:name="Outline List 3" w:semiHidden="1" w:unhideWhenUsed="1"/>
-    <w:lsdException w:name="Table Simple 1" w:semiHidden="1" w:unhideWhenUsed="1"/>
-    <w:lsdException w:name="Table Simple 2" w:semiHidden="1" w:unhideWhenUsed="1"/>
-    <w:lsdException w:name="Table Simple 3" w:semiHidden="1" w:unhideWhenUsed="1"/>
-    <w:lsdException w:name="Table Classic 1" w:semiHidden="1" w:unhideWhenUsed="1"/>
-    <w:lsdException w:name="Table Classic 2" w:semiHidden="1" w:unhideWhenUsed="1"/>
-    <w:lsdException w:name="Table Classic 3" w:semiHidden="1" w:unhideWhenUsed="1"/>
-    <w:lsdException w:name="Table Classic 4" w:semiHidden="1" w:unhideWhenUsed="1"/>
-    <w:lsdException w:name="Table Colorful 1" w:semiHidden="1" w:unhideWhenUsed="1"/>
-    <w:lsdException w:name="Table Colorful 2" w:semiHidden="1" w:unhideWhenUsed="1"/>
-    <w:lsdException w:name="Table Colorful 3" w:semiHidden="1" w:unhideWhenUsed="1"/>
-    <w:lsdException w:name="Table Columns 1" w:semiHidden="1" w:unhideWhenUsed="1"/>
-    <w:lsdException w:name="Table Columns 2" w:semiHidden="1" w:unhideWhenUsed="1"/>
-    <w:lsdException w:name="Table Columns 3" w:semiHidden="1" w:unhideWhenUsed="1"/>
-    <w:lsdException w:name="Table Columns 4" w:semiHidden="1" w:unhideWhenUsed="1"/>
-    <w:lsdException w:name="Table Columns 5" w:semiHidden="1" w:unhideWhenUsed="1"/>
-    <w:lsdException w:name="Table Grid 1" w:semiHidden="1" w:unhideWhenUsed="1"/>
-    <w:lsdException w:name="Table Grid 2" w:semiHidden="1" w:unhideWhenUsed="1"/>
-    <w:lsdException w:name="Table Grid 3" w:semiHidden="1" w:unhideWhenUsed="1"/>
-    <w:lsdException w:name="Table Grid 4" w:semiHidden="1" w:unhideWhenUsed="1"/>
-    <w:lsdException w:name="Table Grid 5" w:semiHidden="1" w:unhideWhenUsed="1"/>
-    <w:lsdException w:name="Table Grid 6" w:semiHidden="1" w:unhideWhenUsed="1"/>
-    <w:lsdException w:name="Table Grid 7" w:semiHidden="1" w:unhideWhenUsed="1"/>
-    <w:lsdException w:name="Table Grid 8" w:semiHidden="1" w:unhideWhenUsed="1"/>
-    <w:lsdException w:name="Table List 1" w:semiHidden="1" w:unhideWhenUsed="1"/>
-    <w:lsdException w:name="Table List 2" w:semiHidden="1" w:unhideWhenUsed="1"/>
-    <w:lsdException w:name="Table List 3" w:semiHidden="1" w:unhideWhenUsed="1"/>
-    <w:lsdException w:name="Table List 4" w:semiHidden="1" w:unhideWhenUsed="1"/>
-    <w:lsdException w:name="Table List 5" w:semiHidden="1" w:unhideWhenUsed="1"/>
-    <w:lsdException w:name="Table List 6" w:semiHidden="1" w:unhideWhenUsed="1"/>
-    <w:lsdException w:name="Table List 7" w:semiHidden="1" w:unhideWhenUsed="1"/>
-    <w:lsdException w:name="Table List 8" w:semiHidden="1" w:unhideWhenUsed="1"/>
-    <w:lsdException w:name="Table 3D effects 1" w:semiHidden="1" w:unhideWhenUsed="1"/>
-    <w:lsdException w:name="Table 3D effects 2" w:semiHidden="1" w:unhideWhenUsed="1"/>
-    <w:lsdException w:name="Table 3D effects 3" w:semiHidden="1" w:unhideWhenUsed="1"/>
-    <w:lsdException w:name="Table Contemporary" w:semiHidden="1" w:unhideWhenUsed="1"/>
-    <w:lsdException w:name="Table Elegant" w:semiHidden="1" w:unhideWhenUsed="1"/>
-    <w:lsdException w:name="Table Professional" w:semiHidden="1" w:unhideWhenUsed="1"/>
-    <w:lsdException w:name="Table Subtle 1" w:semiHidden="1" w:unhideWhenUsed="1"/>
-    <w:lsdException w:name="Table Subtle 2" w:semiHidden="1" w:unhideWhenUsed="1"/>
-    <w:lsdException w:name="Table Web 1" w:semiHidden="1" w:unhideWhenUsed="1"/>
-    <w:lsdException w:name="Table Web 2" w:semiHidden="1" w:unhideWhenUsed="1"/>
-    <w:lsdException w:name="Table Web 3" w:semiHidden="1" w:unhideWhenUsed="1"/>
-    <w:lsdException w:name="Balloon Text" w:semiHidden="1" w:unhideWhenUsed="1"/>
-    <w:lsdException w:name="Table Grid" w:uiPriority="59"/>
-    <w:lsdException w:name="Table Theme" w:semiHidden="1" w:unhideWhenUsed="1"/>
-    <w:lsdException w:name="Placeholder Text" w:semiHidden="1"/>
-    <w:lsdException w:name="No Spacing" w:uiPriority="1" w:qFormat="1"/>
-    <w:lsdException w:name="Light Shading" w:uiPriority="60"/>
-    <w:lsdException w:name="Light List" w:uiPriority="61"/>
-    <w:lsdException w:name="Light Grid" w:uiPriority="62"/>
-    <w:lsdException w:name="Medium Shading 1" w:uiPriority="63"/>
-    <w:lsdException w:name="Medium Shading 2" w:uiPriority="64"/>
-    <w:lsdException w:name="Medium List 1" w:uiPriority="65"/>
-    <w:lsdException w:name="Medium List 2" w:uiPriority="66"/>
-    <w:lsdException w:name="Medium Grid 1" w:uiPriority="67"/>
-    <w:lsdException w:name="Medium Grid 2" w:uiPriority="68"/>
-    <w:lsdException w:name="Medium Grid 3" w:uiPriority="69"/>
-    <w:lsdException w:name="Dark List" w:uiPriority="70"/>
-    <w:lsdException w:name="Colorful Shading" w:uiPriority="71"/>
-    <w:lsdException w:name="Colorful List" w:uiPriority="72"/>
-    <w:lsdException w:name="Colorful Grid" w:uiPriority="73"/>
-    <w:lsdException w:name="Light Shading Accent 1" w:uiPriority="60"/>
-    <w:lsdException w:name="Light List Accent 1" w:uiPriority="61"/>
-    <w:lsdException w:name="Light Grid Accent 1" w:uiPriority="62"/>
-    <w:lsdException w:name="Medium Shading 1 Accent 1" w:uiPriority="63"/>
-    <w:lsdException w:name="Medium Shading 2 Accent 1" w:uiPriority="64"/>
-    <w:lsdException w:name="Medium List 1 Accent 1" w:uiPriority="65"/>
-    <w:lsdException w:name="Revision" w:semiHidden="1"/>
-    <w:lsdException w:name="List Paragraph" w:uiPriority="34" w:qFormat="1"/>
-    <w:lsdException w:name="Quote" w:uiPriority="29" w:qFormat="1"/>
-    <w:lsdException w:name="Intense Quote" w:uiPriority="30" w:qFormat="1"/>
-    <w:lsdException w:name="Medium List 2 Accent 1" w:uiPriority="66"/>
-    <w:lsdException w:name="Medium Grid 1 Accent 1" w:uiPriority="67"/>
-    <w:lsdException w:name="Medium Grid 2 Accent 1" w:uiPriority="68"/>
-    <w:lsdException w:name="Medium Grid 3 Accent 1" w:uiPriority="69"/>
-    <w:lsdException w:name="Dark List Accent 1" w:uiPriority="70"/>
-    <w:lsdException w:name="Colorful Shading Accent 1" w:uiPriority="71"/>
-    <w:lsdException w:name="Colorful List Accent 1" w:uiPriority="72"/>
-    <w:lsdException w:name="Colorful Grid Accent 1" w:uiPriority="73"/>
-    <w:lsdException w:name="Light Shading Accent 2" w:uiPriority="60"/>
-    <w:lsdException w:name="Light List Accent 2" w:uiPriority="61"/>
-    <w:lsdException w:name="Light Grid Accent 2" w:uiPriority="62"/>
-    <w:lsdException w:name="Medium Shading 1 Accent 2" w:uiPriority="63"/>
-    <w:lsdException w:name="Medium Shading 2 Accent 2" w:uiPriority="64"/>
-    <w:lsdException w:name="Medium List 1 Accent 2" w:uiPriority="65"/>
-    <w:lsdException w:name="Medium List 2 Accent 2" w:uiPriority="66"/>
-    <w:lsdException w:name="Medium Grid 1 Accent 2" w:uiPriority="67"/>
-    <w:lsdException w:name="Medium Grid 2 Accent 2" w:uiPriority="68"/>
-    <w:lsdException w:name="Medium Grid 3 Accent 2" w:uiPriority="69"/>
-    <w:lsdException w:name="Dark List Accent 2" w:uiPriority="70"/>
-    <w:lsdException w:name="Colorful Shading Accent 2" w:uiPriority="71"/>
-    <w:lsdException w:name="Colorful List Accent 2" w:uiPriority="72"/>
-    <w:lsdException w:name="Colorful Grid Accent 2" w:uiPriority="73"/>
-    <w:lsdException w:name="Light Shading Accent 3" w:uiPriority="60"/>
-    <w:lsdException w:name="Light List Accent 3" w:uiPriority="61"/>
-    <w:lsdException w:name="Light Grid Accent 3" w:uiPriority="62"/>
-    <w:lsdException w:name="Medium Shading 1 Accent 3" w:uiPriority="63"/>
-    <w:lsdException w:name="Medium Shading 2 Accent 3" w:uiPriority="64"/>
-    <w:lsdException w:name="Medium List 1 Accent 3" w:uiPriority="65"/>
-    <w:lsdException w:name="Medium List 2 Accent 3" w:uiPriority="66"/>
-    <w:lsdException w:name="Medium Grid 1 Accent 3" w:uiPriority="67"/>
-    <w:lsdException w:name="Medium Grid 2 Accent 3" w:uiPriority="68"/>
-    <w:lsdException w:name="Medium Grid 3 Accent 3" w:uiPriority="69"/>
-    <w:lsdException w:name="Dark List Accent 3" w:uiPriority="70"/>
-    <w:lsdException w:name="Colorful Shading Accent 3" w:uiPriority="71"/>
-    <w:lsdException w:name="Colorful List Accent 3" w:uiPriority="72"/>
-    <w:lsdException w:name="Colorful Grid Accent 3" w:uiPriority="73"/>
-    <w:lsdException w:name="Light Shading Accent 4" w:uiPriority="60"/>
-    <w:lsdException w:name="Light List Accent 4" w:uiPriority="61"/>
-    <w:lsdException w:name="Light Grid Accent 4" w:uiPriority="62"/>
-    <w:lsdException w:name="Medium Shading 1 Accent 4" w:uiPriority="63"/>
-    <w:lsdException w:name="Medium Shading 2 Accent 4" w:uiPriority="64"/>
-    <w:lsdException w:name="Medium List 1 Accent 4" w:uiPriority="65"/>
-    <w:lsdException w:name="Medium List 2 Accent 4" w:uiPriority="66"/>
-    <w:lsdException w:name="Medium Grid 1 Accent 4" w:uiPriority="67"/>
-    <w:lsdException w:name="Medium Grid 2 Accent 4" w:uiPriority="68"/>
-    <w:lsdException w:name="Medium Grid 3 Accent 4" w:uiPriority="69"/>
-    <w:lsdException w:name="Dark List Accent 4" w:uiPriority="70"/>
-    <w:lsdException w:name="Colorful Shading Accent 4" w:uiPriority="71"/>
-    <w:lsdException w:name="Colorful List Accent 4" w:uiPriority="72"/>
-    <w:lsdException w:name="Colorful Grid Accent 4" w:uiPriority="73"/>
-    <w:lsdException w:name="Light Shading Accent 5" w:uiPriority="60"/>
-    <w:lsdException w:name="Light List Accent 5" w:uiPriority="61"/>
-    <w:lsdException w:name="Light Grid Accent 5" w:uiPriority="62"/>
-    <w:lsdException w:name="Medium Shading 1 Accent 5" w:uiPriority="63"/>
-    <w:lsdException w:name="Medium Shading 2 Accent 5" w:uiPriority="64"/>
-    <w:lsdException w:name="Medium List 1 Accent 5" w:uiPriority="65"/>
-    <w:lsdException w:name="Medium List 2 Accent 5" w:uiPriority="66"/>
-    <w:lsdException w:name="Medium Grid 1 Accent 5" w:uiPriority="67"/>
-    <w:lsdException w:name="Medium Grid 2 Accent 5" w:uiPriority="68"/>
-    <w:lsdException w:name="Medium Grid 3 Accent 5" w:uiPriority="69"/>
-    <w:lsdException w:name="Dark List Accent 5" w:uiPriority="70"/>
-    <w:lsdException w:name="Colorful Shading Accent 5" w:uiPriority="71"/>
-    <w:lsdException w:name="Colorful List Accent 5" w:uiPriority="72"/>
-    <w:lsdException w:name="Colorful Grid Accent 5" w:uiPriority="73"/>
-    <w:lsdException w:name="Light Shading Accent 6" w:uiPriority="60"/>
-    <w:lsdException w:name="Light List Accent 6" w:uiPriority="61"/>
-    <w:lsdException w:name="Light Grid Accent 6" w:uiPriority="62"/>
-    <w:lsdException w:name="Medium Shading 1 Accent 6" w:uiPriority="63"/>
-    <w:lsdException w:name="Medium Shading 2 Accent 6" w:uiPriority="64"/>
-    <w:lsdException w:name="Medium List 1 Accent 6" w:uiPriority="65"/>
-    <w:lsdException w:name="Medium List 2 Accent 6" w:uiPriority="66"/>
-    <w:lsdException w:name="Medium Grid 1 Accent 6" w:uiPriority="67"/>
-    <w:lsdException w:name="Medium Grid 2 Accent 6" w:uiPriority="68"/>
-    <w:lsdException w:name="Medium Grid 3 Accent 6" w:uiPriority="69"/>
-    <w:lsdException w:name="Dark List Accent 6" w:uiPriority="70"/>
-    <w:lsdException w:name="Colorful Shading Accent 6" w:uiPriority="71"/>
-    <w:lsdException w:name="Colorful List Accent 6" w:uiPriority="72"/>
-    <w:lsdException w:name="Colorful Grid Accent 6" w:uiPriority="73"/>
-    <w:lsdException w:name="Subtle Emphasis" w:uiPriority="19" w:qFormat="1"/>
-    <w:lsdException w:name="Intense Emphasis" w:uiPriority="21" w:qFormat="1"/>
-    <w:lsdException w:name="Subtle Reference" w:uiPriority="31" w:qFormat="1"/>
-    <w:lsdException w:name="Intense Reference" w:uiPriority="32" w:qFormat="1"/>
-    <w:lsdException w:name="Book Title" w:uiPriority="33" w:qFormat="1"/>
-    <w:lsdException w:name="Bibliography" w:semiHidden="1" w:uiPriority="37" w:unhideWhenUsed="1"/>
-    <w:lsdException w:name="TOC Heading" w:semiHidden="1" w:uiPriority="39" w:unhideWhenUsed="1" w:qFormat="1"/>
-    <w:lsdException w:name="Plain Table 1" w:uiPriority="41"/>
-    <w:lsdException w:name="Plain Table 2" w:uiPriority="42"/>
-    <w:lsdException w:name="Plain Table 3" w:uiPriority="43"/>
-    <w:lsdException w:name="Plain Table 4" w:uiPriority="44"/>
-    <w:lsdException w:name="Plain Table 5" w:uiPriority="45"/>
-    <w:lsdException w:name="Grid Table Light" w:uiPriority="40"/>
-    <w:lsdException w:name="Grid Table 1 Light" w:uiPriority="46"/>
-    <w:lsdException w:name="Grid Table 2" w:uiPriority="47"/>
-    <w:lsdException w:name="Grid Table 3" w:uiPriority="48"/>
-    <w:lsdException w:name="Grid Table 4" w:uiPriority="49"/>
-    <w:lsdException w:name="Grid Table 5 Dark" w:uiPriority="50"/>
-    <w:lsdException w:name="Grid Table 6 Colorful" w:uiPriority="51"/>
-    <w:lsdException w:name="Grid Table 7 Colorful" w:uiPriority="52"/>
-    <w:lsdException w:name="Grid Table 1 Light Accent 1" w:uiPriority="46"/>
-    <w:lsdException w:name="Grid Table 2 Accent 1" w:uiPriority="47"/>
-    <w:lsdException w:name="Grid Table 3 Accent 1" w:uiPriority="48"/>
-    <w:lsdException w:name="Grid Table 4 Accent 1" w:uiPriority="49"/>
-    <w:lsdException w:name="Grid Table 5 Dark Accent 1" w:uiPriority="50"/>
-    <w:lsdException w:name="Grid Table 6 Colorful Accent 1" w:uiPriority="51"/>
-    <w:lsdException w:name="Grid Table 7 Colorful Accent 1" w:uiPriority="52"/>
-    <w:lsdException w:name="Grid Table 1 Light Accent 2" w:uiPriority="46"/>
-    <w:lsdException w:name="Grid Table 2 Accent 2" w:uiPriority="47"/>
-    <w:lsdException w:name="Grid Table 3 Accent 2" w:uiPriority="48"/>
-    <w:lsdException w:name="Grid Table 4 Accent 2" w:uiPriority="49"/>
-    <w:lsdException w:name="Grid Table 5 Dark Accent 2" w:uiPriority="50"/>
-    <w:lsdException w:name="Grid Table 6 Colorful Accent 2" w:uiPriority="51"/>
-    <w:lsdException w:name="Grid Table 7 Colorful Accent 2" w:uiPriority="52"/>
-    <w:lsdException w:name="Grid Table 1 Light Accent 3" w:uiPriority="46"/>
-    <w:lsdException w:name="Grid Table 2 Accent 3" w:uiPriority="47"/>
-    <w:lsdException w:name="Grid Table 3 Accent 3" w:uiPriority="48"/>
-    <w:lsdException w:name="Grid Table 4 Accent 3" w:uiPriority="49"/>
-    <w:lsdException w:name="Grid Table 5 Dark Accent 3" w:uiPriority="50"/>
-    <w:lsdException w:name="Grid Table 6 Colorful Accent 3" w:uiPriority="51"/>
-    <w:lsdException w:name="Grid Table 7 Colorful Accent 3" w:uiPriority="52"/>
-    <w:lsdException w:name="Grid Table 1 Light Accent 4" w:uiPriority="46"/>
-    <w:lsdException w:name="Grid Table 2 Accent 4" w:uiPriority="47"/>
-    <w:lsdException w:name="Grid Table 3 Accent 4" w:uiPriority="48"/>
-    <w:lsdException w:name="Grid Table 4 Accent 4" w:uiPriority="49"/>
-    <w:lsdException w:name="Grid Table 5 Dark Accent 4" w:uiPriority="50"/>
-    <w:lsdException w:name="Grid Table 6 Colorful Accent 4" w:uiPriority="51"/>
-    <w:lsdException w:name="Grid Table 7 Colorful Accent 4" w:uiPriority="52"/>
-    <w:lsdException w:name="Grid Table 1 Light Accent 5" w:uiPriority="46"/>
-    <w:lsdException w:name="Grid Table 2 Accent 5" w:uiPriority="47"/>
-    <w:lsdException w:name="Grid Table 3 Accent 5" w:uiPriority="48"/>
-    <w:lsdException w:name="Grid Table 4 Accent 5" w:uiPriority="49"/>
-    <w:lsdException w:name="Grid Table 5 Dark Accent 5" w:uiPriority="50"/>
-    <w:lsdException w:name="Grid Table 6 Colorful Accent 5" w:uiPriority="51"/>
-    <w:lsdException w:name="Grid Table 7 Colorful Accent 5" w:uiPriority="52"/>
-    <w:lsdException w:name="Grid Table 1 Light Accent 6" w:uiPriority="46"/>
-    <w:lsdException w:name="Grid Table 2 Accent 6" w:uiPriority="47"/>
-    <w:lsdException w:name="Grid Table 3 Accent 6" w:uiPriority="48"/>
-    <w:lsdException w:name="Grid Table 4 Accent 6" w:uiPriority="49"/>
-    <w:lsdException w:name="Grid Table 5 Dark Accent 6" w:uiPriority="50"/>
-    <w:lsdException w:name="Grid Table 6 Colorful Accent 6" w:uiPriority="51"/>
-    <w:lsdException w:name="Grid Table 7 Colorful Accent 6" w:uiPriority="52"/>
-    <w:lsdException w:name="List Table 1 Light" w:uiPriority="46"/>
-    <w:lsdException w:name="List Table 2" w:uiPriority="47"/>
-    <w:lsdException w:name="List Table 3" w:uiPriority="48"/>
-    <w:lsdException w:name="List Table 4" w:uiPriority="49"/>
-    <w:lsdException w:name="List Table 5 Dark" w:uiPriority="50"/>
-    <w:lsdException w:name="List Table 6 Colorful" w:uiPriority="51"/>
-    <w:lsdException w:name="List Table 7 Colorful" w:uiPriority="52"/>
-    <w:lsdException w:name="List Table 1 Light Accent 1" w:uiPriority="46"/>
-    <w:lsdException w:name="List Table 2 Accent 1" w:uiPriority="47"/>
-    <w:lsdException w:name="List Table 3 Accent 1" w:uiPriority="48"/>
-    <w:lsdException w:name="List Table 4 Accent 1" w:uiPriority="49"/>
-    <w:lsdException w:name="List Table 5 Dark Accent 1" w:uiPriority="50"/>
-    <w:lsdException w:name="List Table 6 Colorful Accent 1" w:uiPriority="51"/>
-    <w:lsdException w:name="List Table 7 Colorful Accent 1" w:uiPriority="52"/>
-    <w:lsdException w:name="List Table 1 Light Accent 2" w:uiPriority="46"/>
-    <w:lsdException w:name="List Table 2 Accent 2" w:uiPriority="47"/>
-    <w:lsdException w:name="List Table 3 Accent 2" w:uiPriority="48"/>
-    <w:lsdException w:name="List Table 4 Accent 2" w:uiPriority="49"/>
-    <w:lsdException w:name="List Table 5 Dark Accent 2" w:uiPriority="50"/>
-    <w:lsdException w:name="List Table 6 Colorful Accent 2" w:uiPriority="51"/>
-    <w:lsdException w:name="List Table 7 Colorful Accent 2" w:uiPriority="52"/>
-    <w:lsdException w:name="List Table 1 Light Accent 3" w:uiPriority="46"/>
-    <w:lsdException w:name="List Table 2 Accent 3" w:uiPriority="47"/>
-    <w:lsdException w:name="List Table 3 Accent 3" w:uiPriority="48"/>
-    <w:lsdException w:name="List Table 4 Accent 3" w:uiPriority="49"/>
-    <w:lsdException w:name="List Table 5 Dark Accent 3" w:uiPriority="50"/>
-    <w:lsdException w:name="List Table 6 Colorful Accent 3" w:uiPriority="51"/>
-    <w:lsdException w:name="List Table 7 Colorful Accent 3" w:uiPriority="52"/>
-    <w:lsdException w:name="List Table 1 Light Accent 4" w:uiPriority="46"/>
-    <w:lsdException w:name="List Table 2 Accent 4" w:uiPriority="47"/>
-    <w:lsdException w:name="List Table 3 Accent 4" w:uiPriority="48"/>
-    <w:lsdException w:name="List Table 4 Accent 4" w:uiPriority="49"/>
-    <w:lsdException w:name="List Table 5 Dark Accent 4" w:uiPriority="50"/>
-    <w:lsdException w:name="List Table 6 Colorful Accent 4" w:uiPriority="51"/>
-    <w:lsdException w:name="List Table 7 Colorful Accent 4" w:uiPriority="52"/>
-    <w:lsdException w:name="List Table 1 Light Accent 5" w:uiPriority="46"/>
-    <w:lsdException w:name="List Table 2 Accent 5" w:uiPriority="47"/>
-    <w:lsdException w:name="List Table 3 Accent 5" w:uiPriority="48"/>
-    <w:lsdException w:name="List Table 4 Accent 5" w:uiPriority="49"/>
-    <w:lsdException w:name="List Table 5 Dark Accent 5" w:uiPriority="50"/>
-    <w:lsdException w:name="List Table 6 Colorful Accent 5" w:uiPriority="51"/>
-    <w:lsdException w:name="List Table 7 Colorful Accent 5" w:uiPriority="52"/>
-    <w:lsdException w:name="List Table 1 Light Accent 6" w:uiPriority="46"/>
-    <w:lsdException w:name="List Table 2 Accent 6" w:uiPriority="47"/>
-    <w:lsdException w:name="List Table 3 Accent 6" w:uiPriority="48"/>
-    <w:lsdException w:name="List Table 4 Accent 6" w:uiPriority="49"/>
-    <w:lsdException w:name="List Table 5 Dark Accent 6" w:uiPriority="50"/>
-    <w:lsdException w:name="List Table 6 Colorful Accent 6" w:uiPriority="51"/>
-    <w:lsdException w:name="List Table 7 Colorful Accent 6" w:uiPriority="52"/>
-    <w:lsdException w:name="Mention" w:semiHidden="1" w:unhideWhenUsed="1"/>
-    <w:lsdException w:name="Smart Hyperlink" w:semiHidden="1" w:unhideWhenUsed="1"/>
-    <w:lsdException w:name="Hashtag" w:semiHidden="1" w:unhideWhenUsed="1"/>
-    <w:lsdException w:name="Unresolved Mention" w:semiHidden="1" w:unhideWhenUsed="1"/>
-    <w:lsdException w:name="Smart Link" w:semiHidden="1" w:unhideWhenUsed="1"/>
+  <w:latentStyles w:count="260" w:defQFormat="0" w:defUnhideWhenUsed="1" w:defSemiHidden="1" w:defUIPriority="99" w:defLockedState="0">
+    <w:lsdException w:qFormat="1" w:unhideWhenUsed="0" w:uiPriority="0" w:semiHidden="0" w:name="Normal"/>
+    <w:lsdException w:qFormat="1" w:unhideWhenUsed="0" w:uiPriority="9" w:semiHidden="0" w:name="heading 1"/>
+    <w:lsdException w:qFormat="1" w:uiPriority="9" w:name="heading 2"/>
+    <w:lsdException w:qFormat="1" w:uiPriority="9" w:name="heading 3"/>
+    <w:lsdException w:qFormat="1" w:uiPriority="9" w:name="heading 4"/>
+    <w:lsdException w:qFormat="1" w:uiPriority="9" w:name="heading 5"/>
+    <w:lsdException w:qFormat="1" w:uiPriority="9" w:name="heading 6"/>
+    <w:lsdException w:qFormat="1" w:uiPriority="9" w:name="heading 7"/>
+    <w:lsdException w:qFormat="1" w:uiPriority="9" w:name="heading 8"/>
+    <w:lsdException w:qFormat="1" w:uiPriority="9" w:name="heading 9"/>
+    <w:lsdException w:uiPriority="99" w:name="index 1"/>
+    <w:lsdException w:uiPriority="99" w:name="index 2"/>
+    <w:lsdException w:uiPriority="99" w:name="index 3"/>
+    <w:lsdException w:uiPriority="99" w:name="index 4"/>
+    <w:lsdException w:uiPriority="99" w:name="index 5"/>
+    <w:lsdException w:uiPriority="99" w:name="index 6"/>
+    <w:lsdException w:uiPriority="99" w:name="index 7"/>
+    <w:lsdException w:uiPriority="99" w:name="index 8"/>
+    <w:lsdException w:uiPriority="99" w:name="index 9"/>
+    <w:lsdException w:uiPriority="39" w:name="toc 1"/>
+    <w:lsdException w:uiPriority="39" w:name="toc 2"/>
+    <w:lsdException w:uiPriority="39" w:name="toc 3"/>
+    <w:lsdException w:uiPriority="39" w:name="toc 4"/>
+    <w:lsdException w:uiPriority="39" w:name="toc 5"/>
+    <w:lsdException w:uiPriority="39" w:name="toc 6"/>
+    <w:lsdException w:uiPriority="39" w:name="toc 7"/>
+    <w:lsdException w:uiPriority="39" w:name="toc 8"/>
+    <w:lsdException w:uiPriority="39" w:name="toc 9"/>
+    <w:lsdException w:uiPriority="99" w:name="Normal Indent"/>
+    <w:lsdException w:uiPriority="99" w:name="footnote text"/>
+    <w:lsdException w:uiPriority="99" w:name="annotation text"/>
+    <w:lsdException w:uiPriority="99" w:semiHidden="0" w:name="header"/>
+    <w:lsdException w:uiPriority="99" w:semiHidden="0" w:name="footer"/>
+    <w:lsdException w:uiPriority="99" w:name="index heading"/>
+    <w:lsdException w:qFormat="1" w:uiPriority="35" w:name="caption"/>
+    <w:lsdException w:uiPriority="99" w:name="table of figures"/>
+    <w:lsdException w:uiPriority="99" w:name="envelope address"/>
+    <w:lsdException w:uiPriority="99" w:name="envelope return"/>
+    <w:lsdException w:uiPriority="99" w:name="footnote reference"/>
+    <w:lsdException w:uiPriority="99" w:name="annotation reference"/>
+    <w:lsdException w:uiPriority="99" w:name="line number"/>
+    <w:lsdException w:uiPriority="99" w:name="page number"/>
+    <w:lsdException w:uiPriority="99" w:name="endnote reference"/>
+    <w:lsdException w:uiPriority="99" w:name="endnote text"/>
+    <w:lsdException w:uiPriority="99" w:name="table of authorities"/>
+    <w:lsdException w:uiPriority="99" w:name="macro"/>
+    <w:lsdException w:uiPriority="99" w:name="toa heading"/>
+    <w:lsdException w:uiPriority="99" w:name="List"/>
+    <w:lsdException w:uiPriority="99" w:name="List Bullet"/>
+    <w:lsdException w:uiPriority="99" w:name="List Number"/>
+    <w:lsdException w:uiPriority="99" w:name="List 2"/>
+    <w:lsdException w:uiPriority="99" w:name="List 3"/>
+    <w:lsdException w:uiPriority="99" w:name="List 4"/>
+    <w:lsdException w:uiPriority="99" w:name="List 5"/>
+    <w:lsdException w:uiPriority="99" w:name="List Bullet 2"/>
+    <w:lsdException w:uiPriority="99" w:name="List Bullet 3"/>
+    <w:lsdException w:uiPriority="99" w:name="List Bullet 4"/>
+    <w:lsdException w:uiPriority="99" w:name="List Bullet 5"/>
+    <w:lsdException w:uiPriority="99" w:name="List Number 2"/>
+    <w:lsdException w:uiPriority="99" w:name="List Number 3"/>
+    <w:lsdException w:uiPriority="99" w:name="List Number 4"/>
+    <w:lsdException w:uiPriority="99" w:name="List Number 5"/>
+    <w:lsdException w:qFormat="1" w:unhideWhenUsed="0" w:uiPriority="10" w:semiHidden="0" w:name="Title"/>
+    <w:lsdException w:uiPriority="99" w:name="Closing"/>
+    <w:lsdException w:uiPriority="99" w:name="Signature"/>
+    <w:lsdException w:uiPriority="1" w:name="Default Paragraph Font"/>
+    <w:lsdException w:uiPriority="99" w:name="Body Text"/>
+    <w:lsdException w:uiPriority="99" w:name="Body Text Indent"/>
+    <w:lsdException w:uiPriority="99" w:name="List Continue"/>
+    <w:lsdException w:uiPriority="99" w:name="List Continue 2"/>
+    <w:lsdException w:uiPriority="99" w:name="List Continue 3"/>
+    <w:lsdException w:uiPriority="99" w:name="List Continue 4"/>
+    <w:lsdException w:uiPriority="99" w:name="List Continue 5"/>
+    <w:lsdException w:uiPriority="99" w:name="Message Header"/>
+    <w:lsdException w:qFormat="1" w:unhideWhenUsed="0" w:uiPriority="11" w:semiHidden="0" w:name="Subtitle"/>
+    <w:lsdException w:uiPriority="99" w:name="Salutation"/>
+    <w:lsdException w:uiPriority="99" w:name="Date"/>
+    <w:lsdException w:uiPriority="99" w:name="Body Text First Indent"/>
+    <w:lsdException w:uiPriority="99" w:name="Body Text First Indent 2"/>
+    <w:lsdException w:uiPriority="99" w:name="Note Heading"/>
+    <w:lsdException w:uiPriority="99" w:name="Body Text 2"/>
+    <w:lsdException w:uiPriority="99" w:name="Body Text 3"/>
+    <w:lsdException w:uiPriority="99" w:name="Body Text Indent 2"/>
+    <w:lsdException w:uiPriority="99" w:name="Body Text Indent 3"/>
+    <w:lsdException w:uiPriority="99" w:name="Block Text"/>
+    <w:lsdException w:uiPriority="99" w:name="Hyperlink"/>
+    <w:lsdException w:uiPriority="99" w:name="FollowedHyperlink"/>
+    <w:lsdException w:qFormat="1" w:unhideWhenUsed="0" w:uiPriority="22" w:semiHidden="0" w:name="Strong"/>
+    <w:lsdException w:qFormat="1" w:unhideWhenUsed="0" w:uiPriority="20" w:semiHidden="0" w:name="Emphasis"/>
+    <w:lsdException w:uiPriority="99" w:name="Document Map"/>
+    <w:lsdException w:uiPriority="99" w:name="Plain Text"/>
+    <w:lsdException w:uiPriority="99" w:name="E-mail Signature"/>
+    <w:lsdException w:uiPriority="99" w:name="Normal (Web)"/>
+    <w:lsdException w:uiPriority="99" w:name="HTML Acronym"/>
+    <w:lsdException w:uiPriority="99" w:name="HTML Address"/>
+    <w:lsdException w:uiPriority="99" w:name="HTML Cite"/>
+    <w:lsdException w:uiPriority="99" w:name="HTML Code"/>
+    <w:lsdException w:uiPriority="99" w:name="HTML Definition"/>
+    <w:lsdException w:uiPriority="99" w:name="HTML Keyboard"/>
+    <w:lsdException w:uiPriority="99" w:name="HTML Preformatted"/>
+    <w:lsdException w:uiPriority="99" w:name="HTML Sample"/>
+    <w:lsdException w:uiPriority="99" w:name="HTML Typewriter"/>
+    <w:lsdException w:uiPriority="99" w:name="HTML Variable"/>
+    <w:lsdException w:uiPriority="99" w:name="Normal Table"/>
+    <w:lsdException w:uiPriority="99" w:name="annotation subject"/>
+    <w:lsdException w:uiPriority="99" w:name="Table Simple 1"/>
+    <w:lsdException w:uiPriority="99" w:name="Table Simple 2"/>
+    <w:lsdException w:uiPriority="99" w:name="Table Simple 3"/>
+    <w:lsdException w:uiPriority="99" w:name="Table Classic 1"/>
+    <w:lsdException w:uiPriority="99" w:name="Table Classic 2"/>
+    <w:lsdException w:uiPriority="99" w:name="Table Classic 3"/>
+    <w:lsdException w:uiPriority="99" w:name="Table Classic 4"/>
+    <w:lsdException w:uiPriority="99" w:name="Table Colorful 1"/>
+    <w:lsdException w:uiPriority="99" w:name="Table Colorful 2"/>
+    <w:lsdException w:uiPriority="99" w:name="Table Colorful 3"/>
+    <w:lsdException w:uiPriority="99" w:name="Table Columns 1"/>
+    <w:lsdException w:uiPriority="99" w:name="Table Columns 2"/>
+    <w:lsdException w:uiPriority="99" w:name="Table Columns 3"/>
+    <w:lsdException w:uiPriority="99" w:name="Table Columns 4"/>
+    <w:lsdException w:uiPriority="99" w:name="Table Columns 5"/>
+    <w:lsdException w:uiPriority="99" w:name="Table Grid 1"/>
+    <w:lsdException w:uiPriority="99" w:name="Table Grid 2"/>
+    <w:lsdException w:uiPriority="99" w:name="Table Grid 3"/>
+    <w:lsdException w:uiPriority="99" w:name="Table Grid 4"/>
+    <w:lsdException w:uiPriority="99" w:name="Table Grid 5"/>
+    <w:lsdException w:uiPriority="99" w:name="Table Grid 6"/>
+    <w:lsdException w:uiPriority="99" w:name="Table Grid 7"/>
+    <w:lsdException w:uiPriority="99" w:name="Table Grid 8"/>
+    <w:lsdException w:uiPriority="99" w:name="Table List 1"/>
+    <w:lsdException w:uiPriority="99" w:name="Table List 2"/>
+    <w:lsdException w:uiPriority="99" w:name="Table List 3"/>
+    <w:lsdException w:uiPriority="99" w:name="Table List 4"/>
+    <w:lsdException w:uiPriority="99" w:name="Table List 5"/>
+    <w:lsdException w:uiPriority="99" w:name="Table List 6"/>
+    <w:lsdException w:uiPriority="99" w:name="Table List 7"/>
+    <w:lsdException w:uiPriority="99" w:name="Table List 8"/>
+    <w:lsdException w:uiPriority="99" w:name="Table 3D effects 1"/>
+    <w:lsdException w:uiPriority="99" w:name="Table 3D effects 2"/>
+    <w:lsdException w:uiPriority="99" w:name="Table 3D effects 3"/>
+    <w:lsdException w:uiPriority="99" w:name="Table Contemporary"/>
+    <w:lsdException w:uiPriority="99" w:name="Table Elegant"/>
+    <w:lsdException w:uiPriority="99" w:name="Table Professional"/>
+    <w:lsdException w:uiPriority="99" w:name="Table Subtle 1"/>
+    <w:lsdException w:uiPriority="99" w:name="Table Subtle 2"/>
+    <w:lsdException w:uiPriority="99" w:name="Table Web 1"/>
+    <w:lsdException w:uiPriority="99" w:name="Table Web 2"/>
+    <w:lsdException w:uiPriority="99" w:name="Table Web 3"/>
+    <w:lsdException w:uiPriority="99" w:name="Balloon Text"/>
+    <w:lsdException w:unhideWhenUsed="0" w:uiPriority="59" w:semiHidden="0" w:name="Table Grid"/>
+    <w:lsdException w:uiPriority="99" w:name="Table Theme"/>
+    <w:lsdException w:unhideWhenUsed="0" w:uiPriority="60" w:semiHidden="0" w:name="Light Shading"/>
+    <w:lsdException w:unhideWhenUsed="0" w:uiPriority="61" w:semiHidden="0" w:name="Light List"/>
+    <w:lsdException w:unhideWhenUsed="0" w:uiPriority="62" w:semiHidden="0" w:name="Light Grid"/>
+    <w:lsdException w:unhideWhenUsed="0" w:uiPriority="63" w:semiHidden="0" w:name="Medium Shading 1"/>
+    <w:lsdException w:unhideWhenUsed="0" w:uiPriority="64" w:semiHidden="0" w:name="Medium Shading 2"/>
+    <w:lsdException w:unhideWhenUsed="0" w:uiPriority="65" w:semiHidden="0" w:name="Medium List 1"/>
+    <w:lsdException w:unhideWhenUsed="0" w:uiPriority="66" w:semiHidden="0" w:name="Medium List 2"/>
+    <w:lsdException w:unhideWhenUsed="0" w:uiPriority="67" w:semiHidden="0" w:name="Medium Grid 1"/>
+    <w:lsdException w:unhideWhenUsed="0" w:uiPriority="68" w:semiHidden="0" w:name="Medium Grid 2"/>
+    <w:lsdException w:unhideWhenUsed="0" w:uiPriority="69" w:semiHidden="0" w:name="Medium Grid 3"/>
+    <w:lsdException w:unhideWhenUsed="0" w:uiPriority="70" w:semiHidden="0" w:name="Dark List"/>
+    <w:lsdException w:unhideWhenUsed="0" w:uiPriority="71" w:semiHidden="0" w:name="Colorful Shading"/>
+    <w:lsdException w:unhideWhenUsed="0" w:uiPriority="72" w:semiHidden="0" w:name="Colorful List"/>
+    <w:lsdException w:unhideWhenUsed="0" w:uiPriority="73" w:semiHidden="0" w:name="Colorful Grid"/>
+    <w:lsdException w:unhideWhenUsed="0" w:uiPriority="60" w:semiHidden="0" w:name="Light Shading Accent 1"/>
+    <w:lsdException w:unhideWhenUsed="0" w:uiPriority="61" w:semiHidden="0" w:name="Light List Accent 1"/>
+    <w:lsdException w:unhideWhenUsed="0" w:uiPriority="62" w:semiHidden="0" w:name="Light Grid Accent 1"/>
+    <w:lsdException w:unhideWhenUsed="0" w:uiPriority="63" w:semiHidden="0" w:name="Medium Shading 1 Accent 1"/>
+    <w:lsdException w:unhideWhenUsed="0" w:uiPriority="64" w:semiHidden="0" w:name="Medium Shading 2 Accent 1"/>
+    <w:lsdException w:unhideWhenUsed="0" w:uiPriority="65" w:semiHidden="0" w:name="Medium List 1 Accent 1"/>
+    <w:lsdException w:qFormat="1" w:unhideWhenUsed="0" w:uiPriority="34" w:semiHidden="0" w:name="List Paragraph"/>
+    <w:lsdException w:unhideWhenUsed="0" w:uiPriority="66" w:semiHidden="0" w:name="Medium List 2 Accent 1"/>
+    <w:lsdException w:unhideWhenUsed="0" w:uiPriority="67" w:semiHidden="0" w:name="Medium Grid 1 Accent 1"/>
+    <w:lsdException w:unhideWhenUsed="0" w:uiPriority="68" w:semiHidden="0" w:name="Medium Grid 2 Accent 1"/>
+    <w:lsdException w:unhideWhenUsed="0" w:uiPriority="69" w:semiHidden="0" w:name="Medium Grid 3 Accent 1"/>
+    <w:lsdException w:unhideWhenUsed="0" w:uiPriority="70" w:semiHidden="0" w:name="Dark List Accent 1"/>
+    <w:lsdException w:unhideWhenUsed="0" w:uiPriority="71" w:semiHidden="0" w:name="Colorful Shading Accent 1"/>
+    <w:lsdException w:unhideWhenUsed="0" w:uiPriority="72" w:semiHidden="0" w:name="Colorful List Accent 1"/>
+    <w:lsdException w:unhideWhenUsed="0" w:uiPriority="73" w:semiHidden="0" w:name="Colorful Grid Accent 1"/>
+    <w:lsdException w:unhideWhenUsed="0" w:uiPriority="60" w:semiHidden="0" w:name="Light Shading Accent 2"/>
+    <w:lsdException w:unhideWhenUsed="0" w:uiPriority="61" w:semiHidden="0" w:name="Light List Accent 2"/>
+    <w:lsdException w:unhideWhenUsed="0" w:uiPriority="62" w:semiHidden="0" w:name="Light Grid Accent 2"/>
+    <w:lsdException w:unhideWhenUsed="0" w:uiPriority="63" w:semiHidden="0" w:name="Medium Shading 1 Accent 2"/>
+    <w:lsdException w:unhideWhenUsed="0" w:uiPriority="64" w:semiHidden="0" w:name="Medium Shading 2 Accent 2"/>
+    <w:lsdException w:unhideWhenUsed="0" w:uiPriority="65" w:semiHidden="0" w:name="Medium List 1 Accent 2"/>
+    <w:lsdException w:unhideWhenUsed="0" w:uiPriority="66" w:semiHidden="0" w:name="Medium List 2 Accent 2"/>
+    <w:lsdException w:unhideWhenUsed="0" w:uiPriority="67" w:semiHidden="0" w:name="Medium Grid 1 Accent 2"/>
+    <w:lsdException w:unhideWhenUsed="0" w:uiPriority="68" w:semiHidden="0" w:name="Medium Grid 2 Accent 2"/>
+    <w:lsdException w:unhideWhenUsed="0" w:uiPriority="69" w:semiHidden="0" w:name="Medium Grid 3 Accent 2"/>
+    <w:lsdException w:unhideWhenUsed="0" w:uiPriority="70" w:semiHidden="0" w:name="Dark List Accent 2"/>
+    <w:lsdException w:unhideWhenUsed="0" w:uiPriority="71" w:semiHidden="0" w:name="Colorful Shading Accent 2"/>
+    <w:lsdException w:unhideWhenUsed="0" w:uiPriority="72" w:semiHidden="0" w:name="Colorful List Accent 2"/>
+    <w:lsdException w:unhideWhenUsed="0" w:uiPriority="73" w:semiHidden="0" w:name="Colorful Grid Accent 2"/>
+    <w:lsdException w:unhideWhenUsed="0" w:uiPriority="60" w:semiHidden="0" w:name="Light Shading Accent 3"/>
+    <w:lsdException w:unhideWhenUsed="0" w:uiPriority="61" w:semiHidden="0" w:name="Light List Accent 3"/>
+    <w:lsdException w:unhideWhenUsed="0" w:uiPriority="62" w:semiHidden="0" w:name="Light Grid Accent 3"/>
+    <w:lsdException w:unhideWhenUsed="0" w:uiPriority="63" w:semiHidden="0" w:name="Medium Shading 1 Accent 3"/>
+    <w:lsdException w:unhideWhenUsed="0" w:uiPriority="64" w:semiHidden="0" w:name="Medium Shading 2 Accent 3"/>
+    <w:lsdException w:unhideWhenUsed="0" w:uiPriority="65" w:semiHidden="0" w:name="Medium List 1 Accent 3"/>
+    <w:lsdException w:unhideWhenUsed="0" w:uiPriority="66" w:semiHidden="0" w:name="Medium List 2 Accent 3"/>
+    <w:lsdException w:unhideWhenUsed="0" w:uiPriority="67" w:semiHidden="0" w:name="Medium Grid 1 Accent 3"/>
+    <w:lsdException w:unhideWhenUsed="0" w:uiPriority="68" w:semiHidden="0" w:name="Medium Grid 2 Accent 3"/>
+    <w:lsdException w:unhideWhenUsed="0" w:uiPriority="69" w:semiHidden="0" w:name="Medium Grid 3 Accent 3"/>
+    <w:lsdException w:unhideWhenUsed="0" w:uiPriority="70" w:semiHidden="0" w:name="Dark List Accent 3"/>
+    <w:lsdException w:unhideWhenUsed="0" w:uiPriority="71" w:semiHidden="0" w:name="Colorful Shading Accent 3"/>
+    <w:lsdException w:unhideWhenUsed="0" w:uiPriority="72" w:semiHidden="0" w:name="Colorful List Accent 3"/>
+    <w:lsdException w:unhideWhenUsed="0" w:uiPriority="73" w:semiHidden="0" w:name="Colorful Grid Accent 3"/>
+    <w:lsdException w:unhideWhenUsed="0" w:uiPriority="60" w:semiHidden="0" w:name="Light Shading Accent 4"/>
+    <w:lsdException w:unhideWhenUsed="0" w:uiPriority="61" w:semiHidden="0" w:name="Light List Accent 4"/>
+    <w:lsdException w:unhideWhenUsed="0" w:uiPriority="62" w:semiHidden="0" w:name="Light Grid Accent 4"/>
+    <w:lsdException w:unhideWhenUsed="0" w:uiPriority="63" w:semiHidden="0" w:name="Medium Shading 1 Accent 4"/>
+    <w:lsdException w:unhideWhenUsed="0" w:uiPriority="64" w:semiHidden="0" w:name="Medium Shading 2 Accent 4"/>
+    <w:lsdException w:unhideWhenUsed="0" w:uiPriority="65" w:semiHidden="0" w:name="Medium List 1 Accent 4"/>
+    <w:lsdException w:unhideWhenUsed="0" w:uiPriority="66" w:semiHidden="0" w:name="Medium List 2 Accent 4"/>
+    <w:lsdException w:unhideWhenUsed="0" w:uiPriority="67" w:semiHidden="0" w:name="Medium Grid 1 Accent 4"/>
+    <w:lsdException w:unhideWhenUsed="0" w:uiPriority="68" w:semiHidden="0" w:name="Medium Grid 2 Accent 4"/>
+    <w:lsdException w:unhideWhenUsed="0" w:uiPriority="69" w:semiHidden="0" w:name="Medium Grid 3 Accent 4"/>
+    <w:lsdException w:unhideWhenUsed="0" w:uiPriority="70" w:semiHidden="0" w:name="Dark List Accent 4"/>
+    <w:lsdException w:unhideWhenUsed="0" w:uiPriority="71" w:semiHidden="0" w:name="Colorful Shading Accent 4"/>
+    <w:lsdException w:unhideWhenUsed="0" w:uiPriority="72" w:semiHidden="0" w:name="Colorful List Accent 4"/>
+    <w:lsdException w:unhideWhenUsed="0" w:uiPriority="73" w:semiHidden="0" w:name="Colorful Grid Accent 4"/>
+    <w:lsdException w:unhideWhenUsed="0" w:uiPriority="60" w:semiHidden="0" w:name="Light Shading Accent 5"/>
+    <w:lsdException w:unhideWhenUsed="0" w:uiPriority="61" w:semiHidden="0" w:name="Light List Accent 5"/>
+    <w:lsdException w:unhideWhenUsed="0" w:uiPriority="62" w:semiHidden="0" w:name="Light Grid Accent 5"/>
+    <w:lsdException w:unhideWhenUsed="0" w:uiPriority="63" w:semiHidden="0" w:name="Medium Shading 1 Accent 5"/>
+    <w:lsdException w:unhideWhenUsed="0" w:uiPriority="64" w:semiHidden="0" w:name="Medium Shading 2 Accent 5"/>
+    <w:lsdException w:unhideWhenUsed="0" w:uiPriority="65" w:semiHidden="0" w:name="Medium List 1 Accent 5"/>
+    <w:lsdException w:unhideWhenUsed="0" w:uiPriority="66" w:semiHidden="0" w:name="Medium List 2 Accent 5"/>
+    <w:lsdException w:unhideWhenUsed="0" w:uiPriority="67" w:semiHidden="0" w:name="Medium Grid 1 Accent 5"/>
+    <w:lsdException w:unhideWhenUsed="0" w:uiPriority="68" w:semiHidden="0" w:name="Medium Grid 2 Accent 5"/>
+    <w:lsdException w:unhideWhenUsed="0" w:uiPriority="69" w:semiHidden="0" w:name="Medium Grid 3 Accent 5"/>
+    <w:lsdException w:unhideWhenUsed="0" w:uiPriority="70" w:semiHidden="0" w:name="Dark List Accent 5"/>
+    <w:lsdException w:unhideWhenUsed="0" w:uiPriority="71" w:semiHidden="0" w:name="Colorful Shading Accent 5"/>
+    <w:lsdException w:unhideWhenUsed="0" w:uiPriority="72" w:semiHidden="0" w:name="Colorful List Accent 5"/>
+    <w:lsdException w:unhideWhenUsed="0" w:uiPriority="73" w:semiHidden="0" w:name="Colorful Grid Accent 5"/>
+    <w:lsdException w:unhideWhenUsed="0" w:uiPriority="60" w:semiHidden="0" w:name="Light Shading Accent 6"/>
+    <w:lsdException w:unhideWhenUsed="0" w:uiPriority="61" w:semiHidden="0" w:name="Light List Accent 6"/>
+    <w:lsdException w:unhideWhenUsed="0" w:uiPriority="62" w:semiHidden="0" w:name="Light Grid Accent 6"/>
+    <w:lsdException w:unhideWhenUsed="0" w:uiPriority="63" w:semiHidden="0" w:name="Medium Shading 1 Accent 6"/>
+    <w:lsdException w:unhideWhenUsed="0" w:uiPriority="64" w:semiHidden="0" w:name="Medium Shading 2 Accent 6"/>
+    <w:lsdException w:unhideWhenUsed="0" w:uiPriority="65" w:semiHidden="0" w:name="Medium List 1 Accent 6"/>
+    <w:lsdException w:unhideWhenUsed="0" w:uiPriority="66" w:semiHidden="0" w:name="Medium List 2 Accent 6"/>
+    <w:lsdException w:unhideWhenUsed="0" w:uiPriority="67" w:semiHidden="0" w:name="Medium Grid 1 Accent 6"/>
+    <w:lsdException w:unhideWhenUsed="0" w:uiPriority="68" w:semiHidden="0" w:name="Medium Grid 2 Accent 6"/>
+    <w:lsdException w:unhideWhenUsed="0" w:uiPriority="69" w:semiHidden="0" w:name="Medium Grid 3 Accent 6"/>
+    <w:lsdException w:unhideWhenUsed="0" w:uiPriority="70" w:semiHidden="0" w:name="Dark List Accent 6"/>
+    <w:lsdException w:unhideWhenUsed="0" w:uiPriority="71" w:semiHidden="0" w:name="Colorful Shading Accent 6"/>
+    <w:lsdException w:unhideWhenUsed="0" w:uiPriority="72" w:semiHidden="0" w:name="Colorful List Accent 6"/>
+    <w:lsdException w:unhideWhenUsed="0" w:uiPriority="73" w:semiHidden="0" w:name="Colorful Grid Accent 6"/>
   </w:latentStyles>
-  <w:style w:type="paragraph" w:default="1" w:styleId="Normal">
+  <w:style w:type="paragraph" w:default="1" w:styleId="1">
     <w:name w:val="Normal"/>
     <w:qFormat/>
+    <w:uiPriority w:val="0"/>
+    <w:pPr>
+      <w:spacing w:after="200" w:line="276" w:lineRule="auto"/>
+    </w:pPr>
+    <w:rPr>
+      <w:rFonts w:asciiTheme="minorHAnsi" w:hAnsiTheme="minorHAnsi" w:eastAsiaTheme="minorHAnsi" w:cstheme="minorBidi"/>
+      <w:sz w:val="22"/>
+      <w:szCs w:val="22"/>
+      <w:lang w:val="en-US" w:eastAsia="en-US" w:bidi="ar-SA"/>
+    </w:rPr>
   </w:style>
-  <w:style w:type="character" w:default="1" w:styleId="DefaultParagraphFont">
+  <w:style w:type="character" w:default="1" w:styleId="2">
     <w:name w:val="Default Paragraph Font"/>
-    <w:uiPriority w:val="1"/>
     <w:semiHidden/>
     <w:unhideWhenUsed/>
+    <w:uiPriority w:val="1"/>
   </w:style>
-  <w:style w:type="table" w:default="1" w:styleId="TableNormal">
+  <w:style w:type="table" w:default="1" w:styleId="3">
     <w:name w:val="Normal Table"/>
-    <w:uiPriority w:val="99"/>
     <w:semiHidden/>
     <w:unhideWhenUsed/>
+    <w:uiPriority w:val="99"/>
     <w:tblPr>
-      <w:tblInd w:w="0" w:type="dxa"/>
       <w:tblCellMar>
         <w:top w:w="0" w:type="dxa"/>
         <w:left w:w="108" w:type="dxa"/>
@@ -4591,75 +4218,13 @@
       </w:tblCellMar>
     </w:tblPr>
   </w:style>
-  <w:style w:type="numbering" w:default="1" w:styleId="NoList">
-    <w:name w:val="No List"/>
-    <w:uiPriority w:val="99"/>
+  <w:style w:type="paragraph" w:styleId="4">
+    <w:name w:val="Balloon Text"/>
+    <w:basedOn w:val="1"/>
+    <w:link w:val="10"/>
     <w:semiHidden/>
     <w:unhideWhenUsed/>
-  </w:style>
-  <w:style w:type="paragraph" w:styleId="Header">
-    <w:name w:val="header"/>
-    <w:basedOn w:val="Normal"/>
-    <w:link w:val="HeaderChar"/>
     <w:uiPriority w:val="99"/>
-    <w:unhideWhenUsed/>
-    <w:rsid w:val="00F23B5B"/>
-    <w:pPr>
-      <w:tabs>
-        <w:tab w:val="center" w:pos="4680"/>
-        <w:tab w:val="right" w:pos="9360"/>
-      </w:tabs>
-      <w:spacing w:after="0" w:line="240" w:lineRule="auto"/>
-    </w:pPr>
-  </w:style>
-  <w:style w:type="character" w:customStyle="1" w:styleId="HeaderChar">
-    <w:name w:val="Header Char"/>
-    <w:basedOn w:val="DefaultParagraphFont"/>
-    <w:link w:val="Header"/>
-    <w:uiPriority w:val="99"/>
-    <w:rsid w:val="00F23B5B"/>
-  </w:style>
-  <w:style w:type="paragraph" w:styleId="Footer">
-    <w:name w:val="footer"/>
-    <w:basedOn w:val="Normal"/>
-    <w:link w:val="FooterChar"/>
-    <w:uiPriority w:val="99"/>
-    <w:unhideWhenUsed/>
-    <w:rsid w:val="00F23B5B"/>
-    <w:pPr>
-      <w:tabs>
-        <w:tab w:val="center" w:pos="4680"/>
-        <w:tab w:val="right" w:pos="9360"/>
-      </w:tabs>
-      <w:spacing w:after="0" w:line="240" w:lineRule="auto"/>
-    </w:pPr>
-  </w:style>
-  <w:style w:type="character" w:customStyle="1" w:styleId="FooterChar">
-    <w:name w:val="Footer Char"/>
-    <w:basedOn w:val="DefaultParagraphFont"/>
-    <w:link w:val="Footer"/>
-    <w:uiPriority w:val="99"/>
-    <w:rsid w:val="00F23B5B"/>
-  </w:style>
-  <w:style w:type="paragraph" w:styleId="ListParagraph">
-    <w:name w:val="List Paragraph"/>
-    <w:basedOn w:val="Normal"/>
-    <w:uiPriority w:val="34"/>
-    <w:qFormat/>
-    <w:rsid w:val="00503269"/>
-    <w:pPr>
-      <w:ind w:left="720"/>
-      <w:contextualSpacing/>
-    </w:pPr>
-  </w:style>
-  <w:style w:type="paragraph" w:styleId="BalloonText">
-    <w:name w:val="Balloon Text"/>
-    <w:basedOn w:val="Normal"/>
-    <w:link w:val="BalloonTextChar"/>
-    <w:uiPriority w:val="99"/>
-    <w:semiHidden/>
-    <w:unhideWhenUsed/>
-    <w:rsid w:val="007D5FB4"/>
     <w:pPr>
       <w:spacing w:after="0" w:line="240" w:lineRule="auto"/>
     </w:pPr>
@@ -4669,24 +4234,73 @@
       <w:szCs w:val="16"/>
     </w:rPr>
   </w:style>
-  <w:style w:type="character" w:customStyle="1" w:styleId="BalloonTextChar">
+  <w:style w:type="paragraph" w:styleId="5">
+    <w:name w:val="footer"/>
+    <w:basedOn w:val="1"/>
+    <w:link w:val="8"/>
+    <w:unhideWhenUsed/>
+    <w:uiPriority w:val="99"/>
+    <w:pPr>
+      <w:tabs>
+        <w:tab w:val="center" w:pos="4680"/>
+        <w:tab w:val="right" w:pos="9360"/>
+      </w:tabs>
+      <w:spacing w:after="0" w:line="240" w:lineRule="auto"/>
+    </w:pPr>
+  </w:style>
+  <w:style w:type="paragraph" w:styleId="6">
+    <w:name w:val="header"/>
+    <w:basedOn w:val="1"/>
+    <w:link w:val="7"/>
+    <w:unhideWhenUsed/>
+    <w:uiPriority w:val="99"/>
+    <w:pPr>
+      <w:tabs>
+        <w:tab w:val="center" w:pos="4680"/>
+        <w:tab w:val="right" w:pos="9360"/>
+      </w:tabs>
+      <w:spacing w:after="0" w:line="240" w:lineRule="auto"/>
+    </w:pPr>
+  </w:style>
+  <w:style w:type="character" w:customStyle="1" w:styleId="7">
+    <w:name w:val="Header Char"/>
+    <w:basedOn w:val="2"/>
+    <w:link w:val="6"/>
+    <w:uiPriority w:val="99"/>
+  </w:style>
+  <w:style w:type="character" w:customStyle="1" w:styleId="8">
+    <w:name w:val="Footer Char"/>
+    <w:basedOn w:val="2"/>
+    <w:link w:val="5"/>
+    <w:uiPriority w:val="99"/>
+  </w:style>
+  <w:style w:type="paragraph" w:styleId="9">
+    <w:name w:val="List Paragraph"/>
+    <w:basedOn w:val="1"/>
+    <w:qFormat/>
+    <w:uiPriority w:val="34"/>
+    <w:pPr>
+      <w:ind w:left="720"/>
+      <w:contextualSpacing/>
+    </w:pPr>
+  </w:style>
+  <w:style w:type="character" w:customStyle="1" w:styleId="10">
     <w:name w:val="Balloon Text Char"/>
-    <w:basedOn w:val="DefaultParagraphFont"/>
-    <w:link w:val="BalloonText"/>
+    <w:basedOn w:val="2"/>
+    <w:link w:val="4"/>
+    <w:semiHidden/>
     <w:uiPriority w:val="99"/>
-    <w:semiHidden/>
-    <w:rsid w:val="007D5FB4"/>
     <w:rPr>
       <w:rFonts w:ascii="Tahoma" w:hAnsi="Tahoma" w:cs="Tahoma"/>
       <w:sz w:val="16"/>
       <w:szCs w:val="16"/>
     </w:rPr>
   </w:style>
-  <w:style w:type="paragraph" w:customStyle="1" w:styleId="FrameContents">
+  <w:style w:type="paragraph" w:customStyle="1" w:styleId="11">
     <w:name w:val="Frame Contents"/>
-    <w:basedOn w:val="Normal"/>
+    <w:basedOn w:val="1"/>
     <w:qFormat/>
-    <w:rsid w:val="00B705ED"/>
+    <w:uiPriority w:val="0"/>
     <w:pPr>
       <w:suppressAutoHyphens/>
     </w:pPr>
@@ -4975,18 +4589,32 @@
     </a:fmtScheme>
   </a:themeElements>
   <a:objectDefaults/>
-  <a:extraClrSchemeLst/>
 </a:theme>
 </file>
 
 <file path=customXml/item1.xml><?xml version="1.0" encoding="utf-8"?>
-<b:Sources xmlns:b="http://schemas.openxmlformats.org/officeDocument/2006/bibliography" xmlns="http://schemas.openxmlformats.org/officeDocument/2006/bibliography" SelectedStyle="\APA.XSL" StyleName="APA"/>
+<s:customData xmlns="http://www.wps.cn/officeDocument/2013/wpsCustomData" xmlns:s="http://www.wps.cn/officeDocument/2013/wpsCustomData">
+  <customSectProps/>
+  <customShpExts>
+    <customShpInfo spid="_x0000_s1026" textRotate="1"/>
+  </customShpExts>
+</s:customData>
+</file>
+
+<file path=customXml/item2.xml><?xml version="1.0" encoding="utf-8"?>
+<b:Sources xmlns:b="http://schemas.openxmlformats.org/officeDocument/2006/bibliography" xmlns="http://schemas.openxmlformats.org/officeDocument/2006/bibliography" StyleName="APA" SelectedStyle="\APA.XSL"/>
 </file>
 
 <file path=customXml/itemProps1.xml><?xml version="1.0" encoding="utf-8"?>
-<ds:datastoreItem xmlns:ds="http://schemas.openxmlformats.org/officeDocument/2006/customXml" ds:itemID="{C60EBE43-23F5-44DC-BE15-4D7ADED60C91}">
+<ds:datastoreItem xmlns:ds="http://schemas.openxmlformats.org/officeDocument/2006/customXml" ds:itemID="{B1977F7D-205B-4081-913C-38D41E755F92}">
   <ds:schemaRefs>
-    <ds:schemaRef ds:uri="http://schemas.openxmlformats.org/officeDocument/2006/bibliography"/>
+    <ds:schemaRef ds:uri="http://www.wps.cn/officeDocument/2013/wpsCustomData"/>
   </ds:schemaRefs>
 </ds:datastoreItem>
+</file>
+
+<file path=customXml/itemProps2.xml><?xml version="1.0" encoding="utf-8"?>
+<ds:datastoreItem xmlns:ds="http://schemas.openxmlformats.org/officeDocument/2006/customXml" ds:itemID="{C60EBE43-23F5-44DC-BE15-4D7ADED60C91}">
+  <ds:schemaRefs/>
+</ds:datastoreItem>
 </file>